--- a/本地运行手册.docx
+++ b/本地运行手册.docx
@@ -12,8 +12,11 @@
       </w:r>
     </w:p>
     <w:p>
+      <w:pPr>
+        <w:ind w:left="283"/>
+      </w:pPr>
       <w:r>
-        <w:t>&gt; 目标：</w:t>
+        <w:t>目标：</w:t>
       </w:r>
       <w:r>
         <w:rPr>
@@ -22,18 +25,30 @@
         <w:t>不占用 C 盘</w:t>
       </w:r>
       <w:r>
-        <w:t>，在 E 盘搭建可运行环境，跑通 Node 应用与 Java 构建/测试。</w:t>
+        <w:t>，在 E 盘搭建可运行环境，跑通 Node 应用与 Java 后端。</w:t>
       </w:r>
     </w:p>
     <w:p>
+      <w:pPr>
+        <w:ind w:left="283"/>
+      </w:pPr>
       <w:r>
-        <w:t xml:space="preserve">&gt; 实测结果：Node 应用服务正常、Java `mvn test` </w:t>
+        <w:t xml:space="preserve">实测：Node 应用服务正常（冒烟 18/18）、Java 测试 </w:t>
       </w:r>
       <w:r>
         <w:rPr>
           <w:b/>
         </w:rPr>
-        <w:t>BUILD SUCCESS（15/15 通过）</w:t>
+        <w:t>28/28 通过</w:t>
+      </w:r>
+      <w:r>
+        <w:t xml:space="preserve">、Spring Boot </w:t>
+      </w:r>
+      <w:r>
+        <w:rPr>
+          <w:b/>
+        </w:rPr>
+        <w:t>已启动并接口验证 10/10</w:t>
       </w:r>
       <w:r>
         <w:t>、C 盘零写入。</w:t>
@@ -312,7 +327,7 @@
                 <w:rFonts w:ascii="Times New Roman" w:hAnsi="Times New Roman" w:eastAsia="宋体"/>
                 <w:sz w:val="18"/>
               </w:rPr>
-              <w:t>94 MB</w:t>
+              <w:t>~110 MB</w:t>
             </w:r>
           </w:p>
         </w:tc>
@@ -386,7 +401,7 @@
                 <w:rFonts w:ascii="Times New Roman" w:hAnsi="Times New Roman" w:eastAsia="宋体"/>
                 <w:sz w:val="18"/>
               </w:rPr>
-              <w:t>合计</w:t>
+              <w:t>**合计**</w:t>
             </w:r>
           </w:p>
         </w:tc>
@@ -426,7 +441,7 @@
                 <w:rFonts w:ascii="Times New Roman" w:hAnsi="Times New Roman" w:eastAsia="宋体"/>
                 <w:sz w:val="18"/>
               </w:rPr>
-              <w:t>**约 516 MB**</w:t>
+              <w:t>**约 530 MB**</w:t>
             </w:r>
           </w:p>
         </w:tc>
@@ -448,7 +463,7 @@
         <w:pStyle w:val="Heading1"/>
       </w:pPr>
       <w:r>
-        <w:t>二、关键配置文件</w:t>
+        <w:t>二、关键文件</w:t>
       </w:r>
     </w:p>
     <w:tbl>
@@ -530,7 +545,7 @@
                 <w:rFonts w:ascii="Times New Roman" w:hAnsi="Times New Roman" w:eastAsia="宋体"/>
                 <w:sz w:val="18"/>
               </w:rPr>
-              <w:t>一键进入开发环境（临时设置 JAVA_HOME / PATH，**不改系统环境变量**）</w:t>
+              <w:t>进入开发环境（临时设置 JAVA_HOME / PATH，**不改系统环境变量**）</w:t>
             </w:r>
           </w:p>
         </w:tc>
@@ -560,7 +575,7 @@
                 <w:rFonts w:ascii="Times New Roman" w:hAnsi="Times New Roman" w:eastAsia="宋体"/>
                 <w:sz w:val="18"/>
               </w:rPr>
-              <w:t>一键启动 S1 可运行服务</w:t>
+              <w:t>一键启动 Node 应用</w:t>
             </w:r>
           </w:p>
         </w:tc>
@@ -590,7 +605,7 @@
                 <w:rFonts w:ascii="Times New Roman" w:hAnsi="Times New Roman" w:eastAsia="宋体"/>
                 <w:sz w:val="18"/>
               </w:rPr>
-              <w:t>便携 Maven 配置：依赖仓库指向 E 盘 + 阿里云镜像加速（**未覆盖 Maven 原配置**）</w:t>
+              <w:t>便携 Maven 配置：依赖仓库指向 E 盘 + 阿里云镜像（**未覆盖 Maven 原配置**）</w:t>
             </w:r>
           </w:p>
         </w:tc>
@@ -601,20 +616,7 @@
         <w:pStyle w:val="Heading1"/>
       </w:pPr>
       <w:r>
-        <w:t>三、如何运行 Node 应用（推荐，零依赖）</w:t>
-      </w:r>
-    </w:p>
-    <w:p>
-      <w:pPr>
-        <w:spacing w:line="240" w:lineRule="auto"/>
-        <w:ind w:left="283"/>
-      </w:pPr>
-      <w:r>
-        <w:rPr>
-          <w:rFonts w:ascii="Consolas" w:hAnsi="Consolas" w:eastAsia="宋体"/>
-          <w:sz w:val="18"/>
-        </w:rPr>
-        <w:t>:: 双击或命令行执行</w:t>
+        <w:t>三、运行 Node 应用（零依赖，最简单）</w:t>
       </w:r>
     </w:p>
     <w:p>
@@ -632,7 +634,7 @@
     </w:p>
     <w:p>
       <w:r>
-        <w:t>或手动：</w:t>
+        <w:t>或：</w:t>
       </w:r>
     </w:p>
     <w:p>
@@ -671,42 +673,7 @@
           <w:rFonts w:ascii="Consolas" w:hAnsi="Consolas" w:eastAsia="宋体"/>
           <w:sz w:val="18"/>
         </w:rPr>
-        <w:t>node server.js</w:t>
-      </w:r>
-    </w:p>
-    <w:p>
-      <w:r>
-        <w:t>启动后打开浏览器：</w:t>
-      </w:r>
-      <w:r>
-        <w:rPr>
-          <w:b/>
-        </w:rPr>
-        <w:t>http://127.0.0.1:3111</w:t>
-      </w:r>
-    </w:p>
-    <w:p>
-      <w:pPr>
-        <w:ind w:left="420"/>
-      </w:pPr>
-      <w:r>
-        <w:t>• 页面：会员端（约课/签到/取消/模拟爽约）+ 门店后台（风险评分、爽约预测、提成、经营摘要）</w:t>
-      </w:r>
-    </w:p>
-    <w:p>
-      <w:pPr>
-        <w:ind w:left="420"/>
-      </w:pPr>
-      <w:r>
-        <w:t>• 健康检查：`http://127.0.0.1:3111/api/health`</w:t>
-      </w:r>
-    </w:p>
-    <w:p>
-      <w:pPr>
-        <w:ind w:left="420"/>
-      </w:pPr>
-      <w:r>
-        <w:t>• 数据文件：`app/data/db.json`（可删除后自动重建种子数据）</w:t>
+        <w:t>node server.js        :: 默认 http://127.0.0.1:3111</w:t>
       </w:r>
     </w:p>
     <w:p>
@@ -714,41 +681,10 @@
         <w:rPr>
           <w:b/>
         </w:rPr>
-        <w:t>端到端冒烟测试</w:t>
+        <w:t>端到端冒烟</w:t>
       </w:r>
       <w:r>
-        <w:t>：</w:t>
-      </w:r>
-    </w:p>
-    <w:p>
-      <w:pPr>
-        <w:spacing w:line="240" w:lineRule="auto"/>
-        <w:ind w:left="283"/>
-      </w:pPr>
-      <w:r>
-        <w:rPr>
-          <w:rFonts w:ascii="Consolas" w:hAnsi="Consolas" w:eastAsia="宋体"/>
-          <w:sz w:val="18"/>
-        </w:rPr>
-        <w:t>cd /d "E:\WorkBuddy\健身房管理业务\09-代码实现与迭代\app"</w:t>
-      </w:r>
-    </w:p>
-    <w:p>
-      <w:pPr>
-        <w:spacing w:line="240" w:lineRule="auto"/>
-        <w:ind w:left="283"/>
-      </w:pPr>
-      <w:r>
-        <w:rPr>
-          <w:rFonts w:ascii="Consolas" w:hAnsi="Consolas" w:eastAsia="宋体"/>
-          <w:sz w:val="18"/>
-        </w:rPr>
-        <w:t>node smoke.js</w:t>
-      </w:r>
-    </w:p>
-    <w:p>
-      <w:r>
-        <w:t xml:space="preserve">结果：真实 HTTP 请求 </w:t>
+        <w:t xml:space="preserve">：`node smoke.js` → 真实 HTTP 请求 </w:t>
       </w:r>
       <w:r>
         <w:rPr>
@@ -757,7 +693,7 @@
         <w:t>18/18 通过</w:t>
       </w:r>
       <w:r>
-        <w:t>，报告见 `app/smoke-report.md`。</w:t>
+        <w:t>（报告 `app/smoke-report.md`）。</w:t>
       </w:r>
     </w:p>
     <w:p>
@@ -765,20 +701,15 @@
         <w:pStyle w:val="Heading1"/>
       </w:pPr>
       <w:r>
-        <w:t>四、如何构建与测试 Java 后端</w:t>
+        <w:t>四、运行 Java 后端（Spring Boot + H2，无需安装数据库）</w:t>
       </w:r>
     </w:p>
     <w:p>
       <w:pPr>
-        <w:spacing w:line="240" w:lineRule="auto"/>
-        <w:ind w:left="283"/>
+        <w:pStyle w:val="Heading2"/>
       </w:pPr>
       <w:r>
-        <w:rPr>
-          <w:rFonts w:ascii="Consolas" w:hAnsi="Consolas" w:eastAsia="宋体"/>
-          <w:sz w:val="18"/>
-        </w:rPr>
-        <w:t>:: 1) 进入环境（务必先执行）</w:t>
+        <w:t>4.1 构建与测试</w:t>
       </w:r>
     </w:p>
     <w:p>
@@ -792,32 +723,6 @@
           <w:sz w:val="18"/>
         </w:rPr>
         <w:t>E:\dev\env.cmd</w:t>
-      </w:r>
-    </w:p>
-    <w:p>
-      <w:pPr>
-        <w:spacing w:line="240" w:lineRule="auto"/>
-        <w:ind w:left="283"/>
-      </w:pPr>
-      <w:r>
-        <w:rPr>
-          <w:rFonts w:ascii="Consolas" w:hAnsi="Consolas" w:eastAsia="宋体"/>
-          <w:sz w:val="18"/>
-        </w:rPr>
-        <w:t xml:space="preserve"> </w:t>
-      </w:r>
-    </w:p>
-    <w:p>
-      <w:pPr>
-        <w:spacing w:line="240" w:lineRule="auto"/>
-        <w:ind w:left="283"/>
-      </w:pPr>
-      <w:r>
-        <w:rPr>
-          <w:rFonts w:ascii="Consolas" w:hAnsi="Consolas" w:eastAsia="宋体"/>
-          <w:sz w:val="18"/>
-        </w:rPr>
-        <w:t>:: 2) 构建与测试（依赖下载到 E:\dev\m2repo）</w:t>
       </w:r>
     </w:p>
     <w:p>
@@ -851,7 +756,7 @@
         <w:rPr>
           <w:b/>
         </w:rPr>
-        <w:t>实测结果（BUILD SUCCESS）</w:t>
+        <w:t>实测结果（BUILD SUCCESS，28/28）</w:t>
       </w:r>
       <w:r>
         <w:t>：</w:t>
@@ -1001,7 +906,7 @@
                 <w:rFonts w:ascii="Times New Roman" w:hAnsi="Times New Roman" w:eastAsia="宋体"/>
                 <w:sz w:val="18"/>
               </w:rPr>
-              <w:t>5/5 通过</w:t>
+              <w:t>7/7 通过</w:t>
             </w:r>
           </w:p>
         </w:tc>
@@ -1015,7 +920,7 @@
                 <w:rFonts w:ascii="Times New Roman" w:hAnsi="Times New Roman" w:eastAsia="宋体"/>
                 <w:sz w:val="18"/>
               </w:rPr>
-              <w:t>约课规则：会籍过期/满员/幂等/爽罚/成功路径</w:t>
+              <w:t>会籍过期/冻结/满员/幂等/爽罚/占位失败/成功路径</w:t>
             </w:r>
           </w:p>
         </w:tc>
@@ -1045,7 +950,7 @@
                 <w:rFonts w:ascii="Times New Roman" w:hAnsi="Times New Roman" w:eastAsia="宋体"/>
                 <w:sz w:val="18"/>
               </w:rPr>
-              <w:t>7/7 通过</w:t>
+              <w:t>**18/18 通过**</w:t>
             </w:r>
           </w:p>
         </w:tc>
@@ -1059,7 +964,7 @@
                 <w:rFonts w:ascii="Times New Roman" w:hAnsi="Times New Roman" w:eastAsia="宋体"/>
                 <w:sz w:val="18"/>
               </w:rPr>
-              <w:t>`booking.feature` 约课场景（SYS-R1/R2/R3）</w:t>
+              <w:t>S1 全部三个 feature：booking / attendance / membership</w:t>
             </w:r>
           </w:p>
         </w:tc>
@@ -1089,7 +994,7 @@
                 <w:rFonts w:ascii="Times New Roman" w:hAnsi="Times New Roman" w:eastAsia="宋体"/>
                 <w:sz w:val="18"/>
               </w:rPr>
-              <w:t>**15/15 通过**</w:t>
+              <w:t>**28/28 通过**</w:t>
             </w:r>
           </w:p>
         </w:tc>
@@ -1109,18 +1014,271 @@
       </w:tr>
     </w:tbl>
     <w:p>
+      <w:pPr>
+        <w:pStyle w:val="Heading2"/>
+      </w:pPr>
       <w:r>
-        <w:t>&gt; 说明：Java 侧 BDD 本轮绑定 `booking.feature`（S1 约课规则）。</w:t>
+        <w:t>4.2 启动服务</w:t>
+      </w:r>
+    </w:p>
+    <w:p>
+      <w:pPr>
+        <w:spacing w:line="240" w:lineRule="auto"/>
+        <w:ind w:left="283"/>
+      </w:pPr>
+      <w:r>
+        <w:rPr>
+          <w:rFonts w:ascii="Consolas" w:hAnsi="Consolas" w:eastAsia="宋体"/>
+          <w:sz w:val="18"/>
+        </w:rPr>
+        <w:t>cd /d "E:\WorkBuddy\健身房管理业务\08-系统结构与代码设计\backend"</w:t>
+      </w:r>
+    </w:p>
+    <w:p>
+      <w:pPr>
+        <w:spacing w:line="240" w:lineRule="auto"/>
+        <w:ind w:left="283"/>
+      </w:pPr>
+      <w:r>
+        <w:rPr>
+          <w:rFonts w:ascii="Consolas" w:hAnsi="Consolas" w:eastAsia="宋体"/>
+          <w:sz w:val="18"/>
+        </w:rPr>
+        <w:t>mvn -s E:\dev\maven\conf\settings-dev.xml -DskipTests package</w:t>
+      </w:r>
+    </w:p>
+    <w:p>
+      <w:pPr>
+        <w:spacing w:line="240" w:lineRule="auto"/>
+        <w:ind w:left="283"/>
+      </w:pPr>
+      <w:r>
+        <w:rPr>
+          <w:rFonts w:ascii="Consolas" w:hAnsi="Consolas" w:eastAsia="宋体"/>
+          <w:sz w:val="18"/>
+        </w:rPr>
+        <w:t>java -jar target\gym-backend-1.0.0.jar --spring.profiles.active=local --server.port=8080</w:t>
       </w:r>
     </w:p>
     <w:p>
       <w:r>
-        <w:t>&gt; `attendance.feature` / `membership.feature`（同属 S1）与 `warning.feature` / `commission.feature`（后续切片）</w:t>
+        <w:t>启动后：</w:t>
+      </w:r>
+    </w:p>
+    <w:tbl>
+      <w:tblPr>
+        <w:tblStyle w:val="TableGrid"/>
+        <w:tblW w:type="auto" w:w="0"/>
+        <w:tblLook w:firstColumn="1" w:firstRow="1" w:lastColumn="0" w:lastRow="0" w:noHBand="0" w:noVBand="1" w:val="04A0"/>
+      </w:tblPr>
+      <w:tblGrid>
+        <w:gridCol w:w="4703"/>
+        <w:gridCol w:w="4703"/>
+      </w:tblGrid>
+      <w:tr>
+        <w:tc>
+          <w:tcPr>
+            <w:tcW w:type="dxa" w:w="4703"/>
+          </w:tcPr>
+          <w:p/>
+        </w:tc>
+        <w:tc>
+          <w:tcPr>
+            <w:tcW w:type="dxa" w:w="4703"/>
+          </w:tcPr>
+          <w:p/>
+        </w:tc>
+      </w:tr>
+      <w:tr>
+        <w:tc>
+          <w:tcPr>
+            <w:tcW w:type="dxa" w:w="4703"/>
+          </w:tcPr>
+          <w:p>
+            <w:r>
+              <w:rPr>
+                <w:rFonts w:ascii="Times New Roman" w:hAnsi="Times New Roman" w:eastAsia="宋体"/>
+                <w:sz w:val="18"/>
+              </w:rPr>
+              <w:t>地址</w:t>
+            </w:r>
+          </w:p>
+        </w:tc>
+        <w:tc>
+          <w:tcPr>
+            <w:tcW w:type="dxa" w:w="4703"/>
+          </w:tcPr>
+          <w:p>
+            <w:r>
+              <w:rPr>
+                <w:rFonts w:ascii="Times New Roman" w:hAnsi="Times New Roman" w:eastAsia="宋体"/>
+                <w:sz w:val="18"/>
+              </w:rPr>
+              <w:t>说明</w:t>
+            </w:r>
+          </w:p>
+        </w:tc>
+      </w:tr>
+      <w:tr>
+        <w:tc>
+          <w:tcPr>
+            <w:tcW w:type="dxa" w:w="4703"/>
+          </w:tcPr>
+          <w:p>
+            <w:r>
+              <w:rPr>
+                <w:rFonts w:ascii="Times New Roman" w:hAnsi="Times New Roman" w:eastAsia="宋体"/>
+                <w:sz w:val="18"/>
+              </w:rPr>
+              <w:t>http://127.0.0.1:8080/api/courses</w:t>
+            </w:r>
+          </w:p>
+        </w:tc>
+        <w:tc>
+          <w:tcPr>
+            <w:tcW w:type="dxa" w:w="4703"/>
+          </w:tcPr>
+          <w:p>
+            <w:r>
+              <w:rPr>
+                <w:rFonts w:ascii="Times New Roman" w:hAnsi="Times New Roman" w:eastAsia="宋体"/>
+                <w:sz w:val="18"/>
+              </w:rPr>
+              <w:t>课程列表（含剩余名额）</w:t>
+            </w:r>
+          </w:p>
+        </w:tc>
+      </w:tr>
+      <w:tr>
+        <w:tc>
+          <w:tcPr>
+            <w:tcW w:type="dxa" w:w="4703"/>
+          </w:tcPr>
+          <w:p>
+            <w:r>
+              <w:rPr>
+                <w:rFonts w:ascii="Times New Roman" w:hAnsi="Times New Roman" w:eastAsia="宋体"/>
+                <w:sz w:val="18"/>
+              </w:rPr>
+              <w:t>http://127.0.0.1:8080/actuator/health</w:t>
+            </w:r>
+          </w:p>
+        </w:tc>
+        <w:tc>
+          <w:tcPr>
+            <w:tcW w:type="dxa" w:w="4703"/>
+          </w:tcPr>
+          <w:p>
+            <w:r>
+              <w:rPr>
+                <w:rFonts w:ascii="Times New Roman" w:hAnsi="Times New Roman" w:eastAsia="宋体"/>
+                <w:sz w:val="18"/>
+              </w:rPr>
+              <w:t>健康检查（返回 `{"status":"UP"}`）</w:t>
+            </w:r>
+          </w:p>
+        </w:tc>
+      </w:tr>
+      <w:tr>
+        <w:tc>
+          <w:tcPr>
+            <w:tcW w:type="dxa" w:w="4703"/>
+          </w:tcPr>
+          <w:p>
+            <w:r>
+              <w:rPr>
+                <w:rFonts w:ascii="Times New Roman" w:hAnsi="Times New Roman" w:eastAsia="宋体"/>
+                <w:sz w:val="18"/>
+              </w:rPr>
+              <w:t>http://127.0.0.1:8080/h2-console</w:t>
+            </w:r>
+          </w:p>
+        </w:tc>
+        <w:tc>
+          <w:tcPr>
+            <w:tcW w:type="dxa" w:w="4703"/>
+          </w:tcPr>
+          <w:p>
+            <w:r>
+              <w:rPr>
+                <w:rFonts w:ascii="Times New Roman" w:hAnsi="Times New Roman" w:eastAsia="宋体"/>
+                <w:sz w:val="18"/>
+              </w:rPr>
+              <w:t>H2 控制台（JDBC URL：`jdbc:h2:mem:gym`，用户 `sa`，密码空）</w:t>
+            </w:r>
+          </w:p>
+        </w:tc>
+      </w:tr>
+    </w:tbl>
+    <w:p>
+      <w:pPr>
+        <w:pStyle w:val="Heading2"/>
+      </w:pPr>
+      <w:r>
+        <w:t>4.3 接口验证</w:t>
+      </w:r>
+    </w:p>
+    <w:p>
+      <w:pPr>
+        <w:spacing w:line="240" w:lineRule="auto"/>
+        <w:ind w:left="283"/>
+      </w:pPr>
+      <w:r>
+        <w:rPr>
+          <w:rFonts w:ascii="Consolas" w:hAnsi="Consolas" w:eastAsia="宋体"/>
+          <w:sz w:val="18"/>
+        </w:rPr>
+        <w:t>cd /d "E:\WorkBuddy\健身房管理业务\09-代码实现与迭代\verify"</w:t>
+      </w:r>
+    </w:p>
+    <w:p>
+      <w:pPr>
+        <w:spacing w:line="240" w:lineRule="auto"/>
+        <w:ind w:left="283"/>
+      </w:pPr>
+      <w:r>
+        <w:rPr>
+          <w:rFonts w:ascii="Consolas" w:hAnsi="Consolas" w:eastAsia="宋体"/>
+          <w:sz w:val="18"/>
+        </w:rPr>
+        <w:t>node java-api-smoke.js</w:t>
       </w:r>
     </w:p>
     <w:p>
       <w:r>
-        <w:t>&gt; 由 `09-代码实现与迭代/verify/` 的 Node 参考执行器全量执行（S1 结果 18/18，见 `verify/report.md`）。</w:t>
+        <w:rPr>
+          <w:b/>
+        </w:rPr>
+        <w:t>实测结果：10/10 通过</w:t>
+      </w:r>
+      <w:r>
+        <w:t>（报告 `verify/java-api-smoke-report.md`）——覆盖健康检查、课程查询、约课成功、幂等、`SYS-R1` 会籍过期拒绝、`SYS-R3` 满员拒绝、签到、取消释放名额、`SYS-R4` 爽约判定。</w:t>
+      </w:r>
+    </w:p>
+    <w:p>
+      <w:pPr>
+        <w:ind w:left="283"/>
+      </w:pPr>
+      <w:r>
+        <w:t xml:space="preserve">本地模式说明：使用 </w:t>
+      </w:r>
+      <w:r>
+        <w:rPr>
+          <w:b/>
+        </w:rPr>
+        <w:t>H2 内存库</w:t>
+      </w:r>
+      <w:r>
+        <w:t>，由实体自动建表 + `data-local.sql` 灌种子数据，</w:t>
+      </w:r>
+      <w:r>
+        <w:rPr>
+          <w:b/>
+        </w:rPr>
+        <w:t>无需安装 MySQL</w:t>
+      </w:r>
+      <w:r>
+        <w:t>；生产仍按 07 的迁移脚本使用 MySQL。</w:t>
       </w:r>
     </w:p>
     <w:p>
@@ -1128,7 +1286,7 @@
         <w:pStyle w:val="Heading1"/>
       </w:pPr>
       <w:r>
-        <w:t>五、行为驱动场景的双重执行</w:t>
+        <w:t>五、行为驱动场景的执行（三重保障）</w:t>
       </w:r>
     </w:p>
     <w:tbl>
@@ -1310,7 +1468,7 @@
                 <w:rFonts w:ascii="Times New Roman" w:hAnsi="Times New Roman" w:eastAsia="宋体"/>
                 <w:sz w:val="18"/>
               </w:rPr>
-              <w:t>`booking.feature`（7 场景）</w:t>
+              <w:t>S1 全部 3 个 feature（18 场景）</w:t>
             </w:r>
           </w:p>
         </w:tc>
@@ -1338,7 +1496,65 @@
                 <w:rFonts w:ascii="Times New Roman" w:hAnsi="Times New Roman" w:eastAsia="宋体"/>
                 <w:sz w:val="18"/>
               </w:rPr>
-              <w:t>7/7 通过</w:t>
+              <w:t>**18/18 通过**</w:t>
+            </w:r>
+          </w:p>
+        </w:tc>
+      </w:tr>
+      <w:tr>
+        <w:tc>
+          <w:tcPr>
+            <w:tcW w:type="dxa" w:w="2351"/>
+          </w:tcPr>
+          <w:p>
+            <w:r>
+              <w:rPr>
+                <w:rFonts w:ascii="Times New Roman" w:hAnsi="Times New Roman" w:eastAsia="宋体"/>
+                <w:sz w:val="18"/>
+              </w:rPr>
+              <w:t>Java 后端接口冒烟</w:t>
+            </w:r>
+          </w:p>
+        </w:tc>
+        <w:tc>
+          <w:tcPr>
+            <w:tcW w:type="dxa" w:w="2351"/>
+          </w:tcPr>
+          <w:p>
+            <w:r>
+              <w:rPr>
+                <w:rFonts w:ascii="Times New Roman" w:hAnsi="Times New Roman" w:eastAsia="宋体"/>
+                <w:sz w:val="18"/>
+              </w:rPr>
+              <w:t>真实 HTTP 端到端</w:t>
+            </w:r>
+          </w:p>
+        </w:tc>
+        <w:tc>
+          <w:tcPr>
+            <w:tcW w:type="dxa" w:w="2351"/>
+          </w:tcPr>
+          <w:p>
+            <w:r>
+              <w:rPr>
+                <w:rFonts w:ascii="Times New Roman" w:hAnsi="Times New Roman" w:eastAsia="宋体"/>
+                <w:sz w:val="18"/>
+              </w:rPr>
+              <w:t>`node verify/java-api-smoke.js`</w:t>
+            </w:r>
+          </w:p>
+        </w:tc>
+        <w:tc>
+          <w:tcPr>
+            <w:tcW w:type="dxa" w:w="2351"/>
+          </w:tcPr>
+          <w:p>
+            <w:r>
+              <w:rPr>
+                <w:rFonts w:ascii="Times New Roman" w:hAnsi="Times New Roman" w:eastAsia="宋体"/>
+                <w:sz w:val="18"/>
+              </w:rPr>
+              <w:t>10/10 通过</w:t>
             </w:r>
           </w:p>
         </w:tc>
@@ -1346,7 +1562,7 @@
     </w:tbl>
     <w:p>
       <w:r>
-        <w:t>两处读取的是</w:t>
+        <w:t>三处读取的是</w:t>
       </w:r>
       <w:r>
         <w:rPr>
@@ -1363,7 +1579,7 @@
         <w:pStyle w:val="Heading1"/>
       </w:pPr>
       <w:r>
-        <w:t>六、端口与访问</w:t>
+        <w:t>六、端口</w:t>
       </w:r>
     </w:p>
     <w:tbl>
@@ -1436,7 +1652,7 @@
                 <w:rFonts w:ascii="Times New Roman" w:hAnsi="Times New Roman" w:eastAsia="宋体"/>
                 <w:sz w:val="18"/>
               </w:rPr>
-              <w:t>地址</w:t>
+              <w:t>说明</w:t>
             </w:r>
           </w:p>
         </w:tc>
@@ -1452,7 +1668,7 @@
                 <w:rFonts w:ascii="Times New Roman" w:hAnsi="Times New Roman" w:eastAsia="宋体"/>
                 <w:sz w:val="18"/>
               </w:rPr>
-              <w:t>Node 应用（当前使用）</w:t>
+              <w:t>Node 应用</w:t>
             </w:r>
           </w:p>
         </w:tc>
@@ -1480,7 +1696,7 @@
                 <w:rFonts w:ascii="Times New Roman" w:hAnsi="Times New Roman" w:eastAsia="宋体"/>
                 <w:sz w:val="18"/>
               </w:rPr>
-              <w:t>http://127.0.0.1:3111 （仅监听回环，不对外暴露）</w:t>
+              <w:t>仅监听回环。可用 `set PORT=xxxx` 覆盖</w:t>
             </w:r>
           </w:p>
         </w:tc>
@@ -1496,7 +1712,7 @@
                 <w:rFonts w:ascii="Times New Roman" w:hAnsi="Times New Roman" w:eastAsia="宋体"/>
                 <w:sz w:val="18"/>
               </w:rPr>
-              <w:t>Spring Boot（如启动）</w:t>
+              <w:t>Spring Boot</w:t>
             </w:r>
           </w:p>
         </w:tc>
@@ -1524,15 +1740,18 @@
                 <w:rFonts w:ascii="Times New Roman" w:hAnsi="Times New Roman" w:eastAsia="宋体"/>
                 <w:sz w:val="18"/>
               </w:rPr>
-              <w:t>http://127.0.0.1:8080</w:t>
+              <w:t>仅监听回环，本地 profile</w:t>
             </w:r>
           </w:p>
         </w:tc>
       </w:tr>
     </w:tbl>
     <w:p>
+      <w:pPr>
+        <w:ind w:left="283"/>
+      </w:pPr>
       <w:r>
-        <w:t>端口可用环境变量覆盖：`set PORT=8080` 后再启动。</w:t>
+        <w:t>注意：3000 在本机被系统拒绝（`EACCES`），故默认改用 3111。</w:t>
       </w:r>
     </w:p>
     <w:p>
@@ -1643,7 +1862,7 @@
                 <w:rFonts w:ascii="Times New Roman" w:hAnsi="Times New Roman" w:eastAsia="宋体"/>
                 <w:sz w:val="18"/>
               </w:rPr>
-              <w:t>端口被系统占用或受限</w:t>
+              <w:t>端口受限</w:t>
             </w:r>
           </w:p>
         </w:tc>
@@ -1673,7 +1892,7 @@
                 <w:rFonts w:ascii="Times New Roman" w:hAnsi="Times New Roman" w:eastAsia="宋体"/>
                 <w:sz w:val="18"/>
               </w:rPr>
-              <w:t>`mvn` 提示 JAVA_HOME 未设置</w:t>
+              <w:t>`mvn` 报 JAVA_HOME 未设置</w:t>
             </w:r>
           </w:p>
         </w:tc>
@@ -1717,7 +1936,7 @@
                 <w:rFonts w:ascii="Times New Roman" w:hAnsi="Times New Roman" w:eastAsia="宋体"/>
                 <w:sz w:val="18"/>
               </w:rPr>
-              <w:t>下载依赖很慢</w:t>
+              <w:t>依赖下载慢</w:t>
             </w:r>
           </w:p>
         </w:tc>
@@ -1761,7 +1980,139 @@
                 <w:rFonts w:ascii="Times New Roman" w:hAnsi="Times New Roman" w:eastAsia="宋体"/>
                 <w:sz w:val="18"/>
               </w:rPr>
-              <w:t>想重置业务数据</w:t>
+              <w:t>打包报 `Unable to rename ... jar`</w:t>
+            </w:r>
+          </w:p>
+        </w:tc>
+        <w:tc>
+          <w:tcPr>
+            <w:tcW w:type="dxa" w:w="3135"/>
+          </w:tcPr>
+          <w:p>
+            <w:r>
+              <w:rPr>
+                <w:rFonts w:ascii="Times New Roman" w:hAnsi="Times New Roman" w:eastAsia="宋体"/>
+                <w:sz w:val="18"/>
+              </w:rPr>
+              <w:t>JAR 被运行中的进程占用</w:t>
+            </w:r>
+          </w:p>
+        </w:tc>
+        <w:tc>
+          <w:tcPr>
+            <w:tcW w:type="dxa" w:w="3135"/>
+          </w:tcPr>
+          <w:p>
+            <w:r>
+              <w:rPr>
+                <w:rFonts w:ascii="Times New Roman" w:hAnsi="Times New Roman" w:eastAsia="宋体"/>
+                <w:sz w:val="18"/>
+              </w:rPr>
+              <w:t>先停止后端，再打包</w:t>
+            </w:r>
+          </w:p>
+        </w:tc>
+      </w:tr>
+      <w:tr>
+        <w:tc>
+          <w:tcPr>
+            <w:tcW w:type="dxa" w:w="3135"/>
+          </w:tcPr>
+          <w:p>
+            <w:r>
+              <w:rPr>
+                <w:rFonts w:ascii="Times New Roman" w:hAnsi="Times New Roman" w:eastAsia="宋体"/>
+                <w:sz w:val="18"/>
+              </w:rPr>
+              <w:t>接口返回中文乱码</w:t>
+            </w:r>
+          </w:p>
+        </w:tc>
+        <w:tc>
+          <w:tcPr>
+            <w:tcW w:type="dxa" w:w="3135"/>
+          </w:tcPr>
+          <w:p>
+            <w:r>
+              <w:rPr>
+                <w:rFonts w:ascii="Times New Roman" w:hAnsi="Times New Roman" w:eastAsia="宋体"/>
+                <w:sz w:val="18"/>
+              </w:rPr>
+              <w:t>本地 SQL 脚本编码</w:t>
+            </w:r>
+          </w:p>
+        </w:tc>
+        <w:tc>
+          <w:tcPr>
+            <w:tcW w:type="dxa" w:w="3135"/>
+          </w:tcPr>
+          <w:p>
+            <w:r>
+              <w:rPr>
+                <w:rFonts w:ascii="Times New Roman" w:hAnsi="Times New Roman" w:eastAsia="宋体"/>
+                <w:sz w:val="18"/>
+              </w:rPr>
+              <w:t>已在 `application-local.yml` 设 `spring.sql.init.encoding: UTF-8`</w:t>
+            </w:r>
+          </w:p>
+        </w:tc>
+      </w:tr>
+      <w:tr>
+        <w:tc>
+          <w:tcPr>
+            <w:tcW w:type="dxa" w:w="3135"/>
+          </w:tcPr>
+          <w:p>
+            <w:r>
+              <w:rPr>
+                <w:rFonts w:ascii="Times New Roman" w:hAnsi="Times New Roman" w:eastAsia="宋体"/>
+                <w:sz w:val="18"/>
+              </w:rPr>
+              <w:t>健康检查为 DOWN</w:t>
+            </w:r>
+          </w:p>
+        </w:tc>
+        <w:tc>
+          <w:tcPr>
+            <w:tcW w:type="dxa" w:w="3135"/>
+          </w:tcPr>
+          <w:p>
+            <w:r>
+              <w:rPr>
+                <w:rFonts w:ascii="Times New Roman" w:hAnsi="Times New Roman" w:eastAsia="宋体"/>
+                <w:sz w:val="18"/>
+              </w:rPr>
+              <w:t>本地未启动 Redis</w:t>
+            </w:r>
+          </w:p>
+        </w:tc>
+        <w:tc>
+          <w:tcPr>
+            <w:tcW w:type="dxa" w:w="3135"/>
+          </w:tcPr>
+          <w:p>
+            <w:r>
+              <w:rPr>
+                <w:rFonts w:ascii="Times New Roman" w:hAnsi="Times New Roman" w:eastAsia="宋体"/>
+                <w:sz w:val="18"/>
+              </w:rPr>
+              <w:t>已在 local profile 关闭 Redis 健康检查</w:t>
+            </w:r>
+          </w:p>
+        </w:tc>
+      </w:tr>
+      <w:tr>
+        <w:tc>
+          <w:tcPr>
+            <w:tcW w:type="dxa" w:w="3135"/>
+          </w:tcPr>
+          <w:p>
+            <w:r>
+              <w:rPr>
+                <w:rFonts w:ascii="Times New Roman" w:hAnsi="Times New Roman" w:eastAsia="宋体"/>
+                <w:sz w:val="18"/>
+              </w:rPr>
+              <w:t>想重置数据</w:t>
             </w:r>
           </w:p>
         </w:tc>
@@ -1789,51 +2140,7 @@
                 <w:rFonts w:ascii="Times New Roman" w:hAnsi="Times New Roman" w:eastAsia="宋体"/>
                 <w:sz w:val="18"/>
               </w:rPr>
-              <w:t>删除 `app/data/db.json` 或调用 `POST /api/admin/reset`</w:t>
-            </w:r>
-          </w:p>
-        </w:tc>
-      </w:tr>
-      <w:tr>
-        <w:tc>
-          <w:tcPr>
-            <w:tcW w:type="dxa" w:w="3135"/>
-          </w:tcPr>
-          <w:p>
-            <w:r>
-              <w:rPr>
-                <w:rFonts w:ascii="Times New Roman" w:hAnsi="Times New Roman" w:eastAsia="宋体"/>
-                <w:sz w:val="18"/>
-              </w:rPr>
-              <w:t>C 盘被写入</w:t>
-            </w:r>
-          </w:p>
-        </w:tc>
-        <w:tc>
-          <w:tcPr>
-            <w:tcW w:type="dxa" w:w="3135"/>
-          </w:tcPr>
-          <w:p>
-            <w:r>
-              <w:rPr>
-                <w:rFonts w:ascii="Times New Roman" w:hAnsi="Times New Roman" w:eastAsia="宋体"/>
-                <w:sz w:val="18"/>
-              </w:rPr>
-              <w:t>通常不会</w:t>
-            </w:r>
-          </w:p>
-        </w:tc>
-        <w:tc>
-          <w:tcPr>
-            <w:tcW w:type="dxa" w:w="3135"/>
-          </w:tcPr>
-          <w:p>
-            <w:r>
-              <w:rPr>
-                <w:rFonts w:ascii="Times New Roman" w:hAnsi="Times New Roman" w:eastAsia="宋体"/>
-                <w:sz w:val="18"/>
-              </w:rPr>
-              <w:t>检查是否误用了不带 `-s` 的 mvn（会写 `C:\Users\...\.m2`）</w:t>
+              <w:t>Node：删 `app/data/db.json`；Java：重启即可（内存库）</w:t>
             </w:r>
           </w:p>
         </w:tc>
@@ -1844,7 +2151,7 @@
         <w:pStyle w:val="Heading1"/>
       </w:pPr>
       <w:r>
-        <w:t>八、卸载/迁移</w:t>
+        <w:t>八、卸载 / 迁移</w:t>
       </w:r>
     </w:p>
     <w:p>
@@ -1861,6 +2168,14 @@
       </w:pPr>
       <w:r>
         <w:t>• 环境变量仅由 `env.cmd` 在当次命令行临时设置，未写入注册表。</w:t>
+      </w:r>
+    </w:p>
+    <w:p>
+      <w:pPr>
+        <w:ind w:left="420"/>
+      </w:pPr>
+      <w:r>
+        <w:t>• 后端构建产物在 `backend\target`，已加入 `.gitignore`，可随时删除。</w:t>
       </w:r>
     </w:p>
     <w:sectPr>

--- a/本地运行手册.docx
+++ b/本地运行手册.docx
@@ -39,7 +39,7 @@
         <w:rPr>
           <w:b/>
         </w:rPr>
-        <w:t>28/28 通过</w:t>
+        <w:t>33/33 通过</w:t>
       </w:r>
       <w:r>
         <w:t xml:space="preserve">、Spring Boot </w:t>
@@ -48,10 +48,10 @@
         <w:rPr>
           <w:b/>
         </w:rPr>
-        <w:t>已启动并接口验证 10/10</w:t>
+        <w:t>已启动并接口验证 20/20</w:t>
       </w:r>
       <w:r>
-        <w:t>、C 盘零写入。</w:t>
+        <w:t>（S1 约课 + S2 收费）、C 盘零写入。</w:t>
       </w:r>
     </w:p>
     <w:p>
@@ -756,7 +756,7 @@
         <w:rPr>
           <w:b/>
         </w:rPr>
-        <w:t>实测结果（BUILD SUCCESS，28/28）</w:t>
+        <w:t>实测结果（BUILD SUCCESS，33/33）</w:t>
       </w:r>
       <w:r>
         <w:t>：</w:t>
@@ -936,6 +936,50 @@
                 <w:rFonts w:ascii="Times New Roman" w:hAnsi="Times New Roman" w:eastAsia="宋体"/>
                 <w:sz w:val="18"/>
               </w:rPr>
+              <w:t>`PaymentRulesTest`（JUnit + Mockito）</w:t>
+            </w:r>
+          </w:p>
+        </w:tc>
+        <w:tc>
+          <w:tcPr>
+            <w:tcW w:type="dxa" w:w="3135"/>
+          </w:tcPr>
+          <w:p>
+            <w:r>
+              <w:rPr>
+                <w:rFonts w:ascii="Times New Roman" w:hAnsi="Times New Roman" w:eastAsia="宋体"/>
+                <w:sz w:val="18"/>
+              </w:rPr>
+              <w:t>5/5 通过</w:t>
+            </w:r>
+          </w:p>
+        </w:tc>
+        <w:tc>
+          <w:tcPr>
+            <w:tcW w:type="dxa" w:w="3135"/>
+          </w:tcPr>
+          <w:p>
+            <w:r>
+              <w:rPr>
+                <w:rFonts w:ascii="Times New Roman" w:hAnsi="Times New Roman" w:eastAsia="宋体"/>
+                <w:sz w:val="18"/>
+              </w:rPr>
+              <w:t>金额非法/支付成功/金额不符/重复回调幂等/订单不存在</w:t>
+            </w:r>
+          </w:p>
+        </w:tc>
+      </w:tr>
+      <w:tr>
+        <w:tc>
+          <w:tcPr>
+            <w:tcW w:type="dxa" w:w="3135"/>
+          </w:tcPr>
+          <w:p>
+            <w:r>
+              <w:rPr>
+                <w:rFonts w:ascii="Times New Roman" w:hAnsi="Times New Roman" w:eastAsia="宋体"/>
+                <w:sz w:val="18"/>
+              </w:rPr>
               <w:t>`CucumberRunnerTest`（行为驱动）</w:t>
             </w:r>
           </w:p>
@@ -994,7 +1038,7 @@
                 <w:rFonts w:ascii="Times New Roman" w:hAnsi="Times New Roman" w:eastAsia="宋体"/>
                 <w:sz w:val="18"/>
               </w:rPr>
-              <w:t>**28/28 通过**</w:t>
+              <w:t>**33/33 通过**</w:t>
             </w:r>
           </w:p>
         </w:tc>
@@ -1130,6 +1174,36 @@
                 <w:rFonts w:ascii="Times New Roman" w:hAnsi="Times New Roman" w:eastAsia="宋体"/>
                 <w:sz w:val="18"/>
               </w:rPr>
+              <w:t>**http://127.0.0.1:8080/**</w:t>
+            </w:r>
+          </w:p>
+        </w:tc>
+        <w:tc>
+          <w:tcPr>
+            <w:tcW w:type="dxa" w:w="4703"/>
+          </w:tcPr>
+          <w:p>
+            <w:r>
+              <w:rPr>
+                <w:rFonts w:ascii="Times New Roman" w:hAnsi="Times New Roman" w:eastAsia="宋体"/>
+                <w:sz w:val="18"/>
+              </w:rPr>
+              <w:t>**后端管理页面**（约课管理 + 收费与对账，含接口调用日志）</w:t>
+            </w:r>
+          </w:p>
+        </w:tc>
+      </w:tr>
+      <w:tr>
+        <w:tc>
+          <w:tcPr>
+            <w:tcW w:type="dxa" w:w="4703"/>
+          </w:tcPr>
+          <w:p>
+            <w:r>
+              <w:rPr>
+                <w:rFonts w:ascii="Times New Roman" w:hAnsi="Times New Roman" w:eastAsia="宋体"/>
+                <w:sz w:val="18"/>
+              </w:rPr>
               <w:t>http://127.0.0.1:8080/api/courses</w:t>
             </w:r>
           </w:p>
@@ -1145,6 +1219,36 @@
                 <w:sz w:val="18"/>
               </w:rPr>
               <w:t>课程列表（含剩余名额）</w:t>
+            </w:r>
+          </w:p>
+        </w:tc>
+      </w:tr>
+      <w:tr>
+        <w:tc>
+          <w:tcPr>
+            <w:tcW w:type="dxa" w:w="4703"/>
+          </w:tcPr>
+          <w:p>
+            <w:r>
+              <w:rPr>
+                <w:rFonts w:ascii="Times New Roman" w:hAnsi="Times New Roman" w:eastAsia="宋体"/>
+                <w:sz w:val="18"/>
+              </w:rPr>
+              <w:t>http://127.0.0.1:8080/api/members</w:t>
+            </w:r>
+          </w:p>
+        </w:tc>
+        <w:tc>
+          <w:tcPr>
+            <w:tcW w:type="dxa" w:w="4703"/>
+          </w:tcPr>
+          <w:p>
+            <w:r>
+              <w:rPr>
+                <w:rFonts w:ascii="Times New Roman" w:hAnsi="Times New Roman" w:eastAsia="宋体"/>
+                <w:sz w:val="18"/>
+              </w:rPr>
+              <w:t>会员列表</w:t>
             </w:r>
           </w:p>
         </w:tc>
@@ -1209,13 +1313,441 @@
           </w:p>
         </w:tc>
       </w:tr>
+      <w:tr>
+        <w:tc>
+          <w:tcPr>
+            <w:tcW w:type="dxa" w:w="4703"/>
+          </w:tcPr>
+          <w:p>
+            <w:r>
+              <w:rPr>
+                <w:rFonts w:ascii="Times New Roman" w:hAnsi="Times New Roman" w:eastAsia="宋体"/>
+                <w:sz w:val="18"/>
+              </w:rPr>
+              <w:t>接口</w:t>
+            </w:r>
+          </w:p>
+        </w:tc>
+        <w:tc>
+          <w:tcPr>
+            <w:tcW w:type="dxa" w:w="4703"/>
+          </w:tcPr>
+          <w:p>
+            <w:r>
+              <w:rPr>
+                <w:rFonts w:ascii="Times New Roman" w:hAnsi="Times New Roman" w:eastAsia="宋体"/>
+                <w:sz w:val="18"/>
+              </w:rPr>
+              <w:t>方法 说明</w:t>
+            </w:r>
+          </w:p>
+        </w:tc>
+      </w:tr>
+      <w:tr>
+        <w:tc>
+          <w:tcPr>
+            <w:tcW w:type="dxa" w:w="4703"/>
+          </w:tcPr>
+          <w:p>
+            <w:r>
+              <w:rPr>
+                <w:rFonts w:ascii="Times New Roman" w:hAnsi="Times New Roman" w:eastAsia="宋体"/>
+                <w:sz w:val="18"/>
+              </w:rPr>
+              <w:t>`/api/courses`</w:t>
+            </w:r>
+          </w:p>
+        </w:tc>
+        <w:tc>
+          <w:tcPr>
+            <w:tcW w:type="dxa" w:w="4703"/>
+          </w:tcPr>
+          <w:p>
+            <w:r>
+              <w:rPr>
+                <w:rFonts w:ascii="Times New Roman" w:hAnsi="Times New Roman" w:eastAsia="宋体"/>
+                <w:sz w:val="18"/>
+              </w:rPr>
+              <w:t>GET 课程与余位</w:t>
+            </w:r>
+          </w:p>
+        </w:tc>
+      </w:tr>
+      <w:tr>
+        <w:tc>
+          <w:tcPr>
+            <w:tcW w:type="dxa" w:w="4703"/>
+          </w:tcPr>
+          <w:p>
+            <w:r>
+              <w:rPr>
+                <w:rFonts w:ascii="Times New Roman" w:hAnsi="Times New Roman" w:eastAsia="宋体"/>
+                <w:sz w:val="18"/>
+              </w:rPr>
+              <w:t>`/api/members`</w:t>
+            </w:r>
+          </w:p>
+        </w:tc>
+        <w:tc>
+          <w:tcPr>
+            <w:tcW w:type="dxa" w:w="4703"/>
+          </w:tcPr>
+          <w:p>
+            <w:r>
+              <w:rPr>
+                <w:rFonts w:ascii="Times New Roman" w:hAnsi="Times New Roman" w:eastAsia="宋体"/>
+                <w:sz w:val="18"/>
+              </w:rPr>
+              <w:t>GET 会员列表</w:t>
+            </w:r>
+          </w:p>
+        </w:tc>
+      </w:tr>
+      <w:tr>
+        <w:tc>
+          <w:tcPr>
+            <w:tcW w:type="dxa" w:w="4703"/>
+          </w:tcPr>
+          <w:p>
+            <w:r>
+              <w:rPr>
+                <w:rFonts w:ascii="Times New Roman" w:hAnsi="Times New Roman" w:eastAsia="宋体"/>
+                <w:sz w:val="18"/>
+              </w:rPr>
+              <w:t>`/api/members/{id}/status`</w:t>
+            </w:r>
+          </w:p>
+        </w:tc>
+        <w:tc>
+          <w:tcPr>
+            <w:tcW w:type="dxa" w:w="4703"/>
+          </w:tcPr>
+          <w:p>
+            <w:r>
+              <w:rPr>
+                <w:rFonts w:ascii="Times New Roman" w:hAnsi="Times New Roman" w:eastAsia="宋体"/>
+                <w:sz w:val="18"/>
+              </w:rPr>
+              <w:t>GET 会籍状态与课包余次</w:t>
+            </w:r>
+          </w:p>
+        </w:tc>
+      </w:tr>
+      <w:tr>
+        <w:tc>
+          <w:tcPr>
+            <w:tcW w:type="dxa" w:w="4703"/>
+          </w:tcPr>
+          <w:p>
+            <w:r>
+              <w:rPr>
+                <w:rFonts w:ascii="Times New Roman" w:hAnsi="Times New Roman" w:eastAsia="宋体"/>
+                <w:sz w:val="18"/>
+              </w:rPr>
+              <w:t>`/api/bookings`</w:t>
+            </w:r>
+          </w:p>
+        </w:tc>
+        <w:tc>
+          <w:tcPr>
+            <w:tcW w:type="dxa" w:w="4703"/>
+          </w:tcPr>
+          <w:p>
+            <w:r>
+              <w:rPr>
+                <w:rFonts w:ascii="Times New Roman" w:hAnsi="Times New Roman" w:eastAsia="宋体"/>
+                <w:sz w:val="18"/>
+              </w:rPr>
+              <w:t>POST 约课（SYS-R1/R2/R3/R4 校验，拒绝返回 409 + ruleCode）</w:t>
+            </w:r>
+          </w:p>
+        </w:tc>
+      </w:tr>
+      <w:tr>
+        <w:tc>
+          <w:tcPr>
+            <w:tcW w:type="dxa" w:w="4703"/>
+          </w:tcPr>
+          <w:p>
+            <w:r>
+              <w:rPr>
+                <w:rFonts w:ascii="Times New Roman" w:hAnsi="Times New Roman" w:eastAsia="宋体"/>
+                <w:sz w:val="18"/>
+              </w:rPr>
+              <w:t>`/api/bookings/{id}/checkin`</w:t>
+            </w:r>
+          </w:p>
+        </w:tc>
+        <w:tc>
+          <w:tcPr>
+            <w:tcW w:type="dxa" w:w="4703"/>
+          </w:tcPr>
+          <w:p>
+            <w:r>
+              <w:rPr>
+                <w:rFonts w:ascii="Times New Roman" w:hAnsi="Times New Roman" w:eastAsia="宋体"/>
+                <w:sz w:val="18"/>
+              </w:rPr>
+              <w:t>POST 签到（REQ-B4-002）</w:t>
+            </w:r>
+          </w:p>
+        </w:tc>
+      </w:tr>
+      <w:tr>
+        <w:tc>
+          <w:tcPr>
+            <w:tcW w:type="dxa" w:w="4703"/>
+          </w:tcPr>
+          <w:p>
+            <w:r>
+              <w:rPr>
+                <w:rFonts w:ascii="Times New Roman" w:hAnsi="Times New Roman" w:eastAsia="宋体"/>
+                <w:sz w:val="18"/>
+              </w:rPr>
+              <w:t>`/api/bookings/{id}/cancel`</w:t>
+            </w:r>
+          </w:p>
+        </w:tc>
+        <w:tc>
+          <w:tcPr>
+            <w:tcW w:type="dxa" w:w="4703"/>
+          </w:tcPr>
+          <w:p>
+            <w:r>
+              <w:rPr>
+                <w:rFonts w:ascii="Times New Roman" w:hAnsi="Times New Roman" w:eastAsia="宋体"/>
+                <w:sz w:val="18"/>
+              </w:rPr>
+              <w:t>POST 取消并释放名额</w:t>
+            </w:r>
+          </w:p>
+        </w:tc>
+      </w:tr>
+      <w:tr>
+        <w:tc>
+          <w:tcPr>
+            <w:tcW w:type="dxa" w:w="4703"/>
+          </w:tcPr>
+          <w:p>
+            <w:r>
+              <w:rPr>
+                <w:rFonts w:ascii="Times New Roman" w:hAnsi="Times New Roman" w:eastAsia="宋体"/>
+                <w:sz w:val="18"/>
+              </w:rPr>
+              <w:t>`/api/bookings/{id}/no-show`</w:t>
+            </w:r>
+          </w:p>
+        </w:tc>
+        <w:tc>
+          <w:tcPr>
+            <w:tcW w:type="dxa" w:w="4703"/>
+          </w:tcPr>
+          <w:p>
+            <w:r>
+              <w:rPr>
+                <w:rFonts w:ascii="Times New Roman" w:hAnsi="Times New Roman" w:eastAsia="宋体"/>
+                <w:sz w:val="18"/>
+              </w:rPr>
+              <w:t>POST 爽约判定（REQ-B4-003）</w:t>
+            </w:r>
+          </w:p>
+        </w:tc>
+      </w:tr>
+      <w:tr>
+        <w:tc>
+          <w:tcPr>
+            <w:tcW w:type="dxa" w:w="4703"/>
+          </w:tcPr>
+          <w:p>
+            <w:r>
+              <w:rPr>
+                <w:rFonts w:ascii="Times New Roman" w:hAnsi="Times New Roman" w:eastAsia="宋体"/>
+                <w:sz w:val="18"/>
+              </w:rPr>
+              <w:t>`/api/orders`</w:t>
+            </w:r>
+          </w:p>
+        </w:tc>
+        <w:tc>
+          <w:tcPr>
+            <w:tcW w:type="dxa" w:w="4703"/>
+          </w:tcPr>
+          <w:p>
+            <w:r>
+              <w:rPr>
+                <w:rFonts w:ascii="Times New Roman" w:hAnsi="Times New Roman" w:eastAsia="宋体"/>
+                <w:sz w:val="18"/>
+              </w:rPr>
+              <w:t>POST/GET 创建订单 / 订单列表（`?status=` 过滤）</w:t>
+            </w:r>
+          </w:p>
+        </w:tc>
+      </w:tr>
+      <w:tr>
+        <w:tc>
+          <w:tcPr>
+            <w:tcW w:type="dxa" w:w="4703"/>
+          </w:tcPr>
+          <w:p>
+            <w:r>
+              <w:rPr>
+                <w:rFonts w:ascii="Times New Roman" w:hAnsi="Times New Roman" w:eastAsia="宋体"/>
+                <w:sz w:val="18"/>
+              </w:rPr>
+              <w:t>`/api/orders/{orderNo}/pay`</w:t>
+            </w:r>
+          </w:p>
+        </w:tc>
+        <w:tc>
+          <w:tcPr>
+            <w:tcW w:type="dxa" w:w="4703"/>
+          </w:tcPr>
+          <w:p>
+            <w:r>
+              <w:rPr>
+                <w:rFonts w:ascii="Times New Roman" w:hAnsi="Times New Roman" w:eastAsia="宋体"/>
+                <w:sz w:val="18"/>
+              </w:rPr>
+              <w:t>POST 发起支付并受理（Mock 微信支付 EXT2）</w:t>
+            </w:r>
+          </w:p>
+        </w:tc>
+      </w:tr>
+      <w:tr>
+        <w:tc>
+          <w:tcPr>
+            <w:tcW w:type="dxa" w:w="4703"/>
+          </w:tcPr>
+          <w:p>
+            <w:r>
+              <w:rPr>
+                <w:rFonts w:ascii="Times New Roman" w:hAnsi="Times New Roman" w:eastAsia="宋体"/>
+                <w:sz w:val="18"/>
+              </w:rPr>
+              <w:t>`/api/pay/notify/{orderNo}`</w:t>
+            </w:r>
+          </w:p>
+        </w:tc>
+        <w:tc>
+          <w:tcPr>
+            <w:tcW w:type="dxa" w:w="4703"/>
+          </w:tcPr>
+          <w:p>
+            <w:r>
+              <w:rPr>
+                <w:rFonts w:ascii="Times New Roman" w:hAnsi="Times New Roman" w:eastAsia="宋体"/>
+                <w:sz w:val="18"/>
+              </w:rPr>
+              <w:t>POST 支付回调（EXT3）：幂等 + 金额核对，异常返回 409</w:t>
+            </w:r>
+          </w:p>
+        </w:tc>
+      </w:tr>
+      <w:tr>
+        <w:tc>
+          <w:tcPr>
+            <w:tcW w:type="dxa" w:w="4703"/>
+          </w:tcPr>
+          <w:p>
+            <w:r>
+              <w:rPr>
+                <w:rFonts w:ascii="Times New Roman" w:hAnsi="Times New Roman" w:eastAsia="宋体"/>
+                <w:sz w:val="18"/>
+              </w:rPr>
+              <w:t>`/api/orders/abnormal`</w:t>
+            </w:r>
+          </w:p>
+        </w:tc>
+        <w:tc>
+          <w:tcPr>
+            <w:tcW w:type="dxa" w:w="4703"/>
+          </w:tcPr>
+          <w:p>
+            <w:r>
+              <w:rPr>
+                <w:rFonts w:ascii="Times New Roman" w:hAnsi="Times New Roman" w:eastAsia="宋体"/>
+                <w:sz w:val="18"/>
+              </w:rPr>
+              <w:t>GET 异常订单（告警/对账）</w:t>
+            </w:r>
+          </w:p>
+        </w:tc>
+      </w:tr>
+      <w:tr>
+        <w:tc>
+          <w:tcPr>
+            <w:tcW w:type="dxa" w:w="4703"/>
+          </w:tcPr>
+          <w:p>
+            <w:r>
+              <w:rPr>
+                <w:rFonts w:ascii="Times New Roman" w:hAnsi="Times New Roman" w:eastAsia="宋体"/>
+                <w:sz w:val="18"/>
+              </w:rPr>
+              <w:t>`/api/settlements`</w:t>
+            </w:r>
+          </w:p>
+        </w:tc>
+        <w:tc>
+          <w:tcPr>
+            <w:tcW w:type="dxa" w:w="4703"/>
+          </w:tcPr>
+          <w:p>
+            <w:r>
+              <w:rPr>
+                <w:rFonts w:ascii="Times New Roman" w:hAnsi="Times New Roman" w:eastAsia="宋体"/>
+                <w:sz w:val="18"/>
+              </w:rPr>
+              <w:t>POST/GET 生成月度对账单（REQ-B5-003）/ 对账单列表</w:t>
+            </w:r>
+          </w:p>
+        </w:tc>
+      </w:tr>
+      <w:tr>
+        <w:tc>
+          <w:tcPr>
+            <w:tcW w:type="dxa" w:w="4703"/>
+          </w:tcPr>
+          <w:p>
+            <w:r>
+              <w:rPr>
+                <w:rFonts w:ascii="Times New Roman" w:hAnsi="Times New Roman" w:eastAsia="宋体"/>
+                <w:sz w:val="18"/>
+              </w:rPr>
+              <w:t>`/api/jobs/renew-remind?days=7`</w:t>
+            </w:r>
+          </w:p>
+        </w:tc>
+        <w:tc>
+          <w:tcPr>
+            <w:tcW w:type="dxa" w:w="4703"/>
+          </w:tcPr>
+          <w:p>
+            <w:r>
+              <w:rPr>
+                <w:rFonts w:ascii="Times New Roman" w:hAnsi="Times New Roman" w:eastAsia="宋体"/>
+                <w:sz w:val="18"/>
+              </w:rPr>
+              <w:t>POST 会籍到期提醒扫描（SYS-R6）</w:t>
+            </w:r>
+          </w:p>
+        </w:tc>
+      </w:tr>
     </w:tbl>
     <w:p>
       <w:pPr>
         <w:pStyle w:val="Heading2"/>
       </w:pPr>
       <w:r>
-        <w:t>4.3 接口验证</w:t>
+        <w:t>4.3 主要接口（S1 约课 + S2 收费）</w:t>
+      </w:r>
+    </w:p>
+    <w:p>
+      <w:pPr>
+        <w:pStyle w:val="Heading2"/>
+      </w:pPr>
+      <w:r>
+        <w:t>4.4 接口验证</w:t>
       </w:r>
     </w:p>
     <w:p>
@@ -1249,10 +1781,10 @@
         <w:rPr>
           <w:b/>
         </w:rPr>
-        <w:t>实测结果：10/10 通过</w:t>
+        <w:t>实测结果：20/20 通过</w:t>
       </w:r>
       <w:r>
-        <w:t>（报告 `verify/java-api-smoke-report.md`）——覆盖健康检查、课程查询、约课成功、幂等、`SYS-R1` 会籍过期拒绝、`SYS-R3` 满员拒绝、签到、取消释放名额、`SYS-R4` 爽约判定。</w:t>
+        <w:t>（报告 `verify/java-api-smoke-report.md`）——覆盖健康检查、管理页面、课程/会员查询、约课成功、幂等、`SYS-R1` 会籍过期拒绝、`SYS-R3` 满员拒绝、签到、取消释放名额、`SYS-R4` 爽约判定、创建订单、支付成功、重复回调幂等、金额不符标记异常、异常订单查询、生成对账单、对账单查询、`SYS-R6` 到期提醒。</w:t>
       </w:r>
     </w:p>
     <w:p>
@@ -1526,7 +2058,7 @@
                 <w:rFonts w:ascii="Times New Roman" w:hAnsi="Times New Roman" w:eastAsia="宋体"/>
                 <w:sz w:val="18"/>
               </w:rPr>
-              <w:t>真实 HTTP 端到端</w:t>
+              <w:t>真实 HTTP 端到端（S1 + S2）</w:t>
             </w:r>
           </w:p>
         </w:tc>
@@ -1554,7 +2086,7 @@
                 <w:rFonts w:ascii="Times New Roman" w:hAnsi="Times New Roman" w:eastAsia="宋体"/>
                 <w:sz w:val="18"/>
               </w:rPr>
-              <w:t>10/10 通过</w:t>
+              <w:t>20/20 通过</w:t>
             </w:r>
           </w:p>
         </w:tc>

--- a/本地运行手册.docx
+++ b/本地运行手册.docx
@@ -51,7 +51,16 @@
         <w:t>已启动并接口验证 20/20</w:t>
       </w:r>
       <w:r>
-        <w:t>（S1 约课 + S2 收费）、C 盘零写入。</w:t>
+        <w:t>（</w:t>
+      </w:r>
+      <w:r>
+        <w:rPr>
+          <w:b/>
+        </w:rPr>
+        <w:t>H2 与真实 MySQL 8.0.29 两种模式均通过</w:t>
+      </w:r>
+      <w:r>
+        <w:t>）、C 盘零写入。</w:t>
       </w:r>
     </w:p>
     <w:p>
@@ -327,7 +336,65 @@
                 <w:rFonts w:ascii="Times New Roman" w:hAnsi="Times New Roman" w:eastAsia="宋体"/>
                 <w:sz w:val="18"/>
               </w:rPr>
-              <w:t>~110 MB</w:t>
+              <w:t>110 MB</w:t>
+            </w:r>
+          </w:p>
+        </w:tc>
+      </w:tr>
+      <w:tr>
+        <w:tc>
+          <w:tcPr>
+            <w:tcW w:type="dxa" w:w="2351"/>
+          </w:tcPr>
+          <w:p>
+            <w:r>
+              <w:rPr>
+                <w:rFonts w:ascii="Times New Roman" w:hAnsi="Times New Roman" w:eastAsia="宋体"/>
+                <w:sz w:val="18"/>
+              </w:rPr>
+              <w:t>**MySQL（便携版）**</w:t>
+            </w:r>
+          </w:p>
+        </w:tc>
+        <w:tc>
+          <w:tcPr>
+            <w:tcW w:type="dxa" w:w="2351"/>
+          </w:tcPr>
+          <w:p>
+            <w:r>
+              <w:rPr>
+                <w:rFonts w:ascii="Times New Roman" w:hAnsi="Times New Roman" w:eastAsia="宋体"/>
+                <w:sz w:val="18"/>
+              </w:rPr>
+              <w:t>**8.0.29**</w:t>
+            </w:r>
+          </w:p>
+        </w:tc>
+        <w:tc>
+          <w:tcPr>
+            <w:tcW w:type="dxa" w:w="2351"/>
+          </w:tcPr>
+          <w:p>
+            <w:r>
+              <w:rPr>
+                <w:rFonts w:ascii="Times New Roman" w:hAnsi="Times New Roman" w:eastAsia="宋体"/>
+                <w:sz w:val="18"/>
+              </w:rPr>
+              <w:t>`E:\dev\mysql`（数据目录 `E:\dev\mysql\data`）</w:t>
+            </w:r>
+          </w:p>
+        </w:tc>
+        <w:tc>
+          <w:tcPr>
+            <w:tcW w:type="dxa" w:w="2351"/>
+          </w:tcPr>
+          <w:p>
+            <w:r>
+              <w:rPr>
+                <w:rFonts w:ascii="Times New Roman" w:hAnsi="Times New Roman" w:eastAsia="宋体"/>
+                <w:sz w:val="18"/>
+              </w:rPr>
+              <w:t>1.1 GB</w:t>
             </w:r>
           </w:p>
         </w:tc>
@@ -385,7 +452,7 @@
                 <w:rFonts w:ascii="Times New Roman" w:hAnsi="Times New Roman" w:eastAsia="宋体"/>
                 <w:sz w:val="18"/>
               </w:rPr>
-              <w:t>已存在</w:t>
+              <w:t>107 MB</w:t>
             </w:r>
           </w:p>
         </w:tc>
@@ -441,7 +508,7 @@
                 <w:rFonts w:ascii="Times New Roman" w:hAnsi="Times New Roman" w:eastAsia="宋体"/>
                 <w:sz w:val="18"/>
               </w:rPr>
-              <w:t>**约 530 MB**</w:t>
+              <w:t>**约 1.8 GB**</w:t>
             </w:r>
           </w:p>
         </w:tc>
@@ -591,6 +658,36 @@
                 <w:rFonts w:ascii="Times New Roman" w:hAnsi="Times New Roman" w:eastAsia="宋体"/>
                 <w:sz w:val="18"/>
               </w:rPr>
+              <w:t>`E:\dev\start-mysql.cmd`</w:t>
+            </w:r>
+          </w:p>
+        </w:tc>
+        <w:tc>
+          <w:tcPr>
+            <w:tcW w:type="dxa" w:w="4703"/>
+          </w:tcPr>
+          <w:p>
+            <w:r>
+              <w:rPr>
+                <w:rFonts w:ascii="Times New Roman" w:hAnsi="Times New Roman" w:eastAsia="宋体"/>
+                <w:sz w:val="18"/>
+              </w:rPr>
+              <w:t>一键启动便携 MySQL（端口 3307）</w:t>
+            </w:r>
+          </w:p>
+        </w:tc>
+      </w:tr>
+      <w:tr>
+        <w:tc>
+          <w:tcPr>
+            <w:tcW w:type="dxa" w:w="4703"/>
+          </w:tcPr>
+          <w:p>
+            <w:r>
+              <w:rPr>
+                <w:rFonts w:ascii="Times New Roman" w:hAnsi="Times New Roman" w:eastAsia="宋体"/>
+                <w:sz w:val="18"/>
+              </w:rPr>
               <w:t>`E:\dev\maven\conf\settings-dev.xml`</w:t>
             </w:r>
           </w:p>
@@ -606,6 +703,36 @@
                 <w:sz w:val="18"/>
               </w:rPr>
               <w:t>便携 Maven 配置：依赖仓库指向 E 盘 + 阿里云镜像（**未覆盖 Maven 原配置**）</w:t>
+            </w:r>
+          </w:p>
+        </w:tc>
+      </w:tr>
+      <w:tr>
+        <w:tc>
+          <w:tcPr>
+            <w:tcW w:type="dxa" w:w="4703"/>
+          </w:tcPr>
+          <w:p>
+            <w:r>
+              <w:rPr>
+                <w:rFonts w:ascii="Times New Roman" w:hAnsi="Times New Roman" w:eastAsia="宋体"/>
+                <w:sz w:val="18"/>
+              </w:rPr>
+              <w:t>`E:\dev\mysql\my.ini`</w:t>
+            </w:r>
+          </w:p>
+        </w:tc>
+        <w:tc>
+          <w:tcPr>
+            <w:tcW w:type="dxa" w:w="4703"/>
+          </w:tcPr>
+          <w:p>
+            <w:r>
+              <w:rPr>
+                <w:rFonts w:ascii="Times New Roman" w:hAnsi="Times New Roman" w:eastAsia="宋体"/>
+                <w:sz w:val="18"/>
+              </w:rPr>
+              <w:t>便携 MySQL 配置（basedir / datadir / 3307 / utf8mb4）</w:t>
             </w:r>
           </w:p>
         </w:tc>
@@ -694,6 +821,23 @@
       </w:r>
       <w:r>
         <w:t>（报告 `app/smoke-report.md`）。</w:t>
+      </w:r>
+    </w:p>
+    <w:p>
+      <w:pPr>
+        <w:ind w:left="283"/>
+      </w:pPr>
+      <w:r>
+        <w:t>界面说明：</w:t>
+      </w:r>
+      <w:r>
+        <w:rPr>
+          <w:b/>
+        </w:rPr>
+        <w:t>接口调用日志仅在「门店后台」视图显示</w:t>
+      </w:r>
+      <w:r>
+        <w:t>，会员端不展示（贴合真实业务：会员看不到系统请求日志）。切换到门店后台即出现，右侧常驻并带条数统计。</w:t>
       </w:r>
     </w:p>
     <w:p>
@@ -1810,7 +1954,454 @@
         <w:t>无需安装 MySQL</w:t>
       </w:r>
       <w:r>
-        <w:t>；生产仍按 07 的迁移脚本使用 MySQL。</w:t>
+        <w:t>，适合快速演示。</w:t>
+      </w:r>
+    </w:p>
+    <w:p>
+      <w:pPr>
+        <w:ind w:left="283"/>
+      </w:pPr>
+      <w:r>
+        <w:t>若要以</w:t>
+      </w:r>
+      <w:r>
+        <w:rPr>
+          <w:b/>
+        </w:rPr>
+        <w:t>真实 MySQL</w:t>
+      </w:r>
+      <w:r>
+        <w:t xml:space="preserve"> 运行（更贴近答辩/交付形态），见 </w:t>
+      </w:r>
+      <w:r>
+        <w:rPr>
+          <w:b/>
+        </w:rPr>
+        <w:t>4.5</w:t>
+      </w:r>
+      <w:r>
+        <w:t>。</w:t>
+      </w:r>
+    </w:p>
+    <w:p>
+      <w:pPr>
+        <w:pStyle w:val="Heading2"/>
+      </w:pPr>
+      <w:r>
+        <w:t>4.5 以真实 MySQL 运行（推荐，生产形态）</w:t>
+      </w:r>
+    </w:p>
+    <w:p>
+      <w:r>
+        <w:rPr>
+          <w:b/>
+        </w:rPr>
+        <w:t>① 启动 MySQL</w:t>
+      </w:r>
+      <w:r>
+        <w:t>（便携版，端口 3307）：</w:t>
+      </w:r>
+    </w:p>
+    <w:p>
+      <w:pPr>
+        <w:spacing w:line="240" w:lineRule="auto"/>
+        <w:ind w:left="283"/>
+      </w:pPr>
+      <w:r>
+        <w:rPr>
+          <w:rFonts w:ascii="Consolas" w:hAnsi="Consolas" w:eastAsia="宋体"/>
+          <w:sz w:val="18"/>
+        </w:rPr>
+        <w:t>E:\dev\start-mysql.cmd</w:t>
+      </w:r>
+    </w:p>
+    <w:tbl>
+      <w:tblPr>
+        <w:tblStyle w:val="TableGrid"/>
+        <w:tblW w:type="auto" w:w="0"/>
+        <w:tblLook w:firstColumn="1" w:firstRow="1" w:lastColumn="0" w:lastRow="0" w:noHBand="0" w:noVBand="1" w:val="04A0"/>
+      </w:tblPr>
+      <w:tblGrid>
+        <w:gridCol w:w="4703"/>
+        <w:gridCol w:w="4703"/>
+      </w:tblGrid>
+      <w:tr>
+        <w:tc>
+          <w:tcPr>
+            <w:tcW w:type="dxa" w:w="4703"/>
+          </w:tcPr>
+          <w:p/>
+        </w:tc>
+        <w:tc>
+          <w:tcPr>
+            <w:tcW w:type="dxa" w:w="4703"/>
+          </w:tcPr>
+          <w:p/>
+        </w:tc>
+      </w:tr>
+      <w:tr>
+        <w:tc>
+          <w:tcPr>
+            <w:tcW w:type="dxa" w:w="4703"/>
+          </w:tcPr>
+          <w:p>
+            <w:r>
+              <w:rPr>
+                <w:rFonts w:ascii="Times New Roman" w:hAnsi="Times New Roman" w:eastAsia="宋体"/>
+                <w:sz w:val="18"/>
+              </w:rPr>
+              <w:t>项</w:t>
+            </w:r>
+          </w:p>
+        </w:tc>
+        <w:tc>
+          <w:tcPr>
+            <w:tcW w:type="dxa" w:w="4703"/>
+          </w:tcPr>
+          <w:p>
+            <w:r>
+              <w:rPr>
+                <w:rFonts w:ascii="Times New Roman" w:hAnsi="Times New Roman" w:eastAsia="宋体"/>
+                <w:sz w:val="18"/>
+              </w:rPr>
+              <w:t>值</w:t>
+            </w:r>
+          </w:p>
+        </w:tc>
+      </w:tr>
+      <w:tr>
+        <w:tc>
+          <w:tcPr>
+            <w:tcW w:type="dxa" w:w="4703"/>
+          </w:tcPr>
+          <w:p>
+            <w:r>
+              <w:rPr>
+                <w:rFonts w:ascii="Times New Roman" w:hAnsi="Times New Roman" w:eastAsia="宋体"/>
+                <w:sz w:val="18"/>
+              </w:rPr>
+              <w:t>版本 / 端口</w:t>
+            </w:r>
+          </w:p>
+        </w:tc>
+        <w:tc>
+          <w:tcPr>
+            <w:tcW w:type="dxa" w:w="4703"/>
+          </w:tcPr>
+          <w:p>
+            <w:r>
+              <w:rPr>
+                <w:rFonts w:ascii="Times New Roman" w:hAnsi="Times New Roman" w:eastAsia="宋体"/>
+                <w:sz w:val="18"/>
+              </w:rPr>
+              <w:t>MySQL 8.0.29 / **3307**（避开本机可能已有的 3306）</w:t>
+            </w:r>
+          </w:p>
+        </w:tc>
+      </w:tr>
+      <w:tr>
+        <w:tc>
+          <w:tcPr>
+            <w:tcW w:type="dxa" w:w="4703"/>
+          </w:tcPr>
+          <w:p>
+            <w:r>
+              <w:rPr>
+                <w:rFonts w:ascii="Times New Roman" w:hAnsi="Times New Roman" w:eastAsia="宋体"/>
+                <w:sz w:val="18"/>
+              </w:rPr>
+              <w:t>字符集</w:t>
+            </w:r>
+          </w:p>
+        </w:tc>
+        <w:tc>
+          <w:tcPr>
+            <w:tcW w:type="dxa" w:w="4703"/>
+          </w:tcPr>
+          <w:p>
+            <w:r>
+              <w:rPr>
+                <w:rFonts w:ascii="Times New Roman" w:hAnsi="Times New Roman" w:eastAsia="宋体"/>
+                <w:sz w:val="18"/>
+              </w:rPr>
+              <w:t>utf8mb4 / utf8mb4_unicode_ci</w:t>
+            </w:r>
+          </w:p>
+        </w:tc>
+      </w:tr>
+      <w:tr>
+        <w:tc>
+          <w:tcPr>
+            <w:tcW w:type="dxa" w:w="4703"/>
+          </w:tcPr>
+          <w:p>
+            <w:r>
+              <w:rPr>
+                <w:rFonts w:ascii="Times New Roman" w:hAnsi="Times New Roman" w:eastAsia="宋体"/>
+                <w:sz w:val="18"/>
+              </w:rPr>
+              <w:t>root</w:t>
+            </w:r>
+          </w:p>
+        </w:tc>
+        <w:tc>
+          <w:tcPr>
+            <w:tcW w:type="dxa" w:w="4703"/>
+          </w:tcPr>
+          <w:p>
+            <w:r>
+              <w:rPr>
+                <w:rFonts w:ascii="Times New Roman" w:hAnsi="Times New Roman" w:eastAsia="宋体"/>
+                <w:sz w:val="18"/>
+              </w:rPr>
+              <w:t>无密码</w:t>
+            </w:r>
+          </w:p>
+        </w:tc>
+      </w:tr>
+      <w:tr>
+        <w:tc>
+          <w:tcPr>
+            <w:tcW w:type="dxa" w:w="4703"/>
+          </w:tcPr>
+          <w:p>
+            <w:r>
+              <w:rPr>
+                <w:rFonts w:ascii="Times New Roman" w:hAnsi="Times New Roman" w:eastAsia="宋体"/>
+                <w:sz w:val="18"/>
+              </w:rPr>
+              <w:t>应用账号</w:t>
+            </w:r>
+          </w:p>
+        </w:tc>
+        <w:tc>
+          <w:tcPr>
+            <w:tcW w:type="dxa" w:w="4703"/>
+          </w:tcPr>
+          <w:p>
+            <w:r>
+              <w:rPr>
+                <w:rFonts w:ascii="Times New Roman" w:hAnsi="Times New Roman" w:eastAsia="宋体"/>
+                <w:sz w:val="18"/>
+              </w:rPr>
+              <w:t>`gym_app` / `gym_app_pwd`</w:t>
+            </w:r>
+          </w:p>
+        </w:tc>
+      </w:tr>
+      <w:tr>
+        <w:tc>
+          <w:tcPr>
+            <w:tcW w:type="dxa" w:w="4703"/>
+          </w:tcPr>
+          <w:p>
+            <w:r>
+              <w:rPr>
+                <w:rFonts w:ascii="Times New Roman" w:hAnsi="Times New Roman" w:eastAsia="宋体"/>
+                <w:sz w:val="18"/>
+              </w:rPr>
+              <w:t>数据库</w:t>
+            </w:r>
+          </w:p>
+        </w:tc>
+        <w:tc>
+          <w:tcPr>
+            <w:tcW w:type="dxa" w:w="4703"/>
+          </w:tcPr>
+          <w:p>
+            <w:r>
+              <w:rPr>
+                <w:rFonts w:ascii="Times New Roman" w:hAnsi="Times New Roman" w:eastAsia="宋体"/>
+                <w:sz w:val="18"/>
+              </w:rPr>
+              <w:t>`gym`</w:t>
+            </w:r>
+          </w:p>
+        </w:tc>
+      </w:tr>
+    </w:tbl>
+    <w:p>
+      <w:r>
+        <w:rPr>
+          <w:b/>
+        </w:rPr>
+        <w:t>② 首次建库与建账号</w:t>
+      </w:r>
+      <w:r>
+        <w:t>（已执行过可跳过）：</w:t>
+      </w:r>
+    </w:p>
+    <w:p>
+      <w:pPr>
+        <w:spacing w:line="240" w:lineRule="auto"/>
+        <w:ind w:left="283"/>
+      </w:pPr>
+      <w:r>
+        <w:rPr>
+          <w:rFonts w:ascii="Consolas" w:hAnsi="Consolas" w:eastAsia="宋体"/>
+          <w:sz w:val="18"/>
+        </w:rPr>
+        <w:t>E:\dev\mysql\bin\mysql.exe -u root -h 127.0.0.1 -P 3307 -e "CREATE DATABASE IF NOT EXISTS gym DEFAULT CHARACTER SET utf8mb4 COLLATE utf8mb4_unicode_ci; CREATE USER IF NOT EXISTS 'gym_app'@'%' IDENTIFIED BY 'gym_app_pwd'; GRANT ALL PRIVILEGES ON gym.* TO 'gym_app'@'%'; FLUSH PRIVILEGES;"</w:t>
+      </w:r>
+    </w:p>
+    <w:p>
+      <w:r>
+        <w:rPr>
+          <w:b/>
+        </w:rPr>
+        <w:t>③ 启动后端</w:t>
+      </w:r>
+      <w:r>
+        <w:t>（Flyway 自动执行迁移 V1–V8 与种子数据）：</w:t>
+      </w:r>
+    </w:p>
+    <w:p>
+      <w:pPr>
+        <w:spacing w:line="240" w:lineRule="auto"/>
+        <w:ind w:left="283"/>
+      </w:pPr>
+      <w:r>
+        <w:rPr>
+          <w:rFonts w:ascii="Consolas" w:hAnsi="Consolas" w:eastAsia="宋体"/>
+          <w:sz w:val="18"/>
+        </w:rPr>
+        <w:t>cd /d "E:\WorkBuddy\健身房管理业务\08-系统结构与代码设计\backend"</w:t>
+      </w:r>
+    </w:p>
+    <w:p>
+      <w:pPr>
+        <w:spacing w:line="240" w:lineRule="auto"/>
+        <w:ind w:left="283"/>
+      </w:pPr>
+      <w:r>
+        <w:rPr>
+          <w:rFonts w:ascii="Consolas" w:hAnsi="Consolas" w:eastAsia="宋体"/>
+          <w:sz w:val="18"/>
+        </w:rPr>
+        <w:t>java -jar target\gym-backend-1.0.0.jar --spring.profiles.active=mysql --server.port=8080</w:t>
+      </w:r>
+    </w:p>
+    <w:p>
+      <w:r>
+        <w:rPr>
+          <w:b/>
+        </w:rPr>
+        <w:t>④ 接口验证</w:t>
+      </w:r>
+      <w:r>
+        <w:t>（先重置演示数据，便于重复执行）：</w:t>
+      </w:r>
+    </w:p>
+    <w:p>
+      <w:pPr>
+        <w:spacing w:line="240" w:lineRule="auto"/>
+        <w:ind w:left="283"/>
+      </w:pPr>
+      <w:r>
+        <w:rPr>
+          <w:rFonts w:ascii="Consolas" w:hAnsi="Consolas" w:eastAsia="宋体"/>
+          <w:sz w:val="18"/>
+        </w:rPr>
+        <w:t>cd /d "E:\WorkBuddy\健身房管理业务\09-代码实现与迭代\verify"</w:t>
+      </w:r>
+    </w:p>
+    <w:p>
+      <w:pPr>
+        <w:spacing w:line="240" w:lineRule="auto"/>
+        <w:ind w:left="283"/>
+      </w:pPr>
+      <w:r>
+        <w:rPr>
+          <w:rFonts w:ascii="Consolas" w:hAnsi="Consolas" w:eastAsia="宋体"/>
+          <w:sz w:val="18"/>
+        </w:rPr>
+        <w:t>E:\dev\mysql\bin\mysql.exe -u gym_app -pgym_app_pwd -h 127.0.0.1 -P 3307 -D gym &lt; reset-demo-data.sql</w:t>
+      </w:r>
+    </w:p>
+    <w:p>
+      <w:pPr>
+        <w:spacing w:line="240" w:lineRule="auto"/>
+        <w:ind w:left="283"/>
+      </w:pPr>
+      <w:r>
+        <w:rPr>
+          <w:rFonts w:ascii="Consolas" w:hAnsi="Consolas" w:eastAsia="宋体"/>
+          <w:sz w:val="18"/>
+        </w:rPr>
+        <w:t>node java-api-smoke.js</w:t>
+      </w:r>
+    </w:p>
+    <w:p>
+      <w:r>
+        <w:rPr>
+          <w:b/>
+        </w:rPr>
+        <w:t>实测结果</w:t>
+      </w:r>
+      <w:r>
+        <w:t xml:space="preserve">：Flyway 执行 </w:t>
+      </w:r>
+      <w:r>
+        <w:rPr>
+          <w:b/>
+        </w:rPr>
+        <w:t>V1–V8 共 8 个迁移 + 1 个种子脚本</w:t>
+      </w:r>
+      <w:r>
+        <w:t xml:space="preserve">，建表 </w:t>
+      </w:r>
+      <w:r>
+        <w:rPr>
+          <w:b/>
+        </w:rPr>
+        <w:t>27 张</w:t>
+      </w:r>
+      <w:r>
+        <w:t xml:space="preserve">；冒烟 </w:t>
+      </w:r>
+      <w:r>
+        <w:rPr>
+          <w:b/>
+        </w:rPr>
+        <w:t>20/20 通过</w:t>
+      </w:r>
+      <w:r>
+        <w:t>；数据落库与中文读取均正常（如异常订单原因 `支付金额与订单不一致`、课程 `动感单车`）。</w:t>
+      </w:r>
+    </w:p>
+    <w:p>
+      <w:r>
+        <w:rPr>
+          <w:b/>
+        </w:rPr>
+        <w:t>设计说明</w:t>
+      </w:r>
+      <w:r>
+        <w:t>：</w:t>
+      </w:r>
+    </w:p>
+    <w:p>
+      <w:pPr>
+        <w:ind w:left="420"/>
+      </w:pPr>
+      <w:r>
+        <w:t>• 表结构**完全由迁移脚本管理**（JPA `ddl-auto: validate`，禁止自动改表）。</w:t>
+      </w:r>
+    </w:p>
+    <w:p>
+      <w:pPr>
+        <w:ind w:left="420"/>
+      </w:pPr>
+      <w:r>
+        <w:t>• 迁移脚本**单一来源**：原始文件仍在 `07-数据库与部署设计/db/`，构建时由 Maven 复制进 jar 的 `db/` 下，Flyway 以 classpath 方式加载 —— 避免"运行目录不同导致路径失效"。</w:t>
+      </w:r>
+    </w:p>
+    <w:p>
+      <w:pPr>
+        <w:ind w:left="420"/>
+      </w:pPr>
+      <w:r>
+        <w:t>• 支付为 **Mock**（大作业不涉及真实收付款），回调幂等与金额核对逻辑为真实实现。</w:t>
       </w:r>
     </w:p>
     <w:p>

--- a/本地运行手册.docx
+++ b/本地运行手册.docx
@@ -25,7 +25,16 @@
         <w:t>不占用 C 盘</w:t>
       </w:r>
       <w:r>
-        <w:t>，在 E 盘搭建可运行环境，跑通 Node 应用与 Java 后端。</w:t>
+        <w:t>在 E 盘搭建可运行环境，跑通</w:t>
+      </w:r>
+      <w:r>
+        <w:rPr>
+          <w:b/>
+        </w:rPr>
+        <w:t>统一系统</w:t>
+      </w:r>
+      <w:r>
+        <w:t>（登录 + 会员端 + 门店后台）与全部测试。</w:t>
       </w:r>
     </w:p>
     <w:p>
@@ -33,34 +42,16 @@
         <w:ind w:left="283"/>
       </w:pPr>
       <w:r>
-        <w:t xml:space="preserve">实测：Node 应用服务正常（冒烟 18/18）、Java 测试 </w:t>
+        <w:t>实测：Spring Boot 启动正常、</w:t>
       </w:r>
       <w:r>
         <w:rPr>
           <w:b/>
         </w:rPr>
-        <w:t>33/33 通过</w:t>
+        <w:t>174 项检查全部通过</w:t>
       </w:r>
       <w:r>
-        <w:t xml:space="preserve">、Spring Boot </w:t>
-      </w:r>
-      <w:r>
-        <w:rPr>
-          <w:b/>
-        </w:rPr>
-        <w:t>已启动并接口验证 20/20</w:t>
-      </w:r>
-      <w:r>
-        <w:t>（</w:t>
-      </w:r>
-      <w:r>
-        <w:rPr>
-          <w:b/>
-        </w:rPr>
-        <w:t>H2 与真实 MySQL 8.0.29 两种模式均通过</w:t>
-      </w:r>
-      <w:r>
-        <w:t>）、C 盘零写入。</w:t>
+        <w:t>、C 盘零写入。</w:t>
       </w:r>
     </w:p>
     <w:p>
@@ -68,7 +59,27 @@
         <w:pStyle w:val="Heading1"/>
       </w:pPr>
       <w:r>
-        <w:t>一、环境总览（全部位于 E 盘）</w:t>
+        <w:t>一、系统形态（集成后）</w:t>
+      </w:r>
+    </w:p>
+    <w:p>
+      <w:r>
+        <w:rPr>
+          <w:b/>
+        </w:rPr>
+        <w:t>一个后端 + 一个页面 + 一个数据库</w:t>
+      </w:r>
+      <w:r>
+        <w:t>：访问 `http://127.0.0.1:8080/` 打开统一页面，</w:t>
+      </w:r>
+      <w:r>
+        <w:rPr>
+          <w:b/>
+        </w:rPr>
+        <w:t>登录后按账号角色进入对应界面</w:t>
+      </w:r>
+      <w:r>
+        <w:t>。</w:t>
       </w:r>
     </w:p>
     <w:tbl>
@@ -78,33 +89,33 @@
         <w:tblLook w:firstColumn="1" w:firstRow="1" w:lastColumn="0" w:lastRow="0" w:noHBand="0" w:noVBand="1" w:val="04A0"/>
       </w:tblPr>
       <w:tblGrid>
-        <w:gridCol w:w="2351"/>
-        <w:gridCol w:w="2351"/>
-        <w:gridCol w:w="2351"/>
-        <w:gridCol w:w="2351"/>
+        <w:gridCol w:w="2493"/>
+        <w:gridCol w:w="2493"/>
+        <w:gridCol w:w="2493"/>
+        <w:gridCol w:w="2493"/>
       </w:tblGrid>
       <w:tr>
         <w:tc>
           <w:tcPr>
-            <w:tcW w:type="dxa" w:w="2351"/>
+            <w:tcW w:type="dxa" w:w="2493"/>
           </w:tcPr>
           <w:p/>
         </w:tc>
         <w:tc>
           <w:tcPr>
-            <w:tcW w:type="dxa" w:w="2351"/>
+            <w:tcW w:type="dxa" w:w="2493"/>
           </w:tcPr>
           <w:p/>
         </w:tc>
         <w:tc>
           <w:tcPr>
-            <w:tcW w:type="dxa" w:w="2351"/>
+            <w:tcW w:type="dxa" w:w="2493"/>
           </w:tcPr>
           <w:p/>
         </w:tc>
         <w:tc>
           <w:tcPr>
-            <w:tcW w:type="dxa" w:w="2351"/>
+            <w:tcW w:type="dxa" w:w="2493"/>
           </w:tcPr>
           <w:p/>
         </w:tc>
@@ -112,13 +123,375 @@
       <w:tr>
         <w:tc>
           <w:tcPr>
-            <w:tcW w:type="dxa" w:w="2351"/>
+            <w:tcW w:type="dxa" w:w="2493"/>
           </w:tcPr>
           <w:p>
             <w:r>
               <w:rPr>
                 <w:rFonts w:ascii="Times New Roman" w:hAnsi="Times New Roman" w:eastAsia="宋体"/>
-                <w:sz w:val="18"/>
+                <w:sz w:val="17"/>
+              </w:rPr>
+              <w:t>用户名</w:t>
+            </w:r>
+          </w:p>
+        </w:tc>
+        <w:tc>
+          <w:tcPr>
+            <w:tcW w:type="dxa" w:w="2493"/>
+          </w:tcPr>
+          <w:p>
+            <w:r>
+              <w:rPr>
+                <w:rFonts w:ascii="Times New Roman" w:hAnsi="Times New Roman" w:eastAsia="宋体"/>
+                <w:sz w:val="17"/>
+              </w:rPr>
+              <w:t>密码</w:t>
+            </w:r>
+          </w:p>
+        </w:tc>
+        <w:tc>
+          <w:tcPr>
+            <w:tcW w:type="dxa" w:w="2493"/>
+          </w:tcPr>
+          <w:p>
+            <w:r>
+              <w:rPr>
+                <w:rFonts w:ascii="Times New Roman" w:hAnsi="Times New Roman" w:eastAsia="宋体"/>
+                <w:sz w:val="17"/>
+              </w:rPr>
+              <w:t>角色</w:t>
+            </w:r>
+          </w:p>
+        </w:tc>
+        <w:tc>
+          <w:tcPr>
+            <w:tcW w:type="dxa" w:w="2493"/>
+          </w:tcPr>
+          <w:p>
+            <w:r>
+              <w:rPr>
+                <w:rFonts w:ascii="Times New Roman" w:hAnsi="Times New Roman" w:eastAsia="宋体"/>
+                <w:sz w:val="17"/>
+              </w:rPr>
+              <w:t>进入页面</w:t>
+            </w:r>
+          </w:p>
+        </w:tc>
+      </w:tr>
+      <w:tr>
+        <w:tc>
+          <w:tcPr>
+            <w:tcW w:type="dxa" w:w="2493"/>
+          </w:tcPr>
+          <w:p>
+            <w:r>
+              <w:rPr>
+                <w:rFonts w:ascii="Times New Roman" w:hAnsi="Times New Roman" w:eastAsia="宋体"/>
+                <w:sz w:val="17"/>
+              </w:rPr>
+              <w:t>`member1`</w:t>
+            </w:r>
+          </w:p>
+        </w:tc>
+        <w:tc>
+          <w:tcPr>
+            <w:tcW w:type="dxa" w:w="2493"/>
+          </w:tcPr>
+          <w:p>
+            <w:r>
+              <w:rPr>
+                <w:rFonts w:ascii="Times New Roman" w:hAnsi="Times New Roman" w:eastAsia="宋体"/>
+                <w:sz w:val="17"/>
+              </w:rPr>
+              <w:t>123456</w:t>
+            </w:r>
+          </w:p>
+        </w:tc>
+        <w:tc>
+          <w:tcPr>
+            <w:tcW w:type="dxa" w:w="2493"/>
+          </w:tcPr>
+          <w:p>
+            <w:r>
+              <w:rPr>
+                <w:rFonts w:ascii="Times New Roman" w:hAnsi="Times New Roman" w:eastAsia="宋体"/>
+                <w:sz w:val="17"/>
+              </w:rPr>
+              <w:t>会员（张三）</w:t>
+            </w:r>
+          </w:p>
+        </w:tc>
+        <w:tc>
+          <w:tcPr>
+            <w:tcW w:type="dxa" w:w="2493"/>
+          </w:tcPr>
+          <w:p>
+            <w:r>
+              <w:rPr>
+                <w:rFonts w:ascii="Times New Roman" w:hAnsi="Times New Roman" w:eastAsia="宋体"/>
+                <w:sz w:val="17"/>
+              </w:rPr>
+              <w:t>**会员端**：我的信息 / 约课 / 签到 / 取消</w:t>
+            </w:r>
+          </w:p>
+        </w:tc>
+      </w:tr>
+      <w:tr>
+        <w:tc>
+          <w:tcPr>
+            <w:tcW w:type="dxa" w:w="2493"/>
+          </w:tcPr>
+          <w:p>
+            <w:r>
+              <w:rPr>
+                <w:rFonts w:ascii="Times New Roman" w:hAnsi="Times New Roman" w:eastAsia="宋体"/>
+                <w:sz w:val="17"/>
+              </w:rPr>
+              <w:t>`member2`</w:t>
+            </w:r>
+          </w:p>
+        </w:tc>
+        <w:tc>
+          <w:tcPr>
+            <w:tcW w:type="dxa" w:w="2493"/>
+          </w:tcPr>
+          <w:p>
+            <w:r>
+              <w:rPr>
+                <w:rFonts w:ascii="Times New Roman" w:hAnsi="Times New Roman" w:eastAsia="宋体"/>
+                <w:sz w:val="17"/>
+              </w:rPr>
+              <w:t>123456</w:t>
+            </w:r>
+          </w:p>
+        </w:tc>
+        <w:tc>
+          <w:tcPr>
+            <w:tcW w:type="dxa" w:w="2493"/>
+          </w:tcPr>
+          <w:p>
+            <w:r>
+              <w:rPr>
+                <w:rFonts w:ascii="Times New Roman" w:hAnsi="Times New Roman" w:eastAsia="宋体"/>
+                <w:sz w:val="17"/>
+              </w:rPr>
+              <w:t>会员（李四，会籍过期）</w:t>
+            </w:r>
+          </w:p>
+        </w:tc>
+        <w:tc>
+          <w:tcPr>
+            <w:tcW w:type="dxa" w:w="2493"/>
+          </w:tcPr>
+          <w:p>
+            <w:r>
+              <w:rPr>
+                <w:rFonts w:ascii="Times New Roman" w:hAnsi="Times New Roman" w:eastAsia="宋体"/>
+                <w:sz w:val="17"/>
+              </w:rPr>
+              <w:t>会员端（用于演示 SYS-R1 拦截）</w:t>
+            </w:r>
+          </w:p>
+        </w:tc>
+      </w:tr>
+      <w:tr>
+        <w:tc>
+          <w:tcPr>
+            <w:tcW w:type="dxa" w:w="2493"/>
+          </w:tcPr>
+          <w:p>
+            <w:r>
+              <w:rPr>
+                <w:rFonts w:ascii="Times New Roman" w:hAnsi="Times New Roman" w:eastAsia="宋体"/>
+                <w:sz w:val="17"/>
+              </w:rPr>
+              <w:t>`manager`</w:t>
+            </w:r>
+          </w:p>
+        </w:tc>
+        <w:tc>
+          <w:tcPr>
+            <w:tcW w:type="dxa" w:w="2493"/>
+          </w:tcPr>
+          <w:p>
+            <w:r>
+              <w:rPr>
+                <w:rFonts w:ascii="Times New Roman" w:hAnsi="Times New Roman" w:eastAsia="宋体"/>
+                <w:sz w:val="17"/>
+              </w:rPr>
+              <w:t>123456</w:t>
+            </w:r>
+          </w:p>
+        </w:tc>
+        <w:tc>
+          <w:tcPr>
+            <w:tcW w:type="dxa" w:w="2493"/>
+          </w:tcPr>
+          <w:p>
+            <w:r>
+              <w:rPr>
+                <w:rFonts w:ascii="Times New Roman" w:hAnsi="Times New Roman" w:eastAsia="宋体"/>
+                <w:sz w:val="17"/>
+              </w:rPr>
+              <w:t>店长</w:t>
+            </w:r>
+          </w:p>
+        </w:tc>
+        <w:tc>
+          <w:tcPr>
+            <w:tcW w:type="dxa" w:w="2493"/>
+          </w:tcPr>
+          <w:p>
+            <w:r>
+              <w:rPr>
+                <w:rFonts w:ascii="Times New Roman" w:hAnsi="Times New Roman" w:eastAsia="宋体"/>
+                <w:sz w:val="17"/>
+              </w:rPr>
+              <w:t>**门店后台**：约课管理 / 收费对账 / 风险预测 / 业绩提成 / 摘要审计</w:t>
+            </w:r>
+          </w:p>
+        </w:tc>
+      </w:tr>
+      <w:tr>
+        <w:tc>
+          <w:tcPr>
+            <w:tcW w:type="dxa" w:w="2493"/>
+          </w:tcPr>
+          <w:p>
+            <w:r>
+              <w:rPr>
+                <w:rFonts w:ascii="Times New Roman" w:hAnsi="Times New Roman" w:eastAsia="宋体"/>
+                <w:sz w:val="17"/>
+              </w:rPr>
+              <w:t>`admin`</w:t>
+            </w:r>
+          </w:p>
+        </w:tc>
+        <w:tc>
+          <w:tcPr>
+            <w:tcW w:type="dxa" w:w="2493"/>
+          </w:tcPr>
+          <w:p>
+            <w:r>
+              <w:rPr>
+                <w:rFonts w:ascii="Times New Roman" w:hAnsi="Times New Roman" w:eastAsia="宋体"/>
+                <w:sz w:val="17"/>
+              </w:rPr>
+              <w:t>123456</w:t>
+            </w:r>
+          </w:p>
+        </w:tc>
+        <w:tc>
+          <w:tcPr>
+            <w:tcW w:type="dxa" w:w="2493"/>
+          </w:tcPr>
+          <w:p>
+            <w:r>
+              <w:rPr>
+                <w:rFonts w:ascii="Times New Roman" w:hAnsi="Times New Roman" w:eastAsia="宋体"/>
+                <w:sz w:val="17"/>
+              </w:rPr>
+              <w:t>管理员</w:t>
+            </w:r>
+          </w:p>
+        </w:tc>
+        <w:tc>
+          <w:tcPr>
+            <w:tcW w:type="dxa" w:w="2493"/>
+          </w:tcPr>
+          <w:p>
+            <w:r>
+              <w:rPr>
+                <w:rFonts w:ascii="Times New Roman" w:hAnsi="Times New Roman" w:eastAsia="宋体"/>
+                <w:sz w:val="17"/>
+              </w:rPr>
+              <w:t>门店后台 + **系统管理**（重置演示数据）</w:t>
+            </w:r>
+          </w:p>
+        </w:tc>
+      </w:tr>
+    </w:tbl>
+    <w:p>
+      <w:pPr>
+        <w:ind w:left="283"/>
+      </w:pPr>
+      <w:r>
+        <w:t>接口调用日志</w:t>
+      </w:r>
+      <w:r>
+        <w:rPr>
+          <w:b/>
+        </w:rPr>
+        <w:t>仅门店后台可见</w:t>
+      </w:r>
+      <w:r>
+        <w:t>，会员端不展示。</w:t>
+      </w:r>
+    </w:p>
+    <w:p>
+      <w:pPr>
+        <w:ind w:left="283"/>
+      </w:pPr>
+      <w:r>
+        <w:t>密码以 BCrypt 哈希存储；账号初始化幂等，重复启动不会重复创建。</w:t>
+      </w:r>
+    </w:p>
+    <w:p>
+      <w:pPr>
+        <w:pStyle w:val="Heading1"/>
+      </w:pPr>
+      <w:r>
+        <w:t>二、环境总览（全部位于 E 盘）</w:t>
+      </w:r>
+    </w:p>
+    <w:tbl>
+      <w:tblPr>
+        <w:tblStyle w:val="TableGrid"/>
+        <w:tblW w:type="auto" w:w="0"/>
+        <w:tblLook w:firstColumn="1" w:firstRow="1" w:lastColumn="0" w:lastRow="0" w:noHBand="0" w:noVBand="1" w:val="04A0"/>
+      </w:tblPr>
+      <w:tblGrid>
+        <w:gridCol w:w="2493"/>
+        <w:gridCol w:w="2493"/>
+        <w:gridCol w:w="2493"/>
+        <w:gridCol w:w="2493"/>
+      </w:tblGrid>
+      <w:tr>
+        <w:tc>
+          <w:tcPr>
+            <w:tcW w:type="dxa" w:w="2493"/>
+          </w:tcPr>
+          <w:p/>
+        </w:tc>
+        <w:tc>
+          <w:tcPr>
+            <w:tcW w:type="dxa" w:w="2493"/>
+          </w:tcPr>
+          <w:p/>
+        </w:tc>
+        <w:tc>
+          <w:tcPr>
+            <w:tcW w:type="dxa" w:w="2493"/>
+          </w:tcPr>
+          <w:p/>
+        </w:tc>
+        <w:tc>
+          <w:tcPr>
+            <w:tcW w:type="dxa" w:w="2493"/>
+          </w:tcPr>
+          <w:p/>
+        </w:tc>
+      </w:tr>
+      <w:tr>
+        <w:tc>
+          <w:tcPr>
+            <w:tcW w:type="dxa" w:w="2493"/>
+          </w:tcPr>
+          <w:p>
+            <w:r>
+              <w:rPr>
+                <w:rFonts w:ascii="Times New Roman" w:hAnsi="Times New Roman" w:eastAsia="宋体"/>
+                <w:sz w:val="17"/>
               </w:rPr>
               <w:t>组件</w:t>
             </w:r>
@@ -126,13 +499,13 @@
         </w:tc>
         <w:tc>
           <w:tcPr>
-            <w:tcW w:type="dxa" w:w="2351"/>
+            <w:tcW w:type="dxa" w:w="2493"/>
           </w:tcPr>
           <w:p>
             <w:r>
               <w:rPr>
                 <w:rFonts w:ascii="Times New Roman" w:hAnsi="Times New Roman" w:eastAsia="宋体"/>
-                <w:sz w:val="18"/>
+                <w:sz w:val="17"/>
               </w:rPr>
               <w:t>版本</w:t>
             </w:r>
@@ -140,13 +513,13 @@
         </w:tc>
         <w:tc>
           <w:tcPr>
-            <w:tcW w:type="dxa" w:w="2351"/>
+            <w:tcW w:type="dxa" w:w="2493"/>
           </w:tcPr>
           <w:p>
             <w:r>
               <w:rPr>
                 <w:rFonts w:ascii="Times New Roman" w:hAnsi="Times New Roman" w:eastAsia="宋体"/>
-                <w:sz w:val="18"/>
+                <w:sz w:val="17"/>
               </w:rPr>
               <w:t>位置</w:t>
             </w:r>
@@ -154,13 +527,13 @@
         </w:tc>
         <w:tc>
           <w:tcPr>
-            <w:tcW w:type="dxa" w:w="2351"/>
+            <w:tcW w:type="dxa" w:w="2493"/>
           </w:tcPr>
           <w:p>
             <w:r>
               <w:rPr>
                 <w:rFonts w:ascii="Times New Roman" w:hAnsi="Times New Roman" w:eastAsia="宋体"/>
-                <w:sz w:val="18"/>
+                <w:sz w:val="17"/>
               </w:rPr>
               <w:t>占用</w:t>
             </w:r>
@@ -170,13 +543,13 @@
       <w:tr>
         <w:tc>
           <w:tcPr>
-            <w:tcW w:type="dxa" w:w="2351"/>
+            <w:tcW w:type="dxa" w:w="2493"/>
           </w:tcPr>
           <w:p>
             <w:r>
               <w:rPr>
                 <w:rFonts w:ascii="Times New Roman" w:hAnsi="Times New Roman" w:eastAsia="宋体"/>
-                <w:sz w:val="18"/>
+                <w:sz w:val="17"/>
               </w:rPr>
               <w:t>JDK（Temurin）</w:t>
             </w:r>
@@ -184,13 +557,13 @@
         </w:tc>
         <w:tc>
           <w:tcPr>
-            <w:tcW w:type="dxa" w:w="2351"/>
+            <w:tcW w:type="dxa" w:w="2493"/>
           </w:tcPr>
           <w:p>
             <w:r>
               <w:rPr>
                 <w:rFonts w:ascii="Times New Roman" w:hAnsi="Times New Roman" w:eastAsia="宋体"/>
-                <w:sz w:val="18"/>
+                <w:sz w:val="17"/>
               </w:rPr>
               <w:t>17.0.20.1</w:t>
             </w:r>
@@ -198,13 +571,13 @@
         </w:tc>
         <w:tc>
           <w:tcPr>
-            <w:tcW w:type="dxa" w:w="2351"/>
+            <w:tcW w:type="dxa" w:w="2493"/>
           </w:tcPr>
           <w:p>
             <w:r>
               <w:rPr>
                 <w:rFonts w:ascii="Times New Roman" w:hAnsi="Times New Roman" w:eastAsia="宋体"/>
-                <w:sz w:val="18"/>
+                <w:sz w:val="17"/>
               </w:rPr>
               <w:t>`E:\dev\jdk-17`</w:t>
             </w:r>
@@ -212,13 +585,13 @@
         </w:tc>
         <w:tc>
           <w:tcPr>
-            <w:tcW w:type="dxa" w:w="2351"/>
+            <w:tcW w:type="dxa" w:w="2493"/>
           </w:tcPr>
           <w:p>
             <w:r>
               <w:rPr>
                 <w:rFonts w:ascii="Times New Roman" w:hAnsi="Times New Roman" w:eastAsia="宋体"/>
-                <w:sz w:val="18"/>
+                <w:sz w:val="17"/>
               </w:rPr>
               <w:t>304 MB</w:t>
             </w:r>
@@ -228,13 +601,13 @@
       <w:tr>
         <w:tc>
           <w:tcPr>
-            <w:tcW w:type="dxa" w:w="2351"/>
+            <w:tcW w:type="dxa" w:w="2493"/>
           </w:tcPr>
           <w:p>
             <w:r>
               <w:rPr>
                 <w:rFonts w:ascii="Times New Roman" w:hAnsi="Times New Roman" w:eastAsia="宋体"/>
-                <w:sz w:val="18"/>
+                <w:sz w:val="17"/>
               </w:rPr>
               <w:t>Maven</w:t>
             </w:r>
@@ -242,13 +615,13 @@
         </w:tc>
         <w:tc>
           <w:tcPr>
-            <w:tcW w:type="dxa" w:w="2351"/>
+            <w:tcW w:type="dxa" w:w="2493"/>
           </w:tcPr>
           <w:p>
             <w:r>
               <w:rPr>
                 <w:rFonts w:ascii="Times New Roman" w:hAnsi="Times New Roman" w:eastAsia="宋体"/>
-                <w:sz w:val="18"/>
+                <w:sz w:val="17"/>
               </w:rPr>
               <w:t>3.9.16</w:t>
             </w:r>
@@ -256,13 +629,13 @@
         </w:tc>
         <w:tc>
           <w:tcPr>
-            <w:tcW w:type="dxa" w:w="2351"/>
+            <w:tcW w:type="dxa" w:w="2493"/>
           </w:tcPr>
           <w:p>
             <w:r>
               <w:rPr>
                 <w:rFonts w:ascii="Times New Roman" w:hAnsi="Times New Roman" w:eastAsia="宋体"/>
-                <w:sz w:val="18"/>
+                <w:sz w:val="17"/>
               </w:rPr>
               <w:t>`E:\dev\maven`</w:t>
             </w:r>
@@ -270,13 +643,13 @@
         </w:tc>
         <w:tc>
           <w:tcPr>
-            <w:tcW w:type="dxa" w:w="2351"/>
+            <w:tcW w:type="dxa" w:w="2493"/>
           </w:tcPr>
           <w:p>
             <w:r>
               <w:rPr>
                 <w:rFonts w:ascii="Times New Roman" w:hAnsi="Times New Roman" w:eastAsia="宋体"/>
-                <w:sz w:val="18"/>
+                <w:sz w:val="17"/>
               </w:rPr>
               <w:t>11 MB</w:t>
             </w:r>
@@ -286,13 +659,13 @@
       <w:tr>
         <w:tc>
           <w:tcPr>
-            <w:tcW w:type="dxa" w:w="2351"/>
+            <w:tcW w:type="dxa" w:w="2493"/>
           </w:tcPr>
           <w:p>
             <w:r>
               <w:rPr>
                 <w:rFonts w:ascii="Times New Roman" w:hAnsi="Times New Roman" w:eastAsia="宋体"/>
-                <w:sz w:val="18"/>
+                <w:sz w:val="17"/>
               </w:rPr>
               <w:t>Maven 依赖仓库</w:t>
             </w:r>
@@ -300,13 +673,13 @@
         </w:tc>
         <w:tc>
           <w:tcPr>
-            <w:tcW w:type="dxa" w:w="2351"/>
+            <w:tcW w:type="dxa" w:w="2493"/>
           </w:tcPr>
           <w:p>
             <w:r>
               <w:rPr>
                 <w:rFonts w:ascii="Times New Roman" w:hAnsi="Times New Roman" w:eastAsia="宋体"/>
-                <w:sz w:val="18"/>
+                <w:sz w:val="17"/>
               </w:rPr>
               <w:t>—</w:t>
             </w:r>
@@ -314,13 +687,13 @@
         </w:tc>
         <w:tc>
           <w:tcPr>
-            <w:tcW w:type="dxa" w:w="2351"/>
+            <w:tcW w:type="dxa" w:w="2493"/>
           </w:tcPr>
           <w:p>
             <w:r>
               <w:rPr>
                 <w:rFonts w:ascii="Times New Roman" w:hAnsi="Times New Roman" w:eastAsia="宋体"/>
-                <w:sz w:val="18"/>
+                <w:sz w:val="17"/>
               </w:rPr>
               <w:t>`E:\dev\m2repo`</w:t>
             </w:r>
@@ -328,15 +701,15 @@
         </w:tc>
         <w:tc>
           <w:tcPr>
-            <w:tcW w:type="dxa" w:w="2351"/>
+            <w:tcW w:type="dxa" w:w="2493"/>
           </w:tcPr>
           <w:p>
             <w:r>
               <w:rPr>
                 <w:rFonts w:ascii="Times New Roman" w:hAnsi="Times New Roman" w:eastAsia="宋体"/>
-                <w:sz w:val="18"/>
+                <w:sz w:val="17"/>
               </w:rPr>
-              <w:t>110 MB</w:t>
+              <w:t>~115 MB</w:t>
             </w:r>
           </w:p>
         </w:tc>
@@ -344,55 +717,55 @@
       <w:tr>
         <w:tc>
           <w:tcPr>
-            <w:tcW w:type="dxa" w:w="2351"/>
+            <w:tcW w:type="dxa" w:w="2493"/>
           </w:tcPr>
           <w:p>
             <w:r>
               <w:rPr>
                 <w:rFonts w:ascii="Times New Roman" w:hAnsi="Times New Roman" w:eastAsia="宋体"/>
-                <w:sz w:val="18"/>
+                <w:sz w:val="17"/>
               </w:rPr>
-              <w:t>**MySQL（便携版）**</w:t>
+              <w:t>MySQL（便携版）</w:t>
             </w:r>
           </w:p>
         </w:tc>
         <w:tc>
           <w:tcPr>
-            <w:tcW w:type="dxa" w:w="2351"/>
+            <w:tcW w:type="dxa" w:w="2493"/>
           </w:tcPr>
           <w:p>
             <w:r>
               <w:rPr>
                 <w:rFonts w:ascii="Times New Roman" w:hAnsi="Times New Roman" w:eastAsia="宋体"/>
-                <w:sz w:val="18"/>
+                <w:sz w:val="17"/>
               </w:rPr>
-              <w:t>**8.0.29**</w:t>
+              <w:t>8.0.29</w:t>
             </w:r>
           </w:p>
         </w:tc>
         <w:tc>
           <w:tcPr>
-            <w:tcW w:type="dxa" w:w="2351"/>
+            <w:tcW w:type="dxa" w:w="2493"/>
           </w:tcPr>
           <w:p>
             <w:r>
               <w:rPr>
                 <w:rFonts w:ascii="Times New Roman" w:hAnsi="Times New Roman" w:eastAsia="宋体"/>
-                <w:sz w:val="18"/>
+                <w:sz w:val="17"/>
               </w:rPr>
-              <w:t>`E:\dev\mysql`（数据目录 `E:\dev\mysql\data`）</w:t>
+              <w:t>`E:\dev\mysql`（数据目录同盘）</w:t>
             </w:r>
           </w:p>
         </w:tc>
         <w:tc>
           <w:tcPr>
-            <w:tcW w:type="dxa" w:w="2351"/>
+            <w:tcW w:type="dxa" w:w="2493"/>
           </w:tcPr>
           <w:p>
             <w:r>
               <w:rPr>
                 <w:rFonts w:ascii="Times New Roman" w:hAnsi="Times New Roman" w:eastAsia="宋体"/>
-                <w:sz w:val="18"/>
+                <w:sz w:val="17"/>
               </w:rPr>
               <w:t>1.1 GB</w:t>
             </w:r>
@@ -402,13 +775,13 @@
       <w:tr>
         <w:tc>
           <w:tcPr>
-            <w:tcW w:type="dxa" w:w="2351"/>
+            <w:tcW w:type="dxa" w:w="2493"/>
           </w:tcPr>
           <w:p>
             <w:r>
               <w:rPr>
                 <w:rFonts w:ascii="Times New Roman" w:hAnsi="Times New Roman" w:eastAsia="宋体"/>
-                <w:sz w:val="18"/>
+                <w:sz w:val="17"/>
               </w:rPr>
               <w:t>Node.js</w:t>
             </w:r>
@@ -416,13 +789,13 @@
         </w:tc>
         <w:tc>
           <w:tcPr>
-            <w:tcW w:type="dxa" w:w="2351"/>
+            <w:tcW w:type="dxa" w:w="2493"/>
           </w:tcPr>
           <w:p>
             <w:r>
               <w:rPr>
                 <w:rFonts w:ascii="Times New Roman" w:hAnsi="Times New Roman" w:eastAsia="宋体"/>
-                <w:sz w:val="18"/>
+                <w:sz w:val="17"/>
               </w:rPr>
               <w:t>v24.21.0</w:t>
             </w:r>
@@ -430,13 +803,13 @@
         </w:tc>
         <w:tc>
           <w:tcPr>
-            <w:tcW w:type="dxa" w:w="2351"/>
+            <w:tcW w:type="dxa" w:w="2493"/>
           </w:tcPr>
           <w:p>
             <w:r>
               <w:rPr>
                 <w:rFonts w:ascii="Times New Roman" w:hAnsi="Times New Roman" w:eastAsia="宋体"/>
-                <w:sz w:val="18"/>
+                <w:sz w:val="17"/>
               </w:rPr>
               <w:t>`E:\dev\nodejs`</w:t>
             </w:r>
@@ -444,13 +817,13 @@
         </w:tc>
         <w:tc>
           <w:tcPr>
-            <w:tcW w:type="dxa" w:w="2351"/>
+            <w:tcW w:type="dxa" w:w="2493"/>
           </w:tcPr>
           <w:p>
             <w:r>
               <w:rPr>
                 <w:rFonts w:ascii="Times New Roman" w:hAnsi="Times New Roman" w:eastAsia="宋体"/>
-                <w:sz w:val="18"/>
+                <w:sz w:val="17"/>
               </w:rPr>
               <w:t>107 MB</w:t>
             </w:r>
@@ -460,13 +833,71 @@
       <w:tr>
         <w:tc>
           <w:tcPr>
-            <w:tcW w:type="dxa" w:w="2351"/>
+            <w:tcW w:type="dxa" w:w="2493"/>
           </w:tcPr>
           <w:p>
             <w:r>
               <w:rPr>
                 <w:rFonts w:ascii="Times New Roman" w:hAnsi="Times New Roman" w:eastAsia="宋体"/>
-                <w:sz w:val="18"/>
+                <w:sz w:val="17"/>
+              </w:rPr>
+              <w:t>Playwright-core（浏览器测试用）</w:t>
+            </w:r>
+          </w:p>
+        </w:tc>
+        <w:tc>
+          <w:tcPr>
+            <w:tcW w:type="dxa" w:w="2493"/>
+          </w:tcPr>
+          <w:p>
+            <w:r>
+              <w:rPr>
+                <w:rFonts w:ascii="Times New Roman" w:hAnsi="Times New Roman" w:eastAsia="宋体"/>
+                <w:sz w:val="17"/>
+              </w:rPr>
+              <w:t>—</w:t>
+            </w:r>
+          </w:p>
+        </w:tc>
+        <w:tc>
+          <w:tcPr>
+            <w:tcW w:type="dxa" w:w="2493"/>
+          </w:tcPr>
+          <w:p>
+            <w:r>
+              <w:rPr>
+                <w:rFonts w:ascii="Times New Roman" w:hAnsi="Times New Roman" w:eastAsia="宋体"/>
+                <w:sz w:val="17"/>
+              </w:rPr>
+              <w:t>`E:\dev\pw`</w:t>
+            </w:r>
+          </w:p>
+        </w:tc>
+        <w:tc>
+          <w:tcPr>
+            <w:tcW w:type="dxa" w:w="2493"/>
+          </w:tcPr>
+          <w:p>
+            <w:r>
+              <w:rPr>
+                <w:rFonts w:ascii="Times New Roman" w:hAnsi="Times New Roman" w:eastAsia="宋体"/>
+                <w:sz w:val="17"/>
+              </w:rPr>
+              <w:t>~5 MB</w:t>
+            </w:r>
+          </w:p>
+        </w:tc>
+      </w:tr>
+      <w:tr>
+        <w:tc>
+          <w:tcPr>
+            <w:tcW w:type="dxa" w:w="2493"/>
+          </w:tcPr>
+          <w:p>
+            <w:r>
+              <w:rPr>
+                <w:rFonts w:ascii="Times New Roman" w:hAnsi="Times New Roman" w:eastAsia="宋体"/>
+                <w:sz w:val="17"/>
               </w:rPr>
               <w:t>**合计**</w:t>
             </w:r>
@@ -474,39 +905,39 @@
         </w:tc>
         <w:tc>
           <w:tcPr>
-            <w:tcW w:type="dxa" w:w="2351"/>
+            <w:tcW w:type="dxa" w:w="2493"/>
           </w:tcPr>
           <w:p>
             <w:r>
               <w:rPr>
                 <w:rFonts w:ascii="Times New Roman" w:hAnsi="Times New Roman" w:eastAsia="宋体"/>
-                <w:sz w:val="18"/>
+                <w:sz w:val="17"/>
               </w:rPr>
             </w:r>
           </w:p>
         </w:tc>
         <w:tc>
           <w:tcPr>
-            <w:tcW w:type="dxa" w:w="2351"/>
+            <w:tcW w:type="dxa" w:w="2493"/>
           </w:tcPr>
           <w:p>
             <w:r>
               <w:rPr>
                 <w:rFonts w:ascii="Times New Roman" w:hAnsi="Times New Roman" w:eastAsia="宋体"/>
-                <w:sz w:val="18"/>
+                <w:sz w:val="17"/>
               </w:rPr>
             </w:r>
           </w:p>
         </w:tc>
         <w:tc>
           <w:tcPr>
-            <w:tcW w:type="dxa" w:w="2351"/>
+            <w:tcW w:type="dxa" w:w="2493"/>
           </w:tcPr>
           <w:p>
             <w:r>
               <w:rPr>
                 <w:rFonts w:ascii="Times New Roman" w:hAnsi="Times New Roman" w:eastAsia="宋体"/>
-                <w:sz w:val="18"/>
+                <w:sz w:val="17"/>
               </w:rPr>
               <w:t>**约 1.8 GB**</w:t>
             </w:r>
@@ -522,7 +953,7 @@
         <w:t>C 盘零占用</w:t>
       </w:r>
       <w:r>
-        <w:t>：未创建 `C:\Users\...\.m2\repository`，Maven 依赖全部落在 `E:\dev\m2repo`。</w:t>
+        <w:t>：未创建 `C:\Users\...\.m2\repository`，依赖与数据库全部落在 E 盘。</w:t>
       </w:r>
     </w:p>
     <w:p>
@@ -530,7 +961,7 @@
         <w:pStyle w:val="Heading1"/>
       </w:pPr>
       <w:r>
-        <w:t>二、关键文件</w:t>
+        <w:t>三、关键文件</w:t>
       </w:r>
     </w:p>
     <w:tbl>
@@ -540,19 +971,19 @@
         <w:tblLook w:firstColumn="1" w:firstRow="1" w:lastColumn="0" w:lastRow="0" w:noHBand="0" w:noVBand="1" w:val="04A0"/>
       </w:tblPr>
       <w:tblGrid>
-        <w:gridCol w:w="4703"/>
-        <w:gridCol w:w="4703"/>
+        <w:gridCol w:w="4986"/>
+        <w:gridCol w:w="4986"/>
       </w:tblGrid>
       <w:tr>
         <w:tc>
           <w:tcPr>
-            <w:tcW w:type="dxa" w:w="4703"/>
+            <w:tcW w:type="dxa" w:w="4986"/>
           </w:tcPr>
           <w:p/>
         </w:tc>
         <w:tc>
           <w:tcPr>
-            <w:tcW w:type="dxa" w:w="4703"/>
+            <w:tcW w:type="dxa" w:w="4986"/>
           </w:tcPr>
           <w:p/>
         </w:tc>
@@ -560,13 +991,13 @@
       <w:tr>
         <w:tc>
           <w:tcPr>
-            <w:tcW w:type="dxa" w:w="4703"/>
+            <w:tcW w:type="dxa" w:w="4986"/>
           </w:tcPr>
           <w:p>
             <w:r>
               <w:rPr>
                 <w:rFonts w:ascii="Times New Roman" w:hAnsi="Times New Roman" w:eastAsia="宋体"/>
-                <w:sz w:val="18"/>
+                <w:sz w:val="17"/>
               </w:rPr>
               <w:t>文件</w:t>
             </w:r>
@@ -574,13 +1005,13 @@
         </w:tc>
         <w:tc>
           <w:tcPr>
-            <w:tcW w:type="dxa" w:w="4703"/>
+            <w:tcW w:type="dxa" w:w="4986"/>
           </w:tcPr>
           <w:p>
             <w:r>
               <w:rPr>
                 <w:rFonts w:ascii="Times New Roman" w:hAnsi="Times New Roman" w:eastAsia="宋体"/>
-                <w:sz w:val="18"/>
+                <w:sz w:val="17"/>
               </w:rPr>
               <w:t>作用</w:t>
             </w:r>
@@ -590,13 +1021,13 @@
       <w:tr>
         <w:tc>
           <w:tcPr>
-            <w:tcW w:type="dxa" w:w="4703"/>
+            <w:tcW w:type="dxa" w:w="4986"/>
           </w:tcPr>
           <w:p>
             <w:r>
               <w:rPr>
                 <w:rFonts w:ascii="Times New Roman" w:hAnsi="Times New Roman" w:eastAsia="宋体"/>
-                <w:sz w:val="18"/>
+                <w:sz w:val="17"/>
               </w:rPr>
               <w:t>`E:\dev\env.cmd`</w:t>
             </w:r>
@@ -604,13 +1035,13 @@
         </w:tc>
         <w:tc>
           <w:tcPr>
-            <w:tcW w:type="dxa" w:w="4703"/>
+            <w:tcW w:type="dxa" w:w="4986"/>
           </w:tcPr>
           <w:p>
             <w:r>
               <w:rPr>
                 <w:rFonts w:ascii="Times New Roman" w:hAnsi="Times New Roman" w:eastAsia="宋体"/>
-                <w:sz w:val="18"/>
+                <w:sz w:val="17"/>
               </w:rPr>
               <w:t>进入开发环境（临时设置 JAVA_HOME / PATH，**不改系统环境变量**）</w:t>
             </w:r>
@@ -620,43 +1051,13 @@
       <w:tr>
         <w:tc>
           <w:tcPr>
-            <w:tcW w:type="dxa" w:w="4703"/>
+            <w:tcW w:type="dxa" w:w="4986"/>
           </w:tcPr>
           <w:p>
             <w:r>
               <w:rPr>
                 <w:rFonts w:ascii="Times New Roman" w:hAnsi="Times New Roman" w:eastAsia="宋体"/>
-                <w:sz w:val="18"/>
-              </w:rPr>
-              <w:t>`E:\dev\run-gym-app.cmd`</w:t>
-            </w:r>
-          </w:p>
-        </w:tc>
-        <w:tc>
-          <w:tcPr>
-            <w:tcW w:type="dxa" w:w="4703"/>
-          </w:tcPr>
-          <w:p>
-            <w:r>
-              <w:rPr>
-                <w:rFonts w:ascii="Times New Roman" w:hAnsi="Times New Roman" w:eastAsia="宋体"/>
-                <w:sz w:val="18"/>
-              </w:rPr>
-              <w:t>一键启动 Node 应用</w:t>
-            </w:r>
-          </w:p>
-        </w:tc>
-      </w:tr>
-      <w:tr>
-        <w:tc>
-          <w:tcPr>
-            <w:tcW w:type="dxa" w:w="4703"/>
-          </w:tcPr>
-          <w:p>
-            <w:r>
-              <w:rPr>
-                <w:rFonts w:ascii="Times New Roman" w:hAnsi="Times New Roman" w:eastAsia="宋体"/>
-                <w:sz w:val="18"/>
+                <w:sz w:val="17"/>
               </w:rPr>
               <w:t>`E:\dev\start-mysql.cmd`</w:t>
             </w:r>
@@ -664,13 +1065,13 @@
         </w:tc>
         <w:tc>
           <w:tcPr>
-            <w:tcW w:type="dxa" w:w="4703"/>
+            <w:tcW w:type="dxa" w:w="4986"/>
           </w:tcPr>
           <w:p>
             <w:r>
               <w:rPr>
                 <w:rFonts w:ascii="Times New Roman" w:hAnsi="Times New Roman" w:eastAsia="宋体"/>
-                <w:sz w:val="18"/>
+                <w:sz w:val="17"/>
               </w:rPr>
               <w:t>一键启动便携 MySQL（端口 3307）</w:t>
             </w:r>
@@ -680,13 +1081,43 @@
       <w:tr>
         <w:tc>
           <w:tcPr>
-            <w:tcW w:type="dxa" w:w="4703"/>
+            <w:tcW w:type="dxa" w:w="4986"/>
           </w:tcPr>
           <w:p>
             <w:r>
               <w:rPr>
                 <w:rFonts w:ascii="Times New Roman" w:hAnsi="Times New Roman" w:eastAsia="宋体"/>
-                <w:sz w:val="18"/>
+                <w:sz w:val="17"/>
+              </w:rPr>
+              <w:t>`E:\dev\run-gym-app.cmd`</w:t>
+            </w:r>
+          </w:p>
+        </w:tc>
+        <w:tc>
+          <w:tcPr>
+            <w:tcW w:type="dxa" w:w="4986"/>
+          </w:tcPr>
+          <w:p>
+            <w:r>
+              <w:rPr>
+                <w:rFonts w:ascii="Times New Roman" w:hAnsi="Times New Roman" w:eastAsia="宋体"/>
+                <w:sz w:val="17"/>
+              </w:rPr>
+              <w:t>启动 Node 参考实现（备选，端口 3111）</w:t>
+            </w:r>
+          </w:p>
+        </w:tc>
+      </w:tr>
+      <w:tr>
+        <w:tc>
+          <w:tcPr>
+            <w:tcW w:type="dxa" w:w="4986"/>
+          </w:tcPr>
+          <w:p>
+            <w:r>
+              <w:rPr>
+                <w:rFonts w:ascii="Times New Roman" w:hAnsi="Times New Roman" w:eastAsia="宋体"/>
+                <w:sz w:val="17"/>
               </w:rPr>
               <w:t>`E:\dev\maven\conf\settings-dev.xml`</w:t>
             </w:r>
@@ -694,15 +1125,15 @@
         </w:tc>
         <w:tc>
           <w:tcPr>
-            <w:tcW w:type="dxa" w:w="4703"/>
+            <w:tcW w:type="dxa" w:w="4986"/>
           </w:tcPr>
           <w:p>
             <w:r>
               <w:rPr>
                 <w:rFonts w:ascii="Times New Roman" w:hAnsi="Times New Roman" w:eastAsia="宋体"/>
-                <w:sz w:val="18"/>
+                <w:sz w:val="17"/>
               </w:rPr>
-              <w:t>便携 Maven 配置：依赖仓库指向 E 盘 + 阿里云镜像（**未覆盖 Maven 原配置**）</w:t>
+              <w:t>便携 Maven 配置（仓库指向 E 盘 + 阿里云镜像，未覆盖原配置）</w:t>
             </w:r>
           </w:p>
         </w:tc>
@@ -710,13 +1141,13 @@
       <w:tr>
         <w:tc>
           <w:tcPr>
-            <w:tcW w:type="dxa" w:w="4703"/>
+            <w:tcW w:type="dxa" w:w="4986"/>
           </w:tcPr>
           <w:p>
             <w:r>
               <w:rPr>
                 <w:rFonts w:ascii="Times New Roman" w:hAnsi="Times New Roman" w:eastAsia="宋体"/>
-                <w:sz w:val="18"/>
+                <w:sz w:val="17"/>
               </w:rPr>
               <w:t>`E:\dev\mysql\my.ini`</w:t>
             </w:r>
@@ -724,15 +1155,15 @@
         </w:tc>
         <w:tc>
           <w:tcPr>
-            <w:tcW w:type="dxa" w:w="4703"/>
+            <w:tcW w:type="dxa" w:w="4986"/>
           </w:tcPr>
           <w:p>
             <w:r>
               <w:rPr>
                 <w:rFonts w:ascii="Times New Roman" w:hAnsi="Times New Roman" w:eastAsia="宋体"/>
-                <w:sz w:val="18"/>
+                <w:sz w:val="17"/>
               </w:rPr>
-              <w:t>便携 MySQL 配置（basedir / datadir / 3307 / utf8mb4）</w:t>
+              <w:t>便携 MySQL 配置</w:t>
             </w:r>
           </w:p>
         </w:tc>
@@ -743,7 +1174,7 @@
         <w:pStyle w:val="Heading1"/>
       </w:pPr>
       <w:r>
-        <w:t>三、运行 Node 应用（零依赖，最简单）</w:t>
+        <w:t>四、启动系统（三步）</w:t>
       </w:r>
     </w:p>
     <w:p>
@@ -756,12 +1187,7 @@
           <w:rFonts w:ascii="Consolas" w:hAnsi="Consolas" w:eastAsia="宋体"/>
           <w:sz w:val="18"/>
         </w:rPr>
-        <w:t>E:\dev\run-gym-app.cmd</w:t>
-      </w:r>
-    </w:p>
-    <w:p>
-      <w:r>
-        <w:t>或：</w:t>
+        <w:t>:: 1) 启动数据库</w:t>
       </w:r>
     </w:p>
     <w:p>
@@ -774,7 +1200,7 @@
           <w:rFonts w:ascii="Consolas" w:hAnsi="Consolas" w:eastAsia="宋体"/>
           <w:sz w:val="18"/>
         </w:rPr>
-        <w:t>set "PATH=E:\dev\nodejs;%PATH%"</w:t>
+        <w:t>E:\dev\start-mysql.cmd</w:t>
       </w:r>
     </w:p>
     <w:p>
@@ -787,7 +1213,7 @@
           <w:rFonts w:ascii="Consolas" w:hAnsi="Consolas" w:eastAsia="宋体"/>
           <w:sz w:val="18"/>
         </w:rPr>
-        <w:t>cd /d "E:\WorkBuddy\健身房管理业务\09-代码实现与迭代\app"</w:t>
+        <w:t xml:space="preserve"> </w:t>
       </w:r>
     </w:p>
     <w:p>
@@ -800,60 +1226,7 @@
           <w:rFonts w:ascii="Consolas" w:hAnsi="Consolas" w:eastAsia="宋体"/>
           <w:sz w:val="18"/>
         </w:rPr>
-        <w:t>node server.js        :: 默认 http://127.0.0.1:3111</w:t>
-      </w:r>
-    </w:p>
-    <w:p>
-      <w:r>
-        <w:rPr>
-          <w:b/>
-        </w:rPr>
-        <w:t>端到端冒烟</w:t>
-      </w:r>
-      <w:r>
-        <w:t xml:space="preserve">：`node smoke.js` → 真实 HTTP 请求 </w:t>
-      </w:r>
-      <w:r>
-        <w:rPr>
-          <w:b/>
-        </w:rPr>
-        <w:t>18/18 通过</w:t>
-      </w:r>
-      <w:r>
-        <w:t>（报告 `app/smoke-report.md`）。</w:t>
-      </w:r>
-    </w:p>
-    <w:p>
-      <w:pPr>
-        <w:ind w:left="283"/>
-      </w:pPr>
-      <w:r>
-        <w:t>界面说明：</w:t>
-      </w:r>
-      <w:r>
-        <w:rPr>
-          <w:b/>
-        </w:rPr>
-        <w:t>接口调用日志仅在「门店后台」视图显示</w:t>
-      </w:r>
-      <w:r>
-        <w:t>，会员端不展示（贴合真实业务：会员看不到系统请求日志）。切换到门店后台即出现，右侧常驻并带条数统计。</w:t>
-      </w:r>
-    </w:p>
-    <w:p>
-      <w:pPr>
-        <w:pStyle w:val="Heading1"/>
-      </w:pPr>
-      <w:r>
-        <w:t>四、运行 Java 后端（Spring Boot + H2，无需安装数据库）</w:t>
-      </w:r>
-    </w:p>
-    <w:p>
-      <w:pPr>
-        <w:pStyle w:val="Heading2"/>
-      </w:pPr>
-      <w:r>
-        <w:t>4.1 构建与测试</w:t>
+        <w:t>:: 2) 启动后端（Flyway 自动执行迁移 V1–V10，并按需初始化账号）</w:t>
       </w:r>
     </w:p>
     <w:p>
@@ -866,7 +1239,754 @@
           <w:rFonts w:ascii="Consolas" w:hAnsi="Consolas" w:eastAsia="宋体"/>
           <w:sz w:val="18"/>
         </w:rPr>
-        <w:t>E:\dev\env.cmd</w:t>
+        <w:t>cd /d "E:\WorkBuddy\健身房管理业务\08-系统结构与代码设计\backend"</w:t>
+      </w:r>
+    </w:p>
+    <w:p>
+      <w:pPr>
+        <w:spacing w:line="240" w:lineRule="auto"/>
+        <w:ind w:left="283"/>
+      </w:pPr>
+      <w:r>
+        <w:rPr>
+          <w:rFonts w:ascii="Consolas" w:hAnsi="Consolas" w:eastAsia="宋体"/>
+          <w:sz w:val="18"/>
+        </w:rPr>
+        <w:t>java -jar target\gym-backend-1.0.0.jar --spring.profiles.active=mysql --server.port=8080</w:t>
+      </w:r>
+    </w:p>
+    <w:p>
+      <w:pPr>
+        <w:spacing w:line="240" w:lineRule="auto"/>
+        <w:ind w:left="283"/>
+      </w:pPr>
+      <w:r>
+        <w:rPr>
+          <w:rFonts w:ascii="Consolas" w:hAnsi="Consolas" w:eastAsia="宋体"/>
+          <w:sz w:val="18"/>
+        </w:rPr>
+        <w:t xml:space="preserve"> </w:t>
+      </w:r>
+    </w:p>
+    <w:p>
+      <w:pPr>
+        <w:spacing w:line="240" w:lineRule="auto"/>
+        <w:ind w:left="283"/>
+      </w:pPr>
+      <w:r>
+        <w:rPr>
+          <w:rFonts w:ascii="Consolas" w:hAnsi="Consolas" w:eastAsia="宋体"/>
+          <w:sz w:val="18"/>
+        </w:rPr>
+        <w:t>:: 3) 打开统一页面并登录</w:t>
+      </w:r>
+    </w:p>
+    <w:p>
+      <w:pPr>
+        <w:spacing w:line="240" w:lineRule="auto"/>
+        <w:ind w:left="283"/>
+      </w:pPr>
+      <w:r>
+        <w:rPr>
+          <w:rFonts w:ascii="Consolas" w:hAnsi="Consolas" w:eastAsia="宋体"/>
+          <w:sz w:val="18"/>
+        </w:rPr>
+        <w:t>start http://127.0.0.1:8080/</w:t>
+      </w:r>
+    </w:p>
+    <w:tbl>
+      <w:tblPr>
+        <w:tblStyle w:val="TableGrid"/>
+        <w:tblW w:type="auto" w:w="0"/>
+        <w:tblLook w:firstColumn="1" w:firstRow="1" w:lastColumn="0" w:lastRow="0" w:noHBand="0" w:noVBand="1" w:val="04A0"/>
+      </w:tblPr>
+      <w:tblGrid>
+        <w:gridCol w:w="4986"/>
+        <w:gridCol w:w="4986"/>
+      </w:tblGrid>
+      <w:tr>
+        <w:tc>
+          <w:tcPr>
+            <w:tcW w:type="dxa" w:w="4986"/>
+          </w:tcPr>
+          <w:p/>
+        </w:tc>
+        <w:tc>
+          <w:tcPr>
+            <w:tcW w:type="dxa" w:w="4986"/>
+          </w:tcPr>
+          <w:p/>
+        </w:tc>
+      </w:tr>
+      <w:tr>
+        <w:tc>
+          <w:tcPr>
+            <w:tcW w:type="dxa" w:w="4986"/>
+          </w:tcPr>
+          <w:p>
+            <w:r>
+              <w:rPr>
+                <w:rFonts w:ascii="Times New Roman" w:hAnsi="Times New Roman" w:eastAsia="宋体"/>
+                <w:sz w:val="17"/>
+              </w:rPr>
+              <w:t>地址</w:t>
+            </w:r>
+          </w:p>
+        </w:tc>
+        <w:tc>
+          <w:tcPr>
+            <w:tcW w:type="dxa" w:w="4986"/>
+          </w:tcPr>
+          <w:p>
+            <w:r>
+              <w:rPr>
+                <w:rFonts w:ascii="Times New Roman" w:hAnsi="Times New Roman" w:eastAsia="宋体"/>
+                <w:sz w:val="17"/>
+              </w:rPr>
+              <w:t>说明</w:t>
+            </w:r>
+          </w:p>
+        </w:tc>
+      </w:tr>
+      <w:tr>
+        <w:tc>
+          <w:tcPr>
+            <w:tcW w:type="dxa" w:w="4986"/>
+          </w:tcPr>
+          <w:p>
+            <w:r>
+              <w:rPr>
+                <w:rFonts w:ascii="Times New Roman" w:hAnsi="Times New Roman" w:eastAsia="宋体"/>
+                <w:sz w:val="17"/>
+              </w:rPr>
+              <w:t>**http://127.0.0.1:8080/**</w:t>
+            </w:r>
+          </w:p>
+        </w:tc>
+        <w:tc>
+          <w:tcPr>
+            <w:tcW w:type="dxa" w:w="4986"/>
+          </w:tcPr>
+          <w:p>
+            <w:r>
+              <w:rPr>
+                <w:rFonts w:ascii="Times New Roman" w:hAnsi="Times New Roman" w:eastAsia="宋体"/>
+                <w:sz w:val="17"/>
+              </w:rPr>
+              <w:t>**统一页面**（登录 → 会员端 / 门店后台）</w:t>
+            </w:r>
+          </w:p>
+        </w:tc>
+      </w:tr>
+      <w:tr>
+        <w:tc>
+          <w:tcPr>
+            <w:tcW w:type="dxa" w:w="4986"/>
+          </w:tcPr>
+          <w:p>
+            <w:r>
+              <w:rPr>
+                <w:rFonts w:ascii="Times New Roman" w:hAnsi="Times New Roman" w:eastAsia="宋体"/>
+                <w:sz w:val="17"/>
+              </w:rPr>
+              <w:t>http://127.0.0.1:8080/actuator/health</w:t>
+            </w:r>
+          </w:p>
+        </w:tc>
+        <w:tc>
+          <w:tcPr>
+            <w:tcW w:type="dxa" w:w="4986"/>
+          </w:tcPr>
+          <w:p>
+            <w:r>
+              <w:rPr>
+                <w:rFonts w:ascii="Times New Roman" w:hAnsi="Times New Roman" w:eastAsia="宋体"/>
+                <w:sz w:val="17"/>
+              </w:rPr>
+              <w:t>健康检查（`{"status":"UP"}`）</w:t>
+            </w:r>
+          </w:p>
+        </w:tc>
+      </w:tr>
+      <w:tr>
+        <w:tc>
+          <w:tcPr>
+            <w:tcW w:type="dxa" w:w="4986"/>
+          </w:tcPr>
+          <w:p>
+            <w:r>
+              <w:rPr>
+                <w:rFonts w:ascii="Times New Roman" w:hAnsi="Times New Roman" w:eastAsia="宋体"/>
+                <w:sz w:val="17"/>
+              </w:rPr>
+              <w:t>http://127.0.0.1:8080/h2-console</w:t>
+            </w:r>
+          </w:p>
+        </w:tc>
+        <w:tc>
+          <w:tcPr>
+            <w:tcW w:type="dxa" w:w="4986"/>
+          </w:tcPr>
+          <w:p>
+            <w:r>
+              <w:rPr>
+                <w:rFonts w:ascii="Times New Roman" w:hAnsi="Times New Roman" w:eastAsia="宋体"/>
+                <w:sz w:val="17"/>
+              </w:rPr>
+              <w:t>仅 local(H2) 模式可用</w:t>
+            </w:r>
+          </w:p>
+        </w:tc>
+      </w:tr>
+    </w:tbl>
+    <w:p>
+      <w:pPr>
+        <w:ind w:left="283"/>
+      </w:pPr>
+      <w:r>
+        <w:rPr>
+          <w:b/>
+        </w:rPr>
+        <w:t>不想装数据库时</w:t>
+      </w:r>
+      <w:r>
+        <w:t>：把 `--spring.profiles.active=mysql` 换成 `=local`，改用 H2 内存库（数据重启即重置）。</w:t>
+      </w:r>
+    </w:p>
+    <w:p>
+      <w:pPr>
+        <w:pStyle w:val="Heading1"/>
+      </w:pPr>
+      <w:r>
+        <w:t>五、主要接口（均需 `X-Token`，回调除外）</w:t>
+      </w:r>
+    </w:p>
+    <w:tbl>
+      <w:tblPr>
+        <w:tblStyle w:val="TableGrid"/>
+        <w:tblW w:type="auto" w:w="0"/>
+        <w:tblLook w:firstColumn="1" w:firstRow="1" w:lastColumn="0" w:lastRow="0" w:noHBand="0" w:noVBand="1" w:val="04A0"/>
+      </w:tblPr>
+      <w:tblGrid>
+        <w:gridCol w:w="3324"/>
+        <w:gridCol w:w="3324"/>
+        <w:gridCol w:w="3324"/>
+      </w:tblGrid>
+      <w:tr>
+        <w:tc>
+          <w:tcPr>
+            <w:tcW w:type="dxa" w:w="3324"/>
+          </w:tcPr>
+          <w:p/>
+        </w:tc>
+        <w:tc>
+          <w:tcPr>
+            <w:tcW w:type="dxa" w:w="3324"/>
+          </w:tcPr>
+          <w:p/>
+        </w:tc>
+        <w:tc>
+          <w:tcPr>
+            <w:tcW w:type="dxa" w:w="3324"/>
+          </w:tcPr>
+          <w:p/>
+        </w:tc>
+      </w:tr>
+      <w:tr>
+        <w:tc>
+          <w:tcPr>
+            <w:tcW w:type="dxa" w:w="3324"/>
+          </w:tcPr>
+          <w:p>
+            <w:r>
+              <w:rPr>
+                <w:rFonts w:ascii="Times New Roman" w:hAnsi="Times New Roman" w:eastAsia="宋体"/>
+                <w:sz w:val="17"/>
+              </w:rPr>
+              <w:t>分组</w:t>
+            </w:r>
+          </w:p>
+        </w:tc>
+        <w:tc>
+          <w:tcPr>
+            <w:tcW w:type="dxa" w:w="3324"/>
+          </w:tcPr>
+          <w:p>
+            <w:r>
+              <w:rPr>
+                <w:rFonts w:ascii="Times New Roman" w:hAnsi="Times New Roman" w:eastAsia="宋体"/>
+                <w:sz w:val="17"/>
+              </w:rPr>
+              <w:t>接口</w:t>
+            </w:r>
+          </w:p>
+        </w:tc>
+        <w:tc>
+          <w:tcPr>
+            <w:tcW w:type="dxa" w:w="3324"/>
+          </w:tcPr>
+          <w:p>
+            <w:r>
+              <w:rPr>
+                <w:rFonts w:ascii="Times New Roman" w:hAnsi="Times New Roman" w:eastAsia="宋体"/>
+                <w:sz w:val="17"/>
+              </w:rPr>
+              <w:t>权限</w:t>
+            </w:r>
+          </w:p>
+        </w:tc>
+      </w:tr>
+      <w:tr>
+        <w:tc>
+          <w:tcPr>
+            <w:tcW w:type="dxa" w:w="3324"/>
+          </w:tcPr>
+          <w:p>
+            <w:r>
+              <w:rPr>
+                <w:rFonts w:ascii="Times New Roman" w:hAnsi="Times New Roman" w:eastAsia="宋体"/>
+                <w:sz w:val="17"/>
+              </w:rPr>
+              <w:t>认证</w:t>
+            </w:r>
+          </w:p>
+        </w:tc>
+        <w:tc>
+          <w:tcPr>
+            <w:tcW w:type="dxa" w:w="3324"/>
+          </w:tcPr>
+          <w:p>
+            <w:r>
+              <w:rPr>
+                <w:rFonts w:ascii="Times New Roman" w:hAnsi="Times New Roman" w:eastAsia="宋体"/>
+                <w:sz w:val="17"/>
+              </w:rPr>
+              <w:t>`POST /api/auth/login`、`GET /api/auth/me`、`POST /api/auth/logout`</w:t>
+            </w:r>
+          </w:p>
+        </w:tc>
+        <w:tc>
+          <w:tcPr>
+            <w:tcW w:type="dxa" w:w="3324"/>
+          </w:tcPr>
+          <w:p>
+            <w:r>
+              <w:rPr>
+                <w:rFonts w:ascii="Times New Roman" w:hAnsi="Times New Roman" w:eastAsia="宋体"/>
+                <w:sz w:val="17"/>
+              </w:rPr>
+              <w:t>登录接口免令牌</w:t>
+            </w:r>
+          </w:p>
+        </w:tc>
+      </w:tr>
+      <w:tr>
+        <w:tc>
+          <w:tcPr>
+            <w:tcW w:type="dxa" w:w="3324"/>
+          </w:tcPr>
+          <w:p>
+            <w:r>
+              <w:rPr>
+                <w:rFonts w:ascii="Times New Roman" w:hAnsi="Times New Roman" w:eastAsia="宋体"/>
+                <w:sz w:val="17"/>
+              </w:rPr>
+              <w:t>会员</w:t>
+            </w:r>
+          </w:p>
+        </w:tc>
+        <w:tc>
+          <w:tcPr>
+            <w:tcW w:type="dxa" w:w="3324"/>
+          </w:tcPr>
+          <w:p>
+            <w:r>
+              <w:rPr>
+                <w:rFonts w:ascii="Times New Roman" w:hAnsi="Times New Roman" w:eastAsia="宋体"/>
+                <w:sz w:val="17"/>
+              </w:rPr>
+              <w:t>`GET /api/members`；`GET /api/members/{id}`、`/status`</w:t>
+            </w:r>
+          </w:p>
+        </w:tc>
+        <w:tc>
+          <w:tcPr>
+            <w:tcW w:type="dxa" w:w="3324"/>
+          </w:tcPr>
+          <w:p>
+            <w:r>
+              <w:rPr>
+                <w:rFonts w:ascii="Times New Roman" w:hAnsi="Times New Roman" w:eastAsia="宋体"/>
+                <w:sz w:val="17"/>
+              </w:rPr>
+              <w:t>列表仅门店；详情本人或门店</w:t>
+            </w:r>
+          </w:p>
+        </w:tc>
+      </w:tr>
+      <w:tr>
+        <w:tc>
+          <w:tcPr>
+            <w:tcW w:type="dxa" w:w="3324"/>
+          </w:tcPr>
+          <w:p>
+            <w:r>
+              <w:rPr>
+                <w:rFonts w:ascii="Times New Roman" w:hAnsi="Times New Roman" w:eastAsia="宋体"/>
+                <w:sz w:val="17"/>
+              </w:rPr>
+              <w:t>课程</w:t>
+            </w:r>
+          </w:p>
+        </w:tc>
+        <w:tc>
+          <w:tcPr>
+            <w:tcW w:type="dxa" w:w="3324"/>
+          </w:tcPr>
+          <w:p>
+            <w:r>
+              <w:rPr>
+                <w:rFonts w:ascii="Times New Roman" w:hAnsi="Times New Roman" w:eastAsia="宋体"/>
+                <w:sz w:val="17"/>
+              </w:rPr>
+              <w:t>`GET /api/courses`</w:t>
+            </w:r>
+          </w:p>
+        </w:tc>
+        <w:tc>
+          <w:tcPr>
+            <w:tcW w:type="dxa" w:w="3324"/>
+          </w:tcPr>
+          <w:p>
+            <w:r>
+              <w:rPr>
+                <w:rFonts w:ascii="Times New Roman" w:hAnsi="Times New Roman" w:eastAsia="宋体"/>
+                <w:sz w:val="17"/>
+              </w:rPr>
+              <w:t>登录即可</w:t>
+            </w:r>
+          </w:p>
+        </w:tc>
+      </w:tr>
+      <w:tr>
+        <w:tc>
+          <w:tcPr>
+            <w:tcW w:type="dxa" w:w="3324"/>
+          </w:tcPr>
+          <w:p>
+            <w:r>
+              <w:rPr>
+                <w:rFonts w:ascii="Times New Roman" w:hAnsi="Times New Roman" w:eastAsia="宋体"/>
+                <w:sz w:val="17"/>
+              </w:rPr>
+              <w:t>约课</w:t>
+            </w:r>
+          </w:p>
+        </w:tc>
+        <w:tc>
+          <w:tcPr>
+            <w:tcW w:type="dxa" w:w="3324"/>
+          </w:tcPr>
+          <w:p>
+            <w:r>
+              <w:rPr>
+                <w:rFonts w:ascii="Times New Roman" w:hAnsi="Times New Roman" w:eastAsia="宋体"/>
+                <w:sz w:val="17"/>
+              </w:rPr>
+              <w:t>`POST /api/bookings`、`GET /api/bookings`、`POST /api/bookings/{id}/checkin\</w:t>
+            </w:r>
+          </w:p>
+        </w:tc>
+        <w:tc>
+          <w:tcPr>
+            <w:tcW w:type="dxa" w:w="3324"/>
+          </w:tcPr>
+          <w:p>
+            <w:r>
+              <w:rPr>
+                <w:rFonts w:ascii="Times New Roman" w:hAnsi="Times New Roman" w:eastAsia="宋体"/>
+                <w:sz w:val="17"/>
+              </w:rPr>
+              <w:t>cancel\ no-show` 签到/取消本人或门店；**判爽约仅门店**</w:t>
+            </w:r>
+          </w:p>
+        </w:tc>
+      </w:tr>
+      <w:tr>
+        <w:tc>
+          <w:tcPr>
+            <w:tcW w:type="dxa" w:w="3324"/>
+          </w:tcPr>
+          <w:p>
+            <w:r>
+              <w:rPr>
+                <w:rFonts w:ascii="Times New Roman" w:hAnsi="Times New Roman" w:eastAsia="宋体"/>
+                <w:sz w:val="17"/>
+              </w:rPr>
+              <w:t>收费</w:t>
+            </w:r>
+          </w:p>
+        </w:tc>
+        <w:tc>
+          <w:tcPr>
+            <w:tcW w:type="dxa" w:w="3324"/>
+          </w:tcPr>
+          <w:p>
+            <w:r>
+              <w:rPr>
+                <w:rFonts w:ascii="Times New Roman" w:hAnsi="Times New Roman" w:eastAsia="宋体"/>
+                <w:sz w:val="17"/>
+              </w:rPr>
+              <w:t>`POST/GET /api/orders`、`POST /api/orders/{no}/pay`、`POST /api/pay/notify/{no}`、`POST/GET /api/settlements`</w:t>
+            </w:r>
+          </w:p>
+        </w:tc>
+        <w:tc>
+          <w:tcPr>
+            <w:tcW w:type="dxa" w:w="3324"/>
+          </w:tcPr>
+          <w:p>
+            <w:r>
+              <w:rPr>
+                <w:rFonts w:ascii="Times New Roman" w:hAnsi="Times New Roman" w:eastAsia="宋体"/>
+                <w:sz w:val="17"/>
+              </w:rPr>
+              <w:t>门店；**回调免令牌**</w:t>
+            </w:r>
+          </w:p>
+        </w:tc>
+      </w:tr>
+      <w:tr>
+        <w:tc>
+          <w:tcPr>
+            <w:tcW w:type="dxa" w:w="3324"/>
+          </w:tcPr>
+          <w:p>
+            <w:r>
+              <w:rPr>
+                <w:rFonts w:ascii="Times New Roman" w:hAnsi="Times New Roman" w:eastAsia="宋体"/>
+                <w:sz w:val="17"/>
+              </w:rPr>
+              <w:t>预警</w:t>
+            </w:r>
+          </w:p>
+        </w:tc>
+        <w:tc>
+          <w:tcPr>
+            <w:tcW w:type="dxa" w:w="3324"/>
+          </w:tcPr>
+          <w:p>
+            <w:r>
+              <w:rPr>
+                <w:rFonts w:ascii="Times New Roman" w:hAnsi="Times New Roman" w:eastAsia="宋体"/>
+                <w:sz w:val="17"/>
+              </w:rPr>
+              <w:t>`POST /api/jobs/risk-score`、`GET /api/risks`、`GET /api/predictions`</w:t>
+            </w:r>
+          </w:p>
+        </w:tc>
+        <w:tc>
+          <w:tcPr>
+            <w:tcW w:type="dxa" w:w="3324"/>
+          </w:tcPr>
+          <w:p>
+            <w:r>
+              <w:rPr>
+                <w:rFonts w:ascii="Times New Roman" w:hAnsi="Times New Roman" w:eastAsia="宋体"/>
+                <w:sz w:val="17"/>
+              </w:rPr>
+              <w:t>门店（SYS-R7/R8/R9）</w:t>
+            </w:r>
+          </w:p>
+        </w:tc>
+      </w:tr>
+      <w:tr>
+        <w:tc>
+          <w:tcPr>
+            <w:tcW w:type="dxa" w:w="3324"/>
+          </w:tcPr>
+          <w:p>
+            <w:r>
+              <w:rPr>
+                <w:rFonts w:ascii="Times New Roman" w:hAnsi="Times New Roman" w:eastAsia="宋体"/>
+                <w:sz w:val="17"/>
+              </w:rPr>
+              <w:t>业绩</w:t>
+            </w:r>
+          </w:p>
+        </w:tc>
+        <w:tc>
+          <w:tcPr>
+            <w:tcW w:type="dxa" w:w="3324"/>
+          </w:tcPr>
+          <w:p>
+            <w:r>
+              <w:rPr>
+                <w:rFonts w:ascii="Times New Roman" w:hAnsi="Times New Roman" w:eastAsia="宋体"/>
+                <w:sz w:val="17"/>
+              </w:rPr>
+              <w:t>`GET /api/commissions`</w:t>
+            </w:r>
+          </w:p>
+        </w:tc>
+        <w:tc>
+          <w:tcPr>
+            <w:tcW w:type="dxa" w:w="3324"/>
+          </w:tcPr>
+          <w:p>
+            <w:r>
+              <w:rPr>
+                <w:rFonts w:ascii="Times New Roman" w:hAnsi="Times New Roman" w:eastAsia="宋体"/>
+                <w:sz w:val="17"/>
+              </w:rPr>
+              <w:t>门店（SYS-R10）</w:t>
+            </w:r>
+          </w:p>
+        </w:tc>
+      </w:tr>
+      <w:tr>
+        <w:tc>
+          <w:tcPr>
+            <w:tcW w:type="dxa" w:w="3324"/>
+          </w:tcPr>
+          <w:p>
+            <w:r>
+              <w:rPr>
+                <w:rFonts w:ascii="Times New Roman" w:hAnsi="Times New Roman" w:eastAsia="宋体"/>
+                <w:sz w:val="17"/>
+              </w:rPr>
+              <w:t>报表</w:t>
+            </w:r>
+          </w:p>
+        </w:tc>
+        <w:tc>
+          <w:tcPr>
+            <w:tcW w:type="dxa" w:w="3324"/>
+          </w:tcPr>
+          <w:p>
+            <w:r>
+              <w:rPr>
+                <w:rFonts w:ascii="Times New Roman" w:hAnsi="Times New Roman" w:eastAsia="宋体"/>
+                <w:sz w:val="17"/>
+              </w:rPr>
+              <w:t>`GET /api/reports/summary`、`GET /api/audit`、`POST /api/jobs/renew-remind`</w:t>
+            </w:r>
+          </w:p>
+        </w:tc>
+        <w:tc>
+          <w:tcPr>
+            <w:tcW w:type="dxa" w:w="3324"/>
+          </w:tcPr>
+          <w:p>
+            <w:r>
+              <w:rPr>
+                <w:rFonts w:ascii="Times New Roman" w:hAnsi="Times New Roman" w:eastAsia="宋体"/>
+                <w:sz w:val="17"/>
+              </w:rPr>
+              <w:t>门店</w:t>
+            </w:r>
+          </w:p>
+        </w:tc>
+      </w:tr>
+      <w:tr>
+        <w:tc>
+          <w:tcPr>
+            <w:tcW w:type="dxa" w:w="3324"/>
+          </w:tcPr>
+          <w:p>
+            <w:r>
+              <w:rPr>
+                <w:rFonts w:ascii="Times New Roman" w:hAnsi="Times New Roman" w:eastAsia="宋体"/>
+                <w:sz w:val="17"/>
+              </w:rPr>
+              <w:t>系统</w:t>
+            </w:r>
+          </w:p>
+        </w:tc>
+        <w:tc>
+          <w:tcPr>
+            <w:tcW w:type="dxa" w:w="3324"/>
+          </w:tcPr>
+          <w:p>
+            <w:r>
+              <w:rPr>
+                <w:rFonts w:ascii="Times New Roman" w:hAnsi="Times New Roman" w:eastAsia="宋体"/>
+                <w:sz w:val="17"/>
+              </w:rPr>
+              <w:t>`POST /api/admin/reset`</w:t>
+            </w:r>
+          </w:p>
+        </w:tc>
+        <w:tc>
+          <w:tcPr>
+            <w:tcW w:type="dxa" w:w="3324"/>
+          </w:tcPr>
+          <w:p>
+            <w:r>
+              <w:rPr>
+                <w:rFonts w:ascii="Times New Roman" w:hAnsi="Times New Roman" w:eastAsia="宋体"/>
+                <w:sz w:val="17"/>
+              </w:rPr>
+              <w:t>**仅管理员**</w:t>
+            </w:r>
+          </w:p>
+        </w:tc>
+      </w:tr>
+    </w:tbl>
+    <w:p>
+      <w:pPr>
+        <w:ind w:left="283"/>
+      </w:pPr>
+      <w:r>
+        <w:t xml:space="preserve">越权返回 </w:t>
+      </w:r>
+      <w:r>
+        <w:rPr>
+          <w:b/>
+        </w:rPr>
+        <w:t>403</w:t>
+      </w:r>
+      <w:r>
+        <w:t xml:space="preserve">；未登录返回 </w:t>
+      </w:r>
+      <w:r>
+        <w:rPr>
+          <w:b/>
+        </w:rPr>
+        <w:t>401</w:t>
+      </w:r>
+      <w:r>
+        <w:t xml:space="preserve">；状态不允许（重复签到/取消）返回 </w:t>
+      </w:r>
+      <w:r>
+        <w:rPr>
+          <w:b/>
+        </w:rPr>
+        <w:t>409</w:t>
+      </w:r>
+      <w:r>
+        <w:t>。</w:t>
+      </w:r>
+    </w:p>
+    <w:p>
+      <w:pPr>
+        <w:pStyle w:val="Heading1"/>
+      </w:pPr>
+      <w:r>
+        <w:t>六、测试（六层，共 174 项，全部通过）</w:t>
+      </w:r>
+    </w:p>
+    <w:p>
+      <w:pPr>
+        <w:spacing w:line="240" w:lineRule="auto"/>
+        <w:ind w:left="283"/>
+      </w:pPr>
+      <w:r>
+        <w:rPr>
+          <w:rFonts w:ascii="Consolas" w:hAnsi="Consolas" w:eastAsia="宋体"/>
+          <w:sz w:val="18"/>
+        </w:rPr>
+        <w:t>:: ① 单元 + 架构守卫 + 行为驱动（56 项）</w:t>
       </w:r>
     </w:p>
     <w:p>
@@ -896,317 +2016,16 @@
       </w:r>
     </w:p>
     <w:p>
+      <w:pPr>
+        <w:spacing w:line="240" w:lineRule="auto"/>
+        <w:ind w:left="283"/>
+      </w:pPr>
       <w:r>
         <w:rPr>
-          <w:b/>
+          <w:rFonts w:ascii="Consolas" w:hAnsi="Consolas" w:eastAsia="宋体"/>
+          <w:sz w:val="18"/>
         </w:rPr>
-        <w:t>实测结果（BUILD SUCCESS，33/33）</w:t>
-      </w:r>
-      <w:r>
-        <w:t>：</w:t>
-      </w:r>
-    </w:p>
-    <w:tbl>
-      <w:tblPr>
-        <w:tblStyle w:val="TableGrid"/>
-        <w:tblW w:type="auto" w:w="0"/>
-        <w:tblLook w:firstColumn="1" w:firstRow="1" w:lastColumn="0" w:lastRow="0" w:noHBand="0" w:noVBand="1" w:val="04A0"/>
-      </w:tblPr>
-      <w:tblGrid>
-        <w:gridCol w:w="3135"/>
-        <w:gridCol w:w="3135"/>
-        <w:gridCol w:w="3135"/>
-      </w:tblGrid>
-      <w:tr>
-        <w:tc>
-          <w:tcPr>
-            <w:tcW w:type="dxa" w:w="3135"/>
-          </w:tcPr>
-          <w:p/>
-        </w:tc>
-        <w:tc>
-          <w:tcPr>
-            <w:tcW w:type="dxa" w:w="3135"/>
-          </w:tcPr>
-          <w:p/>
-        </w:tc>
-        <w:tc>
-          <w:tcPr>
-            <w:tcW w:type="dxa" w:w="3135"/>
-          </w:tcPr>
-          <w:p/>
-        </w:tc>
-      </w:tr>
-      <w:tr>
-        <w:tc>
-          <w:tcPr>
-            <w:tcW w:type="dxa" w:w="3135"/>
-          </w:tcPr>
-          <w:p>
-            <w:r>
-              <w:rPr>
-                <w:rFonts w:ascii="Times New Roman" w:hAnsi="Times New Roman" w:eastAsia="宋体"/>
-                <w:sz w:val="18"/>
-              </w:rPr>
-              <w:t>测试类</w:t>
-            </w:r>
-          </w:p>
-        </w:tc>
-        <w:tc>
-          <w:tcPr>
-            <w:tcW w:type="dxa" w:w="3135"/>
-          </w:tcPr>
-          <w:p>
-            <w:r>
-              <w:rPr>
-                <w:rFonts w:ascii="Times New Roman" w:hAnsi="Times New Roman" w:eastAsia="宋体"/>
-                <w:sz w:val="18"/>
-              </w:rPr>
-              <w:t>结果</w:t>
-            </w:r>
-          </w:p>
-        </w:tc>
-        <w:tc>
-          <w:tcPr>
-            <w:tcW w:type="dxa" w:w="3135"/>
-          </w:tcPr>
-          <w:p>
-            <w:r>
-              <w:rPr>
-                <w:rFonts w:ascii="Times New Roman" w:hAnsi="Times New Roman" w:eastAsia="宋体"/>
-                <w:sz w:val="18"/>
-              </w:rPr>
-              <w:t>说明</w:t>
-            </w:r>
-          </w:p>
-        </w:tc>
-      </w:tr>
-      <w:tr>
-        <w:tc>
-          <w:tcPr>
-            <w:tcW w:type="dxa" w:w="3135"/>
-          </w:tcPr>
-          <w:p>
-            <w:r>
-              <w:rPr>
-                <w:rFonts w:ascii="Times New Roman" w:hAnsi="Times New Roman" w:eastAsia="宋体"/>
-                <w:sz w:val="18"/>
-              </w:rPr>
-              <w:t>`ModuleBoundaryTest`（ArchUnit）</w:t>
-            </w:r>
-          </w:p>
-        </w:tc>
-        <w:tc>
-          <w:tcPr>
-            <w:tcW w:type="dxa" w:w="3135"/>
-          </w:tcPr>
-          <w:p>
-            <w:r>
-              <w:rPr>
-                <w:rFonts w:ascii="Times New Roman" w:hAnsi="Times New Roman" w:eastAsia="宋体"/>
-                <w:sz w:val="18"/>
-              </w:rPr>
-              <w:t>3/3 通过</w:t>
-            </w:r>
-          </w:p>
-        </w:tc>
-        <w:tc>
-          <w:tcPr>
-            <w:tcW w:type="dxa" w:w="3135"/>
-          </w:tcPr>
-          <w:p>
-            <w:r>
-              <w:rPr>
-                <w:rFonts w:ascii="Times New Roman" w:hAnsi="Times New Roman" w:eastAsia="宋体"/>
-                <w:sz w:val="18"/>
-              </w:rPr>
-              <w:t>模块边界与依赖方向守卫</w:t>
-            </w:r>
-          </w:p>
-        </w:tc>
-      </w:tr>
-      <w:tr>
-        <w:tc>
-          <w:tcPr>
-            <w:tcW w:type="dxa" w:w="3135"/>
-          </w:tcPr>
-          <w:p>
-            <w:r>
-              <w:rPr>
-                <w:rFonts w:ascii="Times New Roman" w:hAnsi="Times New Roman" w:eastAsia="宋体"/>
-                <w:sz w:val="18"/>
-              </w:rPr>
-              <w:t>`BookingRulesTest`（JUnit + Mockito）</w:t>
-            </w:r>
-          </w:p>
-        </w:tc>
-        <w:tc>
-          <w:tcPr>
-            <w:tcW w:type="dxa" w:w="3135"/>
-          </w:tcPr>
-          <w:p>
-            <w:r>
-              <w:rPr>
-                <w:rFonts w:ascii="Times New Roman" w:hAnsi="Times New Roman" w:eastAsia="宋体"/>
-                <w:sz w:val="18"/>
-              </w:rPr>
-              <w:t>7/7 通过</w:t>
-            </w:r>
-          </w:p>
-        </w:tc>
-        <w:tc>
-          <w:tcPr>
-            <w:tcW w:type="dxa" w:w="3135"/>
-          </w:tcPr>
-          <w:p>
-            <w:r>
-              <w:rPr>
-                <w:rFonts w:ascii="Times New Roman" w:hAnsi="Times New Roman" w:eastAsia="宋体"/>
-                <w:sz w:val="18"/>
-              </w:rPr>
-              <w:t>会籍过期/冻结/满员/幂等/爽罚/占位失败/成功路径</w:t>
-            </w:r>
-          </w:p>
-        </w:tc>
-      </w:tr>
-      <w:tr>
-        <w:tc>
-          <w:tcPr>
-            <w:tcW w:type="dxa" w:w="3135"/>
-          </w:tcPr>
-          <w:p>
-            <w:r>
-              <w:rPr>
-                <w:rFonts w:ascii="Times New Roman" w:hAnsi="Times New Roman" w:eastAsia="宋体"/>
-                <w:sz w:val="18"/>
-              </w:rPr>
-              <w:t>`PaymentRulesTest`（JUnit + Mockito）</w:t>
-            </w:r>
-          </w:p>
-        </w:tc>
-        <w:tc>
-          <w:tcPr>
-            <w:tcW w:type="dxa" w:w="3135"/>
-          </w:tcPr>
-          <w:p>
-            <w:r>
-              <w:rPr>
-                <w:rFonts w:ascii="Times New Roman" w:hAnsi="Times New Roman" w:eastAsia="宋体"/>
-                <w:sz w:val="18"/>
-              </w:rPr>
-              <w:t>5/5 通过</w:t>
-            </w:r>
-          </w:p>
-        </w:tc>
-        <w:tc>
-          <w:tcPr>
-            <w:tcW w:type="dxa" w:w="3135"/>
-          </w:tcPr>
-          <w:p>
-            <w:r>
-              <w:rPr>
-                <w:rFonts w:ascii="Times New Roman" w:hAnsi="Times New Roman" w:eastAsia="宋体"/>
-                <w:sz w:val="18"/>
-              </w:rPr>
-              <w:t>金额非法/支付成功/金额不符/重复回调幂等/订单不存在</w:t>
-            </w:r>
-          </w:p>
-        </w:tc>
-      </w:tr>
-      <w:tr>
-        <w:tc>
-          <w:tcPr>
-            <w:tcW w:type="dxa" w:w="3135"/>
-          </w:tcPr>
-          <w:p>
-            <w:r>
-              <w:rPr>
-                <w:rFonts w:ascii="Times New Roman" w:hAnsi="Times New Roman" w:eastAsia="宋体"/>
-                <w:sz w:val="18"/>
-              </w:rPr>
-              <w:t>`CucumberRunnerTest`（行为驱动）</w:t>
-            </w:r>
-          </w:p>
-        </w:tc>
-        <w:tc>
-          <w:tcPr>
-            <w:tcW w:type="dxa" w:w="3135"/>
-          </w:tcPr>
-          <w:p>
-            <w:r>
-              <w:rPr>
-                <w:rFonts w:ascii="Times New Roman" w:hAnsi="Times New Roman" w:eastAsia="宋体"/>
-                <w:sz w:val="18"/>
-              </w:rPr>
-              <w:t>**18/18 通过**</w:t>
-            </w:r>
-          </w:p>
-        </w:tc>
-        <w:tc>
-          <w:tcPr>
-            <w:tcW w:type="dxa" w:w="3135"/>
-          </w:tcPr>
-          <w:p>
-            <w:r>
-              <w:rPr>
-                <w:rFonts w:ascii="Times New Roman" w:hAnsi="Times New Roman" w:eastAsia="宋体"/>
-                <w:sz w:val="18"/>
-              </w:rPr>
-              <w:t>S1 全部三个 feature：booking / attendance / membership</w:t>
-            </w:r>
-          </w:p>
-        </w:tc>
-      </w:tr>
-      <w:tr>
-        <w:tc>
-          <w:tcPr>
-            <w:tcW w:type="dxa" w:w="3135"/>
-          </w:tcPr>
-          <w:p>
-            <w:r>
-              <w:rPr>
-                <w:rFonts w:ascii="Times New Roman" w:hAnsi="Times New Roman" w:eastAsia="宋体"/>
-                <w:sz w:val="18"/>
-              </w:rPr>
-              <w:t>**合计**</w:t>
-            </w:r>
-          </w:p>
-        </w:tc>
-        <w:tc>
-          <w:tcPr>
-            <w:tcW w:type="dxa" w:w="3135"/>
-          </w:tcPr>
-          <w:p>
-            <w:r>
-              <w:rPr>
-                <w:rFonts w:ascii="Times New Roman" w:hAnsi="Times New Roman" w:eastAsia="宋体"/>
-                <w:sz w:val="18"/>
-              </w:rPr>
-              <w:t>**33/33 通过**</w:t>
-            </w:r>
-          </w:p>
-        </w:tc>
-        <w:tc>
-          <w:tcPr>
-            <w:tcW w:type="dxa" w:w="3135"/>
-          </w:tcPr>
-          <w:p>
-            <w:r>
-              <w:rPr>
-                <w:rFonts w:ascii="Times New Roman" w:hAnsi="Times New Roman" w:eastAsia="宋体"/>
-                <w:sz w:val="18"/>
-              </w:rPr>
-            </w:r>
-          </w:p>
-        </w:tc>
-      </w:tr>
-    </w:tbl>
-    <w:p>
-      <w:pPr>
-        <w:pStyle w:val="Heading2"/>
-      </w:pPr>
-      <w:r>
-        <w:t>4.2 启动服务</w:t>
+        <w:t xml:space="preserve"> </w:t>
       </w:r>
     </w:p>
     <w:p>
@@ -1219,679 +2038,7 @@
           <w:rFonts w:ascii="Consolas" w:hAnsi="Consolas" w:eastAsia="宋体"/>
           <w:sz w:val="18"/>
         </w:rPr>
-        <w:t>cd /d "E:\WorkBuddy\健身房管理业务\08-系统结构与代码设计\backend"</w:t>
-      </w:r>
-    </w:p>
-    <w:p>
-      <w:pPr>
-        <w:spacing w:line="240" w:lineRule="auto"/>
-        <w:ind w:left="283"/>
-      </w:pPr>
-      <w:r>
-        <w:rPr>
-          <w:rFonts w:ascii="Consolas" w:hAnsi="Consolas" w:eastAsia="宋体"/>
-          <w:sz w:val="18"/>
-        </w:rPr>
-        <w:t>mvn -s E:\dev\maven\conf\settings-dev.xml -DskipTests package</w:t>
-      </w:r>
-    </w:p>
-    <w:p>
-      <w:pPr>
-        <w:spacing w:line="240" w:lineRule="auto"/>
-        <w:ind w:left="283"/>
-      </w:pPr>
-      <w:r>
-        <w:rPr>
-          <w:rFonts w:ascii="Consolas" w:hAnsi="Consolas" w:eastAsia="宋体"/>
-          <w:sz w:val="18"/>
-        </w:rPr>
-        <w:t>java -jar target\gym-backend-1.0.0.jar --spring.profiles.active=local --server.port=8080</w:t>
-      </w:r>
-    </w:p>
-    <w:p>
-      <w:r>
-        <w:t>启动后：</w:t>
-      </w:r>
-    </w:p>
-    <w:tbl>
-      <w:tblPr>
-        <w:tblStyle w:val="TableGrid"/>
-        <w:tblW w:type="auto" w:w="0"/>
-        <w:tblLook w:firstColumn="1" w:firstRow="1" w:lastColumn="0" w:lastRow="0" w:noHBand="0" w:noVBand="1" w:val="04A0"/>
-      </w:tblPr>
-      <w:tblGrid>
-        <w:gridCol w:w="4703"/>
-        <w:gridCol w:w="4703"/>
-      </w:tblGrid>
-      <w:tr>
-        <w:tc>
-          <w:tcPr>
-            <w:tcW w:type="dxa" w:w="4703"/>
-          </w:tcPr>
-          <w:p/>
-        </w:tc>
-        <w:tc>
-          <w:tcPr>
-            <w:tcW w:type="dxa" w:w="4703"/>
-          </w:tcPr>
-          <w:p/>
-        </w:tc>
-      </w:tr>
-      <w:tr>
-        <w:tc>
-          <w:tcPr>
-            <w:tcW w:type="dxa" w:w="4703"/>
-          </w:tcPr>
-          <w:p>
-            <w:r>
-              <w:rPr>
-                <w:rFonts w:ascii="Times New Roman" w:hAnsi="Times New Roman" w:eastAsia="宋体"/>
-                <w:sz w:val="18"/>
-              </w:rPr>
-              <w:t>地址</w:t>
-            </w:r>
-          </w:p>
-        </w:tc>
-        <w:tc>
-          <w:tcPr>
-            <w:tcW w:type="dxa" w:w="4703"/>
-          </w:tcPr>
-          <w:p>
-            <w:r>
-              <w:rPr>
-                <w:rFonts w:ascii="Times New Roman" w:hAnsi="Times New Roman" w:eastAsia="宋体"/>
-                <w:sz w:val="18"/>
-              </w:rPr>
-              <w:t>说明</w:t>
-            </w:r>
-          </w:p>
-        </w:tc>
-      </w:tr>
-      <w:tr>
-        <w:tc>
-          <w:tcPr>
-            <w:tcW w:type="dxa" w:w="4703"/>
-          </w:tcPr>
-          <w:p>
-            <w:r>
-              <w:rPr>
-                <w:rFonts w:ascii="Times New Roman" w:hAnsi="Times New Roman" w:eastAsia="宋体"/>
-                <w:sz w:val="18"/>
-              </w:rPr>
-              <w:t>**http://127.0.0.1:8080/**</w:t>
-            </w:r>
-          </w:p>
-        </w:tc>
-        <w:tc>
-          <w:tcPr>
-            <w:tcW w:type="dxa" w:w="4703"/>
-          </w:tcPr>
-          <w:p>
-            <w:r>
-              <w:rPr>
-                <w:rFonts w:ascii="Times New Roman" w:hAnsi="Times New Roman" w:eastAsia="宋体"/>
-                <w:sz w:val="18"/>
-              </w:rPr>
-              <w:t>**后端管理页面**（约课管理 + 收费与对账，含接口调用日志）</w:t>
-            </w:r>
-          </w:p>
-        </w:tc>
-      </w:tr>
-      <w:tr>
-        <w:tc>
-          <w:tcPr>
-            <w:tcW w:type="dxa" w:w="4703"/>
-          </w:tcPr>
-          <w:p>
-            <w:r>
-              <w:rPr>
-                <w:rFonts w:ascii="Times New Roman" w:hAnsi="Times New Roman" w:eastAsia="宋体"/>
-                <w:sz w:val="18"/>
-              </w:rPr>
-              <w:t>http://127.0.0.1:8080/api/courses</w:t>
-            </w:r>
-          </w:p>
-        </w:tc>
-        <w:tc>
-          <w:tcPr>
-            <w:tcW w:type="dxa" w:w="4703"/>
-          </w:tcPr>
-          <w:p>
-            <w:r>
-              <w:rPr>
-                <w:rFonts w:ascii="Times New Roman" w:hAnsi="Times New Roman" w:eastAsia="宋体"/>
-                <w:sz w:val="18"/>
-              </w:rPr>
-              <w:t>课程列表（含剩余名额）</w:t>
-            </w:r>
-          </w:p>
-        </w:tc>
-      </w:tr>
-      <w:tr>
-        <w:tc>
-          <w:tcPr>
-            <w:tcW w:type="dxa" w:w="4703"/>
-          </w:tcPr>
-          <w:p>
-            <w:r>
-              <w:rPr>
-                <w:rFonts w:ascii="Times New Roman" w:hAnsi="Times New Roman" w:eastAsia="宋体"/>
-                <w:sz w:val="18"/>
-              </w:rPr>
-              <w:t>http://127.0.0.1:8080/api/members</w:t>
-            </w:r>
-          </w:p>
-        </w:tc>
-        <w:tc>
-          <w:tcPr>
-            <w:tcW w:type="dxa" w:w="4703"/>
-          </w:tcPr>
-          <w:p>
-            <w:r>
-              <w:rPr>
-                <w:rFonts w:ascii="Times New Roman" w:hAnsi="Times New Roman" w:eastAsia="宋体"/>
-                <w:sz w:val="18"/>
-              </w:rPr>
-              <w:t>会员列表</w:t>
-            </w:r>
-          </w:p>
-        </w:tc>
-      </w:tr>
-      <w:tr>
-        <w:tc>
-          <w:tcPr>
-            <w:tcW w:type="dxa" w:w="4703"/>
-          </w:tcPr>
-          <w:p>
-            <w:r>
-              <w:rPr>
-                <w:rFonts w:ascii="Times New Roman" w:hAnsi="Times New Roman" w:eastAsia="宋体"/>
-                <w:sz w:val="18"/>
-              </w:rPr>
-              <w:t>http://127.0.0.1:8080/actuator/health</w:t>
-            </w:r>
-          </w:p>
-        </w:tc>
-        <w:tc>
-          <w:tcPr>
-            <w:tcW w:type="dxa" w:w="4703"/>
-          </w:tcPr>
-          <w:p>
-            <w:r>
-              <w:rPr>
-                <w:rFonts w:ascii="Times New Roman" w:hAnsi="Times New Roman" w:eastAsia="宋体"/>
-                <w:sz w:val="18"/>
-              </w:rPr>
-              <w:t>健康检查（返回 `{"status":"UP"}`）</w:t>
-            </w:r>
-          </w:p>
-        </w:tc>
-      </w:tr>
-      <w:tr>
-        <w:tc>
-          <w:tcPr>
-            <w:tcW w:type="dxa" w:w="4703"/>
-          </w:tcPr>
-          <w:p>
-            <w:r>
-              <w:rPr>
-                <w:rFonts w:ascii="Times New Roman" w:hAnsi="Times New Roman" w:eastAsia="宋体"/>
-                <w:sz w:val="18"/>
-              </w:rPr>
-              <w:t>http://127.0.0.1:8080/h2-console</w:t>
-            </w:r>
-          </w:p>
-        </w:tc>
-        <w:tc>
-          <w:tcPr>
-            <w:tcW w:type="dxa" w:w="4703"/>
-          </w:tcPr>
-          <w:p>
-            <w:r>
-              <w:rPr>
-                <w:rFonts w:ascii="Times New Roman" w:hAnsi="Times New Roman" w:eastAsia="宋体"/>
-                <w:sz w:val="18"/>
-              </w:rPr>
-              <w:t>H2 控制台（JDBC URL：`jdbc:h2:mem:gym`，用户 `sa`，密码空）</w:t>
-            </w:r>
-          </w:p>
-        </w:tc>
-      </w:tr>
-      <w:tr>
-        <w:tc>
-          <w:tcPr>
-            <w:tcW w:type="dxa" w:w="4703"/>
-          </w:tcPr>
-          <w:p>
-            <w:r>
-              <w:rPr>
-                <w:rFonts w:ascii="Times New Roman" w:hAnsi="Times New Roman" w:eastAsia="宋体"/>
-                <w:sz w:val="18"/>
-              </w:rPr>
-              <w:t>接口</w:t>
-            </w:r>
-          </w:p>
-        </w:tc>
-        <w:tc>
-          <w:tcPr>
-            <w:tcW w:type="dxa" w:w="4703"/>
-          </w:tcPr>
-          <w:p>
-            <w:r>
-              <w:rPr>
-                <w:rFonts w:ascii="Times New Roman" w:hAnsi="Times New Roman" w:eastAsia="宋体"/>
-                <w:sz w:val="18"/>
-              </w:rPr>
-              <w:t>方法 说明</w:t>
-            </w:r>
-          </w:p>
-        </w:tc>
-      </w:tr>
-      <w:tr>
-        <w:tc>
-          <w:tcPr>
-            <w:tcW w:type="dxa" w:w="4703"/>
-          </w:tcPr>
-          <w:p>
-            <w:r>
-              <w:rPr>
-                <w:rFonts w:ascii="Times New Roman" w:hAnsi="Times New Roman" w:eastAsia="宋体"/>
-                <w:sz w:val="18"/>
-              </w:rPr>
-              <w:t>`/api/courses`</w:t>
-            </w:r>
-          </w:p>
-        </w:tc>
-        <w:tc>
-          <w:tcPr>
-            <w:tcW w:type="dxa" w:w="4703"/>
-          </w:tcPr>
-          <w:p>
-            <w:r>
-              <w:rPr>
-                <w:rFonts w:ascii="Times New Roman" w:hAnsi="Times New Roman" w:eastAsia="宋体"/>
-                <w:sz w:val="18"/>
-              </w:rPr>
-              <w:t>GET 课程与余位</w:t>
-            </w:r>
-          </w:p>
-        </w:tc>
-      </w:tr>
-      <w:tr>
-        <w:tc>
-          <w:tcPr>
-            <w:tcW w:type="dxa" w:w="4703"/>
-          </w:tcPr>
-          <w:p>
-            <w:r>
-              <w:rPr>
-                <w:rFonts w:ascii="Times New Roman" w:hAnsi="Times New Roman" w:eastAsia="宋体"/>
-                <w:sz w:val="18"/>
-              </w:rPr>
-              <w:t>`/api/members`</w:t>
-            </w:r>
-          </w:p>
-        </w:tc>
-        <w:tc>
-          <w:tcPr>
-            <w:tcW w:type="dxa" w:w="4703"/>
-          </w:tcPr>
-          <w:p>
-            <w:r>
-              <w:rPr>
-                <w:rFonts w:ascii="Times New Roman" w:hAnsi="Times New Roman" w:eastAsia="宋体"/>
-                <w:sz w:val="18"/>
-              </w:rPr>
-              <w:t>GET 会员列表</w:t>
-            </w:r>
-          </w:p>
-        </w:tc>
-      </w:tr>
-      <w:tr>
-        <w:tc>
-          <w:tcPr>
-            <w:tcW w:type="dxa" w:w="4703"/>
-          </w:tcPr>
-          <w:p>
-            <w:r>
-              <w:rPr>
-                <w:rFonts w:ascii="Times New Roman" w:hAnsi="Times New Roman" w:eastAsia="宋体"/>
-                <w:sz w:val="18"/>
-              </w:rPr>
-              <w:t>`/api/members/{id}/status`</w:t>
-            </w:r>
-          </w:p>
-        </w:tc>
-        <w:tc>
-          <w:tcPr>
-            <w:tcW w:type="dxa" w:w="4703"/>
-          </w:tcPr>
-          <w:p>
-            <w:r>
-              <w:rPr>
-                <w:rFonts w:ascii="Times New Roman" w:hAnsi="Times New Roman" w:eastAsia="宋体"/>
-                <w:sz w:val="18"/>
-              </w:rPr>
-              <w:t>GET 会籍状态与课包余次</w:t>
-            </w:r>
-          </w:p>
-        </w:tc>
-      </w:tr>
-      <w:tr>
-        <w:tc>
-          <w:tcPr>
-            <w:tcW w:type="dxa" w:w="4703"/>
-          </w:tcPr>
-          <w:p>
-            <w:r>
-              <w:rPr>
-                <w:rFonts w:ascii="Times New Roman" w:hAnsi="Times New Roman" w:eastAsia="宋体"/>
-                <w:sz w:val="18"/>
-              </w:rPr>
-              <w:t>`/api/bookings`</w:t>
-            </w:r>
-          </w:p>
-        </w:tc>
-        <w:tc>
-          <w:tcPr>
-            <w:tcW w:type="dxa" w:w="4703"/>
-          </w:tcPr>
-          <w:p>
-            <w:r>
-              <w:rPr>
-                <w:rFonts w:ascii="Times New Roman" w:hAnsi="Times New Roman" w:eastAsia="宋体"/>
-                <w:sz w:val="18"/>
-              </w:rPr>
-              <w:t>POST 约课（SYS-R1/R2/R3/R4 校验，拒绝返回 409 + ruleCode）</w:t>
-            </w:r>
-          </w:p>
-        </w:tc>
-      </w:tr>
-      <w:tr>
-        <w:tc>
-          <w:tcPr>
-            <w:tcW w:type="dxa" w:w="4703"/>
-          </w:tcPr>
-          <w:p>
-            <w:r>
-              <w:rPr>
-                <w:rFonts w:ascii="Times New Roman" w:hAnsi="Times New Roman" w:eastAsia="宋体"/>
-                <w:sz w:val="18"/>
-              </w:rPr>
-              <w:t>`/api/bookings/{id}/checkin`</w:t>
-            </w:r>
-          </w:p>
-        </w:tc>
-        <w:tc>
-          <w:tcPr>
-            <w:tcW w:type="dxa" w:w="4703"/>
-          </w:tcPr>
-          <w:p>
-            <w:r>
-              <w:rPr>
-                <w:rFonts w:ascii="Times New Roman" w:hAnsi="Times New Roman" w:eastAsia="宋体"/>
-                <w:sz w:val="18"/>
-              </w:rPr>
-              <w:t>POST 签到（REQ-B4-002）</w:t>
-            </w:r>
-          </w:p>
-        </w:tc>
-      </w:tr>
-      <w:tr>
-        <w:tc>
-          <w:tcPr>
-            <w:tcW w:type="dxa" w:w="4703"/>
-          </w:tcPr>
-          <w:p>
-            <w:r>
-              <w:rPr>
-                <w:rFonts w:ascii="Times New Roman" w:hAnsi="Times New Roman" w:eastAsia="宋体"/>
-                <w:sz w:val="18"/>
-              </w:rPr>
-              <w:t>`/api/bookings/{id}/cancel`</w:t>
-            </w:r>
-          </w:p>
-        </w:tc>
-        <w:tc>
-          <w:tcPr>
-            <w:tcW w:type="dxa" w:w="4703"/>
-          </w:tcPr>
-          <w:p>
-            <w:r>
-              <w:rPr>
-                <w:rFonts w:ascii="Times New Roman" w:hAnsi="Times New Roman" w:eastAsia="宋体"/>
-                <w:sz w:val="18"/>
-              </w:rPr>
-              <w:t>POST 取消并释放名额</w:t>
-            </w:r>
-          </w:p>
-        </w:tc>
-      </w:tr>
-      <w:tr>
-        <w:tc>
-          <w:tcPr>
-            <w:tcW w:type="dxa" w:w="4703"/>
-          </w:tcPr>
-          <w:p>
-            <w:r>
-              <w:rPr>
-                <w:rFonts w:ascii="Times New Roman" w:hAnsi="Times New Roman" w:eastAsia="宋体"/>
-                <w:sz w:val="18"/>
-              </w:rPr>
-              <w:t>`/api/bookings/{id}/no-show`</w:t>
-            </w:r>
-          </w:p>
-        </w:tc>
-        <w:tc>
-          <w:tcPr>
-            <w:tcW w:type="dxa" w:w="4703"/>
-          </w:tcPr>
-          <w:p>
-            <w:r>
-              <w:rPr>
-                <w:rFonts w:ascii="Times New Roman" w:hAnsi="Times New Roman" w:eastAsia="宋体"/>
-                <w:sz w:val="18"/>
-              </w:rPr>
-              <w:t>POST 爽约判定（REQ-B4-003）</w:t>
-            </w:r>
-          </w:p>
-        </w:tc>
-      </w:tr>
-      <w:tr>
-        <w:tc>
-          <w:tcPr>
-            <w:tcW w:type="dxa" w:w="4703"/>
-          </w:tcPr>
-          <w:p>
-            <w:r>
-              <w:rPr>
-                <w:rFonts w:ascii="Times New Roman" w:hAnsi="Times New Roman" w:eastAsia="宋体"/>
-                <w:sz w:val="18"/>
-              </w:rPr>
-              <w:t>`/api/orders`</w:t>
-            </w:r>
-          </w:p>
-        </w:tc>
-        <w:tc>
-          <w:tcPr>
-            <w:tcW w:type="dxa" w:w="4703"/>
-          </w:tcPr>
-          <w:p>
-            <w:r>
-              <w:rPr>
-                <w:rFonts w:ascii="Times New Roman" w:hAnsi="Times New Roman" w:eastAsia="宋体"/>
-                <w:sz w:val="18"/>
-              </w:rPr>
-              <w:t>POST/GET 创建订单 / 订单列表（`?status=` 过滤）</w:t>
-            </w:r>
-          </w:p>
-        </w:tc>
-      </w:tr>
-      <w:tr>
-        <w:tc>
-          <w:tcPr>
-            <w:tcW w:type="dxa" w:w="4703"/>
-          </w:tcPr>
-          <w:p>
-            <w:r>
-              <w:rPr>
-                <w:rFonts w:ascii="Times New Roman" w:hAnsi="Times New Roman" w:eastAsia="宋体"/>
-                <w:sz w:val="18"/>
-              </w:rPr>
-              <w:t>`/api/orders/{orderNo}/pay`</w:t>
-            </w:r>
-          </w:p>
-        </w:tc>
-        <w:tc>
-          <w:tcPr>
-            <w:tcW w:type="dxa" w:w="4703"/>
-          </w:tcPr>
-          <w:p>
-            <w:r>
-              <w:rPr>
-                <w:rFonts w:ascii="Times New Roman" w:hAnsi="Times New Roman" w:eastAsia="宋体"/>
-                <w:sz w:val="18"/>
-              </w:rPr>
-              <w:t>POST 发起支付并受理（Mock 微信支付 EXT2）</w:t>
-            </w:r>
-          </w:p>
-        </w:tc>
-      </w:tr>
-      <w:tr>
-        <w:tc>
-          <w:tcPr>
-            <w:tcW w:type="dxa" w:w="4703"/>
-          </w:tcPr>
-          <w:p>
-            <w:r>
-              <w:rPr>
-                <w:rFonts w:ascii="Times New Roman" w:hAnsi="Times New Roman" w:eastAsia="宋体"/>
-                <w:sz w:val="18"/>
-              </w:rPr>
-              <w:t>`/api/pay/notify/{orderNo}`</w:t>
-            </w:r>
-          </w:p>
-        </w:tc>
-        <w:tc>
-          <w:tcPr>
-            <w:tcW w:type="dxa" w:w="4703"/>
-          </w:tcPr>
-          <w:p>
-            <w:r>
-              <w:rPr>
-                <w:rFonts w:ascii="Times New Roman" w:hAnsi="Times New Roman" w:eastAsia="宋体"/>
-                <w:sz w:val="18"/>
-              </w:rPr>
-              <w:t>POST 支付回调（EXT3）：幂等 + 金额核对，异常返回 409</w:t>
-            </w:r>
-          </w:p>
-        </w:tc>
-      </w:tr>
-      <w:tr>
-        <w:tc>
-          <w:tcPr>
-            <w:tcW w:type="dxa" w:w="4703"/>
-          </w:tcPr>
-          <w:p>
-            <w:r>
-              <w:rPr>
-                <w:rFonts w:ascii="Times New Roman" w:hAnsi="Times New Roman" w:eastAsia="宋体"/>
-                <w:sz w:val="18"/>
-              </w:rPr>
-              <w:t>`/api/orders/abnormal`</w:t>
-            </w:r>
-          </w:p>
-        </w:tc>
-        <w:tc>
-          <w:tcPr>
-            <w:tcW w:type="dxa" w:w="4703"/>
-          </w:tcPr>
-          <w:p>
-            <w:r>
-              <w:rPr>
-                <w:rFonts w:ascii="Times New Roman" w:hAnsi="Times New Roman" w:eastAsia="宋体"/>
-                <w:sz w:val="18"/>
-              </w:rPr>
-              <w:t>GET 异常订单（告警/对账）</w:t>
-            </w:r>
-          </w:p>
-        </w:tc>
-      </w:tr>
-      <w:tr>
-        <w:tc>
-          <w:tcPr>
-            <w:tcW w:type="dxa" w:w="4703"/>
-          </w:tcPr>
-          <w:p>
-            <w:r>
-              <w:rPr>
-                <w:rFonts w:ascii="Times New Roman" w:hAnsi="Times New Roman" w:eastAsia="宋体"/>
-                <w:sz w:val="18"/>
-              </w:rPr>
-              <w:t>`/api/settlements`</w:t>
-            </w:r>
-          </w:p>
-        </w:tc>
-        <w:tc>
-          <w:tcPr>
-            <w:tcW w:type="dxa" w:w="4703"/>
-          </w:tcPr>
-          <w:p>
-            <w:r>
-              <w:rPr>
-                <w:rFonts w:ascii="Times New Roman" w:hAnsi="Times New Roman" w:eastAsia="宋体"/>
-                <w:sz w:val="18"/>
-              </w:rPr>
-              <w:t>POST/GET 生成月度对账单（REQ-B5-003）/ 对账单列表</w:t>
-            </w:r>
-          </w:p>
-        </w:tc>
-      </w:tr>
-      <w:tr>
-        <w:tc>
-          <w:tcPr>
-            <w:tcW w:type="dxa" w:w="4703"/>
-          </w:tcPr>
-          <w:p>
-            <w:r>
-              <w:rPr>
-                <w:rFonts w:ascii="Times New Roman" w:hAnsi="Times New Roman" w:eastAsia="宋体"/>
-                <w:sz w:val="18"/>
-              </w:rPr>
-              <w:t>`/api/jobs/renew-remind?days=7`</w:t>
-            </w:r>
-          </w:p>
-        </w:tc>
-        <w:tc>
-          <w:tcPr>
-            <w:tcW w:type="dxa" w:w="4703"/>
-          </w:tcPr>
-          <w:p>
-            <w:r>
-              <w:rPr>
-                <w:rFonts w:ascii="Times New Roman" w:hAnsi="Times New Roman" w:eastAsia="宋体"/>
-                <w:sz w:val="18"/>
-              </w:rPr>
-              <w:t>POST 会籍到期提醒扫描（SYS-R6）</w:t>
-            </w:r>
-          </w:p>
-        </w:tc>
-      </w:tr>
-    </w:tbl>
-    <w:p>
-      <w:pPr>
-        <w:pStyle w:val="Heading2"/>
-      </w:pPr>
-      <w:r>
-        <w:t>4.3 主要接口（S1 约课 + S2 收费）</w:t>
-      </w:r>
-    </w:p>
-    <w:p>
-      <w:pPr>
-        <w:pStyle w:val="Heading2"/>
-      </w:pPr>
-      <w:r>
-        <w:t>4.4 接口验证</w:t>
+        <w:t>:: ② 集成测试：登录 / 权限 / 全流程（45 项）</w:t>
       </w:r>
     </w:p>
     <w:p>
@@ -1917,89 +2064,7 @@
           <w:rFonts w:ascii="Consolas" w:hAnsi="Consolas" w:eastAsia="宋体"/>
           <w:sz w:val="18"/>
         </w:rPr>
-        <w:t>node java-api-smoke.js</w:t>
-      </w:r>
-    </w:p>
-    <w:p>
-      <w:r>
-        <w:rPr>
-          <w:b/>
-        </w:rPr>
-        <w:t>实测结果：20/20 通过</w:t>
-      </w:r>
-      <w:r>
-        <w:t>（报告 `verify/java-api-smoke-report.md`）——覆盖健康检查、管理页面、课程/会员查询、约课成功、幂等、`SYS-R1` 会籍过期拒绝、`SYS-R3` 满员拒绝、签到、取消释放名额、`SYS-R4` 爽约判定、创建订单、支付成功、重复回调幂等、金额不符标记异常、异常订单查询、生成对账单、对账单查询、`SYS-R6` 到期提醒。</w:t>
-      </w:r>
-    </w:p>
-    <w:p>
-      <w:pPr>
-        <w:ind w:left="283"/>
-      </w:pPr>
-      <w:r>
-        <w:t xml:space="preserve">本地模式说明：使用 </w:t>
-      </w:r>
-      <w:r>
-        <w:rPr>
-          <w:b/>
-        </w:rPr>
-        <w:t>H2 内存库</w:t>
-      </w:r>
-      <w:r>
-        <w:t>，由实体自动建表 + `data-local.sql` 灌种子数据，</w:t>
-      </w:r>
-      <w:r>
-        <w:rPr>
-          <w:b/>
-        </w:rPr>
-        <w:t>无需安装 MySQL</w:t>
-      </w:r>
-      <w:r>
-        <w:t>，适合快速演示。</w:t>
-      </w:r>
-    </w:p>
-    <w:p>
-      <w:pPr>
-        <w:ind w:left="283"/>
-      </w:pPr>
-      <w:r>
-        <w:t>若要以</w:t>
-      </w:r>
-      <w:r>
-        <w:rPr>
-          <w:b/>
-        </w:rPr>
-        <w:t>真实 MySQL</w:t>
-      </w:r>
-      <w:r>
-        <w:t xml:space="preserve"> 运行（更贴近答辩/交付形态），见 </w:t>
-      </w:r>
-      <w:r>
-        <w:rPr>
-          <w:b/>
-        </w:rPr>
-        <w:t>4.5</w:t>
-      </w:r>
-      <w:r>
-        <w:t>。</w:t>
-      </w:r>
-    </w:p>
-    <w:p>
-      <w:pPr>
-        <w:pStyle w:val="Heading2"/>
-      </w:pPr>
-      <w:r>
-        <w:t>4.5 以真实 MySQL 运行（推荐，生产形态）</w:t>
-      </w:r>
-    </w:p>
-    <w:p>
-      <w:r>
-        <w:rPr>
-          <w:b/>
-        </w:rPr>
-        <w:t>① 启动 MySQL</w:t>
-      </w:r>
-      <w:r>
-        <w:t>（便携版，端口 3307）：</w:t>
+        <w:t>node integration-test.js</w:t>
       </w:r>
     </w:p>
     <w:p>
@@ -2012,223 +2077,7 @@
           <w:rFonts w:ascii="Consolas" w:hAnsi="Consolas" w:eastAsia="宋体"/>
           <w:sz w:val="18"/>
         </w:rPr>
-        <w:t>E:\dev\start-mysql.cmd</w:t>
-      </w:r>
-    </w:p>
-    <w:tbl>
-      <w:tblPr>
-        <w:tblStyle w:val="TableGrid"/>
-        <w:tblW w:type="auto" w:w="0"/>
-        <w:tblLook w:firstColumn="1" w:firstRow="1" w:lastColumn="0" w:lastRow="0" w:noHBand="0" w:noVBand="1" w:val="04A0"/>
-      </w:tblPr>
-      <w:tblGrid>
-        <w:gridCol w:w="4703"/>
-        <w:gridCol w:w="4703"/>
-      </w:tblGrid>
-      <w:tr>
-        <w:tc>
-          <w:tcPr>
-            <w:tcW w:type="dxa" w:w="4703"/>
-          </w:tcPr>
-          <w:p/>
-        </w:tc>
-        <w:tc>
-          <w:tcPr>
-            <w:tcW w:type="dxa" w:w="4703"/>
-          </w:tcPr>
-          <w:p/>
-        </w:tc>
-      </w:tr>
-      <w:tr>
-        <w:tc>
-          <w:tcPr>
-            <w:tcW w:type="dxa" w:w="4703"/>
-          </w:tcPr>
-          <w:p>
-            <w:r>
-              <w:rPr>
-                <w:rFonts w:ascii="Times New Roman" w:hAnsi="Times New Roman" w:eastAsia="宋体"/>
-                <w:sz w:val="18"/>
-              </w:rPr>
-              <w:t>项</w:t>
-            </w:r>
-          </w:p>
-        </w:tc>
-        <w:tc>
-          <w:tcPr>
-            <w:tcW w:type="dxa" w:w="4703"/>
-          </w:tcPr>
-          <w:p>
-            <w:r>
-              <w:rPr>
-                <w:rFonts w:ascii="Times New Roman" w:hAnsi="Times New Roman" w:eastAsia="宋体"/>
-                <w:sz w:val="18"/>
-              </w:rPr>
-              <w:t>值</w:t>
-            </w:r>
-          </w:p>
-        </w:tc>
-      </w:tr>
-      <w:tr>
-        <w:tc>
-          <w:tcPr>
-            <w:tcW w:type="dxa" w:w="4703"/>
-          </w:tcPr>
-          <w:p>
-            <w:r>
-              <w:rPr>
-                <w:rFonts w:ascii="Times New Roman" w:hAnsi="Times New Roman" w:eastAsia="宋体"/>
-                <w:sz w:val="18"/>
-              </w:rPr>
-              <w:t>版本 / 端口</w:t>
-            </w:r>
-          </w:p>
-        </w:tc>
-        <w:tc>
-          <w:tcPr>
-            <w:tcW w:type="dxa" w:w="4703"/>
-          </w:tcPr>
-          <w:p>
-            <w:r>
-              <w:rPr>
-                <w:rFonts w:ascii="Times New Roman" w:hAnsi="Times New Roman" w:eastAsia="宋体"/>
-                <w:sz w:val="18"/>
-              </w:rPr>
-              <w:t>MySQL 8.0.29 / **3307**（避开本机可能已有的 3306）</w:t>
-            </w:r>
-          </w:p>
-        </w:tc>
-      </w:tr>
-      <w:tr>
-        <w:tc>
-          <w:tcPr>
-            <w:tcW w:type="dxa" w:w="4703"/>
-          </w:tcPr>
-          <w:p>
-            <w:r>
-              <w:rPr>
-                <w:rFonts w:ascii="Times New Roman" w:hAnsi="Times New Roman" w:eastAsia="宋体"/>
-                <w:sz w:val="18"/>
-              </w:rPr>
-              <w:t>字符集</w:t>
-            </w:r>
-          </w:p>
-        </w:tc>
-        <w:tc>
-          <w:tcPr>
-            <w:tcW w:type="dxa" w:w="4703"/>
-          </w:tcPr>
-          <w:p>
-            <w:r>
-              <w:rPr>
-                <w:rFonts w:ascii="Times New Roman" w:hAnsi="Times New Roman" w:eastAsia="宋体"/>
-                <w:sz w:val="18"/>
-              </w:rPr>
-              <w:t>utf8mb4 / utf8mb4_unicode_ci</w:t>
-            </w:r>
-          </w:p>
-        </w:tc>
-      </w:tr>
-      <w:tr>
-        <w:tc>
-          <w:tcPr>
-            <w:tcW w:type="dxa" w:w="4703"/>
-          </w:tcPr>
-          <w:p>
-            <w:r>
-              <w:rPr>
-                <w:rFonts w:ascii="Times New Roman" w:hAnsi="Times New Roman" w:eastAsia="宋体"/>
-                <w:sz w:val="18"/>
-              </w:rPr>
-              <w:t>root</w:t>
-            </w:r>
-          </w:p>
-        </w:tc>
-        <w:tc>
-          <w:tcPr>
-            <w:tcW w:type="dxa" w:w="4703"/>
-          </w:tcPr>
-          <w:p>
-            <w:r>
-              <w:rPr>
-                <w:rFonts w:ascii="Times New Roman" w:hAnsi="Times New Roman" w:eastAsia="宋体"/>
-                <w:sz w:val="18"/>
-              </w:rPr>
-              <w:t>无密码</w:t>
-            </w:r>
-          </w:p>
-        </w:tc>
-      </w:tr>
-      <w:tr>
-        <w:tc>
-          <w:tcPr>
-            <w:tcW w:type="dxa" w:w="4703"/>
-          </w:tcPr>
-          <w:p>
-            <w:r>
-              <w:rPr>
-                <w:rFonts w:ascii="Times New Roman" w:hAnsi="Times New Roman" w:eastAsia="宋体"/>
-                <w:sz w:val="18"/>
-              </w:rPr>
-              <w:t>应用账号</w:t>
-            </w:r>
-          </w:p>
-        </w:tc>
-        <w:tc>
-          <w:tcPr>
-            <w:tcW w:type="dxa" w:w="4703"/>
-          </w:tcPr>
-          <w:p>
-            <w:r>
-              <w:rPr>
-                <w:rFonts w:ascii="Times New Roman" w:hAnsi="Times New Roman" w:eastAsia="宋体"/>
-                <w:sz w:val="18"/>
-              </w:rPr>
-              <w:t>`gym_app` / `gym_app_pwd`</w:t>
-            </w:r>
-          </w:p>
-        </w:tc>
-      </w:tr>
-      <w:tr>
-        <w:tc>
-          <w:tcPr>
-            <w:tcW w:type="dxa" w:w="4703"/>
-          </w:tcPr>
-          <w:p>
-            <w:r>
-              <w:rPr>
-                <w:rFonts w:ascii="Times New Roman" w:hAnsi="Times New Roman" w:eastAsia="宋体"/>
-                <w:sz w:val="18"/>
-              </w:rPr>
-              <w:t>数据库</w:t>
-            </w:r>
-          </w:p>
-        </w:tc>
-        <w:tc>
-          <w:tcPr>
-            <w:tcW w:type="dxa" w:w="4703"/>
-          </w:tcPr>
-          <w:p>
-            <w:r>
-              <w:rPr>
-                <w:rFonts w:ascii="Times New Roman" w:hAnsi="Times New Roman" w:eastAsia="宋体"/>
-                <w:sz w:val="18"/>
-              </w:rPr>
-              <w:t>`gym`</w:t>
-            </w:r>
-          </w:p>
-        </w:tc>
-      </w:tr>
-    </w:tbl>
-    <w:p>
-      <w:r>
-        <w:rPr>
-          <w:b/>
-        </w:rPr>
-        <w:t>② 首次建库与建账号</w:t>
-      </w:r>
-      <w:r>
-        <w:t>（已执行过可跳过）：</w:t>
+        <w:t xml:space="preserve"> </w:t>
       </w:r>
     </w:p>
     <w:p>
@@ -2241,18 +2090,7 @@
           <w:rFonts w:ascii="Consolas" w:hAnsi="Consolas" w:eastAsia="宋体"/>
           <w:sz w:val="18"/>
         </w:rPr>
-        <w:t>E:\dev\mysql\bin\mysql.exe -u root -h 127.0.0.1 -P 3307 -e "CREATE DATABASE IF NOT EXISTS gym DEFAULT CHARACTER SET utf8mb4 COLLATE utf8mb4_unicode_ci; CREATE USER IF NOT EXISTS 'gym_app'@'%' IDENTIFIED BY 'gym_app_pwd'; GRANT ALL PRIVILEGES ON gym.* TO 'gym_app'@'%'; FLUSH PRIVILEGES;"</w:t>
-      </w:r>
-    </w:p>
-    <w:p>
-      <w:r>
-        <w:rPr>
-          <w:b/>
-        </w:rPr>
-        <w:t>③ 启动后端</w:t>
-      </w:r>
-      <w:r>
-        <w:t>（Flyway 自动执行迁移 V1–V8 与种子数据）：</w:t>
+        <w:t>:: ③ 前端静态检查：防"按钮无响应"（5 项）</w:t>
       </w:r>
     </w:p>
     <w:p>
@@ -2265,7 +2103,7 @@
           <w:rFonts w:ascii="Consolas" w:hAnsi="Consolas" w:eastAsia="宋体"/>
           <w:sz w:val="18"/>
         </w:rPr>
-        <w:t>cd /d "E:\WorkBuddy\健身房管理业务\08-系统结构与代码设计\backend"</w:t>
+        <w:t>node frontend-check.js</w:t>
       </w:r>
     </w:p>
     <w:p>
@@ -2278,18 +2116,7 @@
           <w:rFonts w:ascii="Consolas" w:hAnsi="Consolas" w:eastAsia="宋体"/>
           <w:sz w:val="18"/>
         </w:rPr>
-        <w:t>java -jar target\gym-backend-1.0.0.jar --spring.profiles.active=mysql --server.port=8080</w:t>
-      </w:r>
-    </w:p>
-    <w:p>
-      <w:r>
-        <w:rPr>
-          <w:b/>
-        </w:rPr>
-        <w:t>④ 接口验证</w:t>
-      </w:r>
-      <w:r>
-        <w:t>（先重置演示数据，便于重复执行）：</w:t>
+        <w:t xml:space="preserve"> </w:t>
       </w:r>
     </w:p>
     <w:p>
@@ -2302,7 +2129,7 @@
           <w:rFonts w:ascii="Consolas" w:hAnsi="Consolas" w:eastAsia="宋体"/>
           <w:sz w:val="18"/>
         </w:rPr>
-        <w:t>cd /d "E:\WorkBuddy\健身房管理业务\09-代码实现与迭代\verify"</w:t>
+        <w:t>:: ④ 真实浏览器测试：Edge 无头实测点击（32 项）</w:t>
       </w:r>
     </w:p>
     <w:p>
@@ -2315,7 +2142,7 @@
           <w:rFonts w:ascii="Consolas" w:hAnsi="Consolas" w:eastAsia="宋体"/>
           <w:sz w:val="18"/>
         </w:rPr>
-        <w:t>E:\dev\mysql\bin\mysql.exe -u gym_app -pgym_app_pwd -h 127.0.0.1 -P 3307 -D gym &lt; reset-demo-data.sql</w:t>
+        <w:t>set NODE_PATH=E:\dev\pw\node_modules</w:t>
       </w:r>
     </w:p>
     <w:p>
@@ -2328,88 +2155,85 @@
           <w:rFonts w:ascii="Consolas" w:hAnsi="Consolas" w:eastAsia="宋体"/>
           <w:sz w:val="18"/>
         </w:rPr>
-        <w:t>node java-api-smoke.js</w:t>
-      </w:r>
-    </w:p>
-    <w:p>
-      <w:r>
-        <w:rPr>
-          <w:b/>
-        </w:rPr>
-        <w:t>实测结果</w:t>
-      </w:r>
-      <w:r>
-        <w:t xml:space="preserve">：Flyway 执行 </w:t>
-      </w:r>
-      <w:r>
-        <w:rPr>
-          <w:b/>
-        </w:rPr>
-        <w:t>V1–V8 共 8 个迁移 + 1 个种子脚本</w:t>
-      </w:r>
-      <w:r>
-        <w:t xml:space="preserve">，建表 </w:t>
-      </w:r>
-      <w:r>
-        <w:rPr>
-          <w:b/>
-        </w:rPr>
-        <w:t>27 张</w:t>
-      </w:r>
-      <w:r>
-        <w:t xml:space="preserve">；冒烟 </w:t>
-      </w:r>
-      <w:r>
-        <w:rPr>
-          <w:b/>
-        </w:rPr>
-        <w:t>20/20 通过</w:t>
-      </w:r>
-      <w:r>
-        <w:t>；数据落库与中文读取均正常（如异常订单原因 `支付金额与订单不一致`、课程 `动感单车`）。</w:t>
-      </w:r>
-    </w:p>
-    <w:p>
-      <w:r>
-        <w:rPr>
-          <w:b/>
-        </w:rPr>
-        <w:t>设计说明</w:t>
-      </w:r>
-      <w:r>
-        <w:t>：</w:t>
+        <w:t>node browser-test.js</w:t>
       </w:r>
     </w:p>
     <w:p>
       <w:pPr>
-        <w:ind w:left="420"/>
+        <w:spacing w:line="240" w:lineRule="auto"/>
+        <w:ind w:left="283"/>
       </w:pPr>
       <w:r>
-        <w:t>• 表结构**完全由迁移脚本管理**（JPA `ddl-auto: validate`，禁止自动改表）。</w:t>
+        <w:rPr>
+          <w:rFonts w:ascii="Consolas" w:hAnsi="Consolas" w:eastAsia="宋体"/>
+          <w:sz w:val="18"/>
+        </w:rPr>
+        <w:t xml:space="preserve"> </w:t>
       </w:r>
     </w:p>
     <w:p>
       <w:pPr>
-        <w:ind w:left="420"/>
+        <w:spacing w:line="240" w:lineRule="auto"/>
+        <w:ind w:left="283"/>
       </w:pPr>
       <w:r>
-        <w:t>• 迁移脚本**单一来源**：原始文件仍在 `07-数据库与部署设计/db/`，构建时由 Maven 复制进 jar 的 `db/` 下，Flyway 以 classpath 方式加载 —— 避免"运行目录不同导致路径失效"。</w:t>
+        <w:rPr>
+          <w:rFonts w:ascii="Consolas" w:hAnsi="Consolas" w:eastAsia="宋体"/>
+          <w:sz w:val="18"/>
+        </w:rPr>
+        <w:t>:: ⑤ Node 参考实现 BDD 执行器（18 项）</w:t>
       </w:r>
     </w:p>
     <w:p>
       <w:pPr>
-        <w:ind w:left="420"/>
+        <w:spacing w:line="240" w:lineRule="auto"/>
+        <w:ind w:left="283"/>
       </w:pPr>
       <w:r>
-        <w:t>• 支付为 **Mock**（大作业不涉及真实收付款），回调幂等与金额核对逻辑为真实实现。</w:t>
+        <w:rPr>
+          <w:rFonts w:ascii="Consolas" w:hAnsi="Consolas" w:eastAsia="宋体"/>
+          <w:sz w:val="18"/>
+        </w:rPr>
+        <w:t>node run.js</w:t>
       </w:r>
     </w:p>
     <w:p>
       <w:pPr>
-        <w:pStyle w:val="Heading1"/>
+        <w:spacing w:line="240" w:lineRule="auto"/>
+        <w:ind w:left="283"/>
       </w:pPr>
       <w:r>
-        <w:t>五、行为驱动场景的执行（三重保障）</w:t>
+        <w:rPr>
+          <w:rFonts w:ascii="Consolas" w:hAnsi="Consolas" w:eastAsia="宋体"/>
+          <w:sz w:val="18"/>
+        </w:rPr>
+        <w:t xml:space="preserve"> </w:t>
+      </w:r>
+    </w:p>
+    <w:p>
+      <w:pPr>
+        <w:spacing w:line="240" w:lineRule="auto"/>
+        <w:ind w:left="283"/>
+      </w:pPr>
+      <w:r>
+        <w:rPr>
+          <w:rFonts w:ascii="Consolas" w:hAnsi="Consolas" w:eastAsia="宋体"/>
+          <w:sz w:val="18"/>
+        </w:rPr>
+        <w:t>:: ⑥ Node 可运行版接口冒烟（18 项）</w:t>
+      </w:r>
+    </w:p>
+    <w:p>
+      <w:pPr>
+        <w:spacing w:line="240" w:lineRule="auto"/>
+        <w:ind w:left="283"/>
+      </w:pPr>
+      <w:r>
+        <w:rPr>
+          <w:rFonts w:ascii="Consolas" w:hAnsi="Consolas" w:eastAsia="宋体"/>
+          <w:sz w:val="18"/>
+        </w:rPr>
+        <w:t>cd ..\app &amp;&amp; node smoke.js</w:t>
       </w:r>
     </w:p>
     <w:tbl>
@@ -2419,33 +2243,26 @@
         <w:tblLook w:firstColumn="1" w:firstRow="1" w:lastColumn="0" w:lastRow="0" w:noHBand="0" w:noVBand="1" w:val="04A0"/>
       </w:tblPr>
       <w:tblGrid>
-        <w:gridCol w:w="2351"/>
-        <w:gridCol w:w="2351"/>
-        <w:gridCol w:w="2351"/>
-        <w:gridCol w:w="2351"/>
+        <w:gridCol w:w="3324"/>
+        <w:gridCol w:w="3324"/>
+        <w:gridCol w:w="3324"/>
       </w:tblGrid>
       <w:tr>
         <w:tc>
           <w:tcPr>
-            <w:tcW w:type="dxa" w:w="2351"/>
+            <w:tcW w:type="dxa" w:w="3324"/>
           </w:tcPr>
           <w:p/>
         </w:tc>
         <w:tc>
           <w:tcPr>
-            <w:tcW w:type="dxa" w:w="2351"/>
+            <w:tcW w:type="dxa" w:w="3324"/>
           </w:tcPr>
           <w:p/>
         </w:tc>
         <w:tc>
           <w:tcPr>
-            <w:tcW w:type="dxa" w:w="2351"/>
-          </w:tcPr>
-          <w:p/>
-        </w:tc>
-        <w:tc>
-          <w:tcPr>
-            <w:tcW w:type="dxa" w:w="2351"/>
+            <w:tcW w:type="dxa" w:w="3324"/>
           </w:tcPr>
           <w:p/>
         </w:tc>
@@ -2453,57 +2270,43 @@
       <w:tr>
         <w:tc>
           <w:tcPr>
-            <w:tcW w:type="dxa" w:w="2351"/>
+            <w:tcW w:type="dxa" w:w="3324"/>
           </w:tcPr>
           <w:p>
             <w:r>
               <w:rPr>
                 <w:rFonts w:ascii="Times New Roman" w:hAnsi="Times New Roman" w:eastAsia="宋体"/>
-                <w:sz w:val="18"/>
+                <w:sz w:val="17"/>
               </w:rPr>
-              <w:t>执行方式</w:t>
+              <w:t>层次</w:t>
             </w:r>
           </w:p>
         </w:tc>
         <w:tc>
           <w:tcPr>
-            <w:tcW w:type="dxa" w:w="2351"/>
+            <w:tcW w:type="dxa" w:w="3324"/>
           </w:tcPr>
           <w:p>
             <w:r>
               <w:rPr>
                 <w:rFonts w:ascii="Times New Roman" w:hAnsi="Times New Roman" w:eastAsia="宋体"/>
-                <w:sz w:val="18"/>
+                <w:sz w:val="17"/>
               </w:rPr>
-              <w:t>覆盖范围</w:t>
+              <w:t>结果</w:t>
             </w:r>
           </w:p>
         </w:tc>
         <w:tc>
           <w:tcPr>
-            <w:tcW w:type="dxa" w:w="2351"/>
+            <w:tcW w:type="dxa" w:w="3324"/>
           </w:tcPr>
           <w:p>
             <w:r>
               <w:rPr>
                 <w:rFonts w:ascii="Times New Roman" w:hAnsi="Times New Roman" w:eastAsia="宋体"/>
-                <w:sz w:val="18"/>
+                <w:sz w:val="17"/>
               </w:rPr>
-              <w:t>命令</w:t>
-            </w:r>
-          </w:p>
-        </w:tc>
-        <w:tc>
-          <w:tcPr>
-            <w:tcW w:type="dxa" w:w="2351"/>
-          </w:tcPr>
-          <w:p>
-            <w:r>
-              <w:rPr>
-                <w:rFonts w:ascii="Times New Roman" w:hAnsi="Times New Roman" w:eastAsia="宋体"/>
-                <w:sz w:val="18"/>
-              </w:rPr>
-              <w:t>结果</w:t>
+              <w:t>报告</w:t>
             </w:r>
           </w:p>
         </w:tc>
@@ -2511,57 +2314,43 @@
       <w:tr>
         <w:tc>
           <w:tcPr>
-            <w:tcW w:type="dxa" w:w="2351"/>
+            <w:tcW w:type="dxa" w:w="3324"/>
           </w:tcPr>
           <w:p>
             <w:r>
               <w:rPr>
                 <w:rFonts w:ascii="Times New Roman" w:hAnsi="Times New Roman" w:eastAsia="宋体"/>
-                <w:sz w:val="18"/>
+                <w:sz w:val="17"/>
               </w:rPr>
-              <w:t>Node 参考执行器</w:t>
+              <w:t>Java（单元+架构+BDD）</w:t>
             </w:r>
           </w:p>
         </w:tc>
         <w:tc>
           <w:tcPr>
-            <w:tcW w:type="dxa" w:w="2351"/>
+            <w:tcW w:type="dxa" w:w="3324"/>
           </w:tcPr>
           <w:p>
             <w:r>
               <w:rPr>
                 <w:rFonts w:ascii="Times New Roman" w:hAnsi="Times New Roman" w:eastAsia="宋体"/>
-                <w:sz w:val="18"/>
+                <w:sz w:val="17"/>
               </w:rPr>
-              <w:t>S1 全部 3 个 feature（18 场景）</w:t>
+              <w:t>56 / 56</w:t>
             </w:r>
           </w:p>
         </w:tc>
         <w:tc>
           <w:tcPr>
-            <w:tcW w:type="dxa" w:w="2351"/>
+            <w:tcW w:type="dxa" w:w="3324"/>
           </w:tcPr>
           <w:p>
             <w:r>
               <w:rPr>
                 <w:rFonts w:ascii="Times New Roman" w:hAnsi="Times New Roman" w:eastAsia="宋体"/>
-                <w:sz w:val="18"/>
+                <w:sz w:val="17"/>
               </w:rPr>
-              <w:t>`node verify/run.js`</w:t>
-            </w:r>
-          </w:p>
-        </w:tc>
-        <w:tc>
-          <w:tcPr>
-            <w:tcW w:type="dxa" w:w="2351"/>
-          </w:tcPr>
-          <w:p>
-            <w:r>
-              <w:rPr>
-                <w:rFonts w:ascii="Times New Roman" w:hAnsi="Times New Roman" w:eastAsia="宋体"/>
-                <w:sz w:val="18"/>
-              </w:rPr>
-              <w:t>18/18 通过</w:t>
+              <w:t>控制台</w:t>
             </w:r>
           </w:p>
         </w:tc>
@@ -2569,57 +2358,43 @@
       <w:tr>
         <w:tc>
           <w:tcPr>
-            <w:tcW w:type="dxa" w:w="2351"/>
+            <w:tcW w:type="dxa" w:w="3324"/>
           </w:tcPr>
           <w:p>
             <w:r>
               <w:rPr>
                 <w:rFonts w:ascii="Times New Roman" w:hAnsi="Times New Roman" w:eastAsia="宋体"/>
-                <w:sz w:val="18"/>
+                <w:sz w:val="17"/>
               </w:rPr>
-              <w:t>Java + Cucumber</w:t>
+              <w:t>集成测试</w:t>
             </w:r>
           </w:p>
         </w:tc>
         <w:tc>
           <w:tcPr>
-            <w:tcW w:type="dxa" w:w="2351"/>
+            <w:tcW w:type="dxa" w:w="3324"/>
           </w:tcPr>
           <w:p>
             <w:r>
               <w:rPr>
                 <w:rFonts w:ascii="Times New Roman" w:hAnsi="Times New Roman" w:eastAsia="宋体"/>
-                <w:sz w:val="18"/>
+                <w:sz w:val="17"/>
               </w:rPr>
-              <w:t>S1 全部 3 个 feature（18 场景）</w:t>
+              <w:t>45 / 45</w:t>
             </w:r>
           </w:p>
         </w:tc>
         <w:tc>
           <w:tcPr>
-            <w:tcW w:type="dxa" w:w="2351"/>
+            <w:tcW w:type="dxa" w:w="3324"/>
           </w:tcPr>
           <w:p>
             <w:r>
               <w:rPr>
                 <w:rFonts w:ascii="Times New Roman" w:hAnsi="Times New Roman" w:eastAsia="宋体"/>
-                <w:sz w:val="18"/>
+                <w:sz w:val="17"/>
               </w:rPr>
-              <w:t>`mvn test`</w:t>
-            </w:r>
-          </w:p>
-        </w:tc>
-        <w:tc>
-          <w:tcPr>
-            <w:tcW w:type="dxa" w:w="2351"/>
-          </w:tcPr>
-          <w:p>
-            <w:r>
-              <w:rPr>
-                <w:rFonts w:ascii="Times New Roman" w:hAnsi="Times New Roman" w:eastAsia="宋体"/>
-                <w:sz w:val="18"/>
-              </w:rPr>
-              <w:t>**18/18 通过**</w:t>
+              <w:t>`verify/integration-test-report.md`</w:t>
             </w:r>
           </w:p>
         </w:tc>
@@ -2627,155 +2402,43 @@
       <w:tr>
         <w:tc>
           <w:tcPr>
-            <w:tcW w:type="dxa" w:w="2351"/>
+            <w:tcW w:type="dxa" w:w="3324"/>
           </w:tcPr>
           <w:p>
             <w:r>
               <w:rPr>
                 <w:rFonts w:ascii="Times New Roman" w:hAnsi="Times New Roman" w:eastAsia="宋体"/>
-                <w:sz w:val="18"/>
+                <w:sz w:val="17"/>
               </w:rPr>
-              <w:t>Java 后端接口冒烟</w:t>
+              <w:t>前端静态检查</w:t>
             </w:r>
           </w:p>
         </w:tc>
         <w:tc>
           <w:tcPr>
-            <w:tcW w:type="dxa" w:w="2351"/>
+            <w:tcW w:type="dxa" w:w="3324"/>
           </w:tcPr>
           <w:p>
             <w:r>
               <w:rPr>
                 <w:rFonts w:ascii="Times New Roman" w:hAnsi="Times New Roman" w:eastAsia="宋体"/>
-                <w:sz w:val="18"/>
+                <w:sz w:val="17"/>
               </w:rPr>
-              <w:t>真实 HTTP 端到端（S1 + S2）</w:t>
+              <w:t>5 / 5</w:t>
             </w:r>
           </w:p>
         </w:tc>
         <w:tc>
           <w:tcPr>
-            <w:tcW w:type="dxa" w:w="2351"/>
+            <w:tcW w:type="dxa" w:w="3324"/>
           </w:tcPr>
           <w:p>
             <w:r>
               <w:rPr>
                 <w:rFonts w:ascii="Times New Roman" w:hAnsi="Times New Roman" w:eastAsia="宋体"/>
-                <w:sz w:val="18"/>
+                <w:sz w:val="17"/>
               </w:rPr>
-              <w:t>`node verify/java-api-smoke.js`</w:t>
-            </w:r>
-          </w:p>
-        </w:tc>
-        <w:tc>
-          <w:tcPr>
-            <w:tcW w:type="dxa" w:w="2351"/>
-          </w:tcPr>
-          <w:p>
-            <w:r>
-              <w:rPr>
-                <w:rFonts w:ascii="Times New Roman" w:hAnsi="Times New Roman" w:eastAsia="宋体"/>
-                <w:sz w:val="18"/>
-              </w:rPr>
-              <w:t>20/20 通过</w:t>
-            </w:r>
-          </w:p>
-        </w:tc>
-      </w:tr>
-    </w:tbl>
-    <w:p>
-      <w:r>
-        <w:t>三处读取的是</w:t>
-      </w:r>
-      <w:r>
-        <w:rPr>
-          <w:b/>
-        </w:rPr>
-        <w:t>同一批 `.feature` 文件</w:t>
-      </w:r>
-      <w:r>
-        <w:t>（单一来源，不做副本），满足"模型—测试—代码物理绑定"。</w:t>
-      </w:r>
-    </w:p>
-    <w:p>
-      <w:pPr>
-        <w:pStyle w:val="Heading1"/>
-      </w:pPr>
-      <w:r>
-        <w:t>六、端口</w:t>
-      </w:r>
-    </w:p>
-    <w:tbl>
-      <w:tblPr>
-        <w:tblStyle w:val="TableGrid"/>
-        <w:tblW w:type="auto" w:w="0"/>
-        <w:tblLook w:firstColumn="1" w:firstRow="1" w:lastColumn="0" w:lastRow="0" w:noHBand="0" w:noVBand="1" w:val="04A0"/>
-      </w:tblPr>
-      <w:tblGrid>
-        <w:gridCol w:w="3135"/>
-        <w:gridCol w:w="3135"/>
-        <w:gridCol w:w="3135"/>
-      </w:tblGrid>
-      <w:tr>
-        <w:tc>
-          <w:tcPr>
-            <w:tcW w:type="dxa" w:w="3135"/>
-          </w:tcPr>
-          <w:p/>
-        </w:tc>
-        <w:tc>
-          <w:tcPr>
-            <w:tcW w:type="dxa" w:w="3135"/>
-          </w:tcPr>
-          <w:p/>
-        </w:tc>
-        <w:tc>
-          <w:tcPr>
-            <w:tcW w:type="dxa" w:w="3135"/>
-          </w:tcPr>
-          <w:p/>
-        </w:tc>
-      </w:tr>
-      <w:tr>
-        <w:tc>
-          <w:tcPr>
-            <w:tcW w:type="dxa" w:w="3135"/>
-          </w:tcPr>
-          <w:p>
-            <w:r>
-              <w:rPr>
-                <w:rFonts w:ascii="Times New Roman" w:hAnsi="Times New Roman" w:eastAsia="宋体"/>
-                <w:sz w:val="18"/>
-              </w:rPr>
-              <w:t>服务</w:t>
-            </w:r>
-          </w:p>
-        </w:tc>
-        <w:tc>
-          <w:tcPr>
-            <w:tcW w:type="dxa" w:w="3135"/>
-          </w:tcPr>
-          <w:p>
-            <w:r>
-              <w:rPr>
-                <w:rFonts w:ascii="Times New Roman" w:hAnsi="Times New Roman" w:eastAsia="宋体"/>
-                <w:sz w:val="18"/>
-              </w:rPr>
-              <w:t>端口</w:t>
-            </w:r>
-          </w:p>
-        </w:tc>
-        <w:tc>
-          <w:tcPr>
-            <w:tcW w:type="dxa" w:w="3135"/>
-          </w:tcPr>
-          <w:p>
-            <w:r>
-              <w:rPr>
-                <w:rFonts w:ascii="Times New Roman" w:hAnsi="Times New Roman" w:eastAsia="宋体"/>
-                <w:sz w:val="18"/>
-              </w:rPr>
-              <w:t>说明</w:t>
+              <w:t>`verify/frontend-check-report.md`</w:t>
             </w:r>
           </w:p>
         </w:tc>
@@ -2783,43 +2446,43 @@
       <w:tr>
         <w:tc>
           <w:tcPr>
-            <w:tcW w:type="dxa" w:w="3135"/>
+            <w:tcW w:type="dxa" w:w="3324"/>
           </w:tcPr>
           <w:p>
             <w:r>
               <w:rPr>
                 <w:rFonts w:ascii="Times New Roman" w:hAnsi="Times New Roman" w:eastAsia="宋体"/>
-                <w:sz w:val="18"/>
+                <w:sz w:val="17"/>
               </w:rPr>
-              <w:t>Node 应用</w:t>
+              <w:t>真实浏览器测试</w:t>
             </w:r>
           </w:p>
         </w:tc>
         <w:tc>
           <w:tcPr>
-            <w:tcW w:type="dxa" w:w="3135"/>
+            <w:tcW w:type="dxa" w:w="3324"/>
           </w:tcPr>
           <w:p>
             <w:r>
               <w:rPr>
                 <w:rFonts w:ascii="Times New Roman" w:hAnsi="Times New Roman" w:eastAsia="宋体"/>
-                <w:sz w:val="18"/>
+                <w:sz w:val="17"/>
               </w:rPr>
-              <w:t>3111</w:t>
+              <w:t>32 / 32（连跑 3 次稳定）</w:t>
             </w:r>
           </w:p>
         </w:tc>
         <w:tc>
           <w:tcPr>
-            <w:tcW w:type="dxa" w:w="3135"/>
+            <w:tcW w:type="dxa" w:w="3324"/>
           </w:tcPr>
           <w:p>
             <w:r>
               <w:rPr>
                 <w:rFonts w:ascii="Times New Roman" w:hAnsi="Times New Roman" w:eastAsia="宋体"/>
-                <w:sz w:val="18"/>
+                <w:sz w:val="17"/>
               </w:rPr>
-              <w:t>仅监听回环。可用 `set PORT=xxxx` 覆盖</w:t>
+              <w:t>`verify/browser-test-report.md`</w:t>
             </w:r>
           </w:p>
         </w:tc>
@@ -2827,43 +2490,87 @@
       <w:tr>
         <w:tc>
           <w:tcPr>
-            <w:tcW w:type="dxa" w:w="3135"/>
+            <w:tcW w:type="dxa" w:w="3324"/>
           </w:tcPr>
           <w:p>
             <w:r>
               <w:rPr>
                 <w:rFonts w:ascii="Times New Roman" w:hAnsi="Times New Roman" w:eastAsia="宋体"/>
-                <w:sz w:val="18"/>
+                <w:sz w:val="17"/>
               </w:rPr>
-              <w:t>Spring Boot</w:t>
+              <w:t>Node BDD 执行器</w:t>
             </w:r>
           </w:p>
         </w:tc>
         <w:tc>
           <w:tcPr>
-            <w:tcW w:type="dxa" w:w="3135"/>
+            <w:tcW w:type="dxa" w:w="3324"/>
           </w:tcPr>
           <w:p>
             <w:r>
               <w:rPr>
                 <w:rFonts w:ascii="Times New Roman" w:hAnsi="Times New Roman" w:eastAsia="宋体"/>
-                <w:sz w:val="18"/>
+                <w:sz w:val="17"/>
               </w:rPr>
-              <w:t>8080</w:t>
+              <w:t>18 / 18</w:t>
             </w:r>
           </w:p>
         </w:tc>
         <w:tc>
           <w:tcPr>
-            <w:tcW w:type="dxa" w:w="3135"/>
+            <w:tcW w:type="dxa" w:w="3324"/>
           </w:tcPr>
           <w:p>
             <w:r>
               <w:rPr>
                 <w:rFonts w:ascii="Times New Roman" w:hAnsi="Times New Roman" w:eastAsia="宋体"/>
-                <w:sz w:val="18"/>
+                <w:sz w:val="17"/>
               </w:rPr>
-              <w:t>仅监听回环，本地 profile</w:t>
+              <w:t>`verify/report.md`</w:t>
+            </w:r>
+          </w:p>
+        </w:tc>
+      </w:tr>
+      <w:tr>
+        <w:tc>
+          <w:tcPr>
+            <w:tcW w:type="dxa" w:w="3324"/>
+          </w:tcPr>
+          <w:p>
+            <w:r>
+              <w:rPr>
+                <w:rFonts w:ascii="Times New Roman" w:hAnsi="Times New Roman" w:eastAsia="宋体"/>
+                <w:sz w:val="17"/>
+              </w:rPr>
+              <w:t>Node 冒烟</w:t>
+            </w:r>
+          </w:p>
+        </w:tc>
+        <w:tc>
+          <w:tcPr>
+            <w:tcW w:type="dxa" w:w="3324"/>
+          </w:tcPr>
+          <w:p>
+            <w:r>
+              <w:rPr>
+                <w:rFonts w:ascii="Times New Roman" w:hAnsi="Times New Roman" w:eastAsia="宋体"/>
+                <w:sz w:val="17"/>
+              </w:rPr>
+              <w:t>18 / 18</w:t>
+            </w:r>
+          </w:p>
+        </w:tc>
+        <w:tc>
+          <w:tcPr>
+            <w:tcW w:type="dxa" w:w="3324"/>
+          </w:tcPr>
+          <w:p>
+            <w:r>
+              <w:rPr>
+                <w:rFonts w:ascii="Times New Roman" w:hAnsi="Times New Roman" w:eastAsia="宋体"/>
+                <w:sz w:val="17"/>
+              </w:rPr>
+              <w:t>`app/smoke-report.md`</w:t>
             </w:r>
           </w:p>
         </w:tc>
@@ -2874,7 +2581,15 @@
         <w:ind w:left="283"/>
       </w:pPr>
       <w:r>
-        <w:t>注意：3000 在本机被系统拒绝（`EACCES`），故默认改用 3111。</w:t>
+        <w:t>演示数据重置：`verify/reset-demo-data.sql`（或用管理员的"重置数据"按钮）。</w:t>
+      </w:r>
+    </w:p>
+    <w:p>
+      <w:pPr>
+        <w:ind w:left="283"/>
+      </w:pPr>
+      <w:r>
+        <w:t>若 3111 端口被占用，可用 `set SMOKE_PORT=3112` 后再跑 Node 冒烟。</w:t>
       </w:r>
     </w:p>
     <w:p>
@@ -2892,26 +2607,26 @@
         <w:tblLook w:firstColumn="1" w:firstRow="1" w:lastColumn="0" w:lastRow="0" w:noHBand="0" w:noVBand="1" w:val="04A0"/>
       </w:tblPr>
       <w:tblGrid>
-        <w:gridCol w:w="3135"/>
-        <w:gridCol w:w="3135"/>
-        <w:gridCol w:w="3135"/>
+        <w:gridCol w:w="3324"/>
+        <w:gridCol w:w="3324"/>
+        <w:gridCol w:w="3324"/>
       </w:tblGrid>
       <w:tr>
         <w:tc>
           <w:tcPr>
-            <w:tcW w:type="dxa" w:w="3135"/>
+            <w:tcW w:type="dxa" w:w="3324"/>
           </w:tcPr>
           <w:p/>
         </w:tc>
         <w:tc>
           <w:tcPr>
-            <w:tcW w:type="dxa" w:w="3135"/>
+            <w:tcW w:type="dxa" w:w="3324"/>
           </w:tcPr>
           <w:p/>
         </w:tc>
         <w:tc>
           <w:tcPr>
-            <w:tcW w:type="dxa" w:w="3135"/>
+            <w:tcW w:type="dxa" w:w="3324"/>
           </w:tcPr>
           <w:p/>
         </w:tc>
@@ -2919,13 +2634,13 @@
       <w:tr>
         <w:tc>
           <w:tcPr>
-            <w:tcW w:type="dxa" w:w="3135"/>
+            <w:tcW w:type="dxa" w:w="3324"/>
           </w:tcPr>
           <w:p>
             <w:r>
               <w:rPr>
                 <w:rFonts w:ascii="Times New Roman" w:hAnsi="Times New Roman" w:eastAsia="宋体"/>
-                <w:sz w:val="18"/>
+                <w:sz w:val="17"/>
               </w:rPr>
               <w:t>现象</w:t>
             </w:r>
@@ -2933,13 +2648,13 @@
         </w:tc>
         <w:tc>
           <w:tcPr>
-            <w:tcW w:type="dxa" w:w="3135"/>
+            <w:tcW w:type="dxa" w:w="3324"/>
           </w:tcPr>
           <w:p>
             <w:r>
               <w:rPr>
                 <w:rFonts w:ascii="Times New Roman" w:hAnsi="Times New Roman" w:eastAsia="宋体"/>
-                <w:sz w:val="18"/>
+                <w:sz w:val="17"/>
               </w:rPr>
               <w:t>原因</w:t>
             </w:r>
@@ -2947,13 +2662,13 @@
         </w:tc>
         <w:tc>
           <w:tcPr>
-            <w:tcW w:type="dxa" w:w="3135"/>
+            <w:tcW w:type="dxa" w:w="3324"/>
           </w:tcPr>
           <w:p>
             <w:r>
               <w:rPr>
                 <w:rFonts w:ascii="Times New Roman" w:hAnsi="Times New Roman" w:eastAsia="宋体"/>
-                <w:sz w:val="18"/>
+                <w:sz w:val="17"/>
               </w:rPr>
               <w:t>解决</w:t>
             </w:r>
@@ -2963,43 +2678,43 @@
       <w:tr>
         <w:tc>
           <w:tcPr>
-            <w:tcW w:type="dxa" w:w="3135"/>
+            <w:tcW w:type="dxa" w:w="3324"/>
           </w:tcPr>
           <w:p>
             <w:r>
               <w:rPr>
                 <w:rFonts w:ascii="Times New Roman" w:hAnsi="Times New Roman" w:eastAsia="宋体"/>
-                <w:sz w:val="18"/>
+                <w:sz w:val="17"/>
               </w:rPr>
-              <w:t>`listen EACCES`</w:t>
+              <w:t>后端报 `Communications link failure`</w:t>
             </w:r>
           </w:p>
         </w:tc>
         <w:tc>
           <w:tcPr>
-            <w:tcW w:type="dxa" w:w="3135"/>
+            <w:tcW w:type="dxa" w:w="3324"/>
           </w:tcPr>
           <w:p>
             <w:r>
               <w:rPr>
                 <w:rFonts w:ascii="Times New Roman" w:hAnsi="Times New Roman" w:eastAsia="宋体"/>
-                <w:sz w:val="18"/>
+                <w:sz w:val="17"/>
               </w:rPr>
-              <w:t>端口受限</w:t>
+              <w:t>MySQL 未启动</w:t>
             </w:r>
           </w:p>
         </w:tc>
         <w:tc>
           <w:tcPr>
-            <w:tcW w:type="dxa" w:w="3135"/>
+            <w:tcW w:type="dxa" w:w="3324"/>
           </w:tcPr>
           <w:p>
             <w:r>
               <w:rPr>
                 <w:rFonts w:ascii="Times New Roman" w:hAnsi="Times New Roman" w:eastAsia="宋体"/>
-                <w:sz w:val="18"/>
+                <w:sz w:val="17"/>
               </w:rPr>
-              <w:t>换端口：`set PORT=3111`</w:t>
+              <w:t>先执行 `E:\dev\start-mysql.cmd`</w:t>
             </w:r>
           </w:p>
         </w:tc>
@@ -3007,43 +2722,43 @@
       <w:tr>
         <w:tc>
           <w:tcPr>
-            <w:tcW w:type="dxa" w:w="3135"/>
+            <w:tcW w:type="dxa" w:w="3324"/>
           </w:tcPr>
           <w:p>
             <w:r>
               <w:rPr>
                 <w:rFonts w:ascii="Times New Roman" w:hAnsi="Times New Roman" w:eastAsia="宋体"/>
-                <w:sz w:val="18"/>
+                <w:sz w:val="17"/>
               </w:rPr>
-              <w:t>`mvn` 报 JAVA_HOME 未设置</w:t>
+              <w:t>页面一直停在登录页并提示登录过期</w:t>
             </w:r>
           </w:p>
         </w:tc>
         <w:tc>
           <w:tcPr>
-            <w:tcW w:type="dxa" w:w="3135"/>
+            <w:tcW w:type="dxa" w:w="3324"/>
           </w:tcPr>
           <w:p>
             <w:r>
               <w:rPr>
                 <w:rFonts w:ascii="Times New Roman" w:hAnsi="Times New Roman" w:eastAsia="宋体"/>
-                <w:sz w:val="18"/>
+                <w:sz w:val="17"/>
               </w:rPr>
-              <w:t>未执行 `env.cmd`</w:t>
+              <w:t>令牌 8 小时失效 或 后端重启</w:t>
             </w:r>
           </w:p>
         </w:tc>
         <w:tc>
           <w:tcPr>
-            <w:tcW w:type="dxa" w:w="3135"/>
+            <w:tcW w:type="dxa" w:w="3324"/>
           </w:tcPr>
           <w:p>
             <w:r>
               <w:rPr>
                 <w:rFonts w:ascii="Times New Roman" w:hAnsi="Times New Roman" w:eastAsia="宋体"/>
-                <w:sz w:val="18"/>
+                <w:sz w:val="17"/>
               </w:rPr>
-              <w:t>先运行 `E:\dev\env.cmd`</w:t>
+              <w:t>重新登录即可</w:t>
             </w:r>
           </w:p>
         </w:tc>
@@ -3051,43 +2766,43 @@
       <w:tr>
         <w:tc>
           <w:tcPr>
-            <w:tcW w:type="dxa" w:w="3135"/>
+            <w:tcW w:type="dxa" w:w="3324"/>
           </w:tcPr>
           <w:p>
             <w:r>
               <w:rPr>
                 <w:rFonts w:ascii="Times New Roman" w:hAnsi="Times New Roman" w:eastAsia="宋体"/>
-                <w:sz w:val="18"/>
+                <w:sz w:val="17"/>
               </w:rPr>
-              <w:t>依赖下载慢</w:t>
+              <w:t>打包报 `Unable to rename ... jar`</w:t>
             </w:r>
           </w:p>
         </w:tc>
         <w:tc>
           <w:tcPr>
-            <w:tcW w:type="dxa" w:w="3135"/>
+            <w:tcW w:type="dxa" w:w="3324"/>
           </w:tcPr>
           <w:p>
             <w:r>
               <w:rPr>
                 <w:rFonts w:ascii="Times New Roman" w:hAnsi="Times New Roman" w:eastAsia="宋体"/>
-                <w:sz w:val="18"/>
+                <w:sz w:val="17"/>
               </w:rPr>
-              <w:t>未走镜像</w:t>
+              <w:t>JAR 被运行中的进程占用</w:t>
             </w:r>
           </w:p>
         </w:tc>
         <w:tc>
           <w:tcPr>
-            <w:tcW w:type="dxa" w:w="3135"/>
+            <w:tcW w:type="dxa" w:w="3324"/>
           </w:tcPr>
           <w:p>
             <w:r>
               <w:rPr>
                 <w:rFonts w:ascii="Times New Roman" w:hAnsi="Times New Roman" w:eastAsia="宋体"/>
-                <w:sz w:val="18"/>
+                <w:sz w:val="17"/>
               </w:rPr>
-              <w:t>确认使用 `-s E:\dev\maven\conf\settings-dev.xml`</w:t>
+              <w:t>先停止后端再打包</w:t>
             </w:r>
           </w:p>
         </w:tc>
@@ -3095,43 +2810,43 @@
       <w:tr>
         <w:tc>
           <w:tcPr>
-            <w:tcW w:type="dxa" w:w="3135"/>
+            <w:tcW w:type="dxa" w:w="3324"/>
           </w:tcPr>
           <w:p>
             <w:r>
               <w:rPr>
                 <w:rFonts w:ascii="Times New Roman" w:hAnsi="Times New Roman" w:eastAsia="宋体"/>
-                <w:sz w:val="18"/>
+                <w:sz w:val="17"/>
               </w:rPr>
-              <w:t>打包报 `Unable to rename ... jar`</w:t>
+              <w:t>接口返回中文乱码</w:t>
             </w:r>
           </w:p>
         </w:tc>
         <w:tc>
           <w:tcPr>
-            <w:tcW w:type="dxa" w:w="3135"/>
+            <w:tcW w:type="dxa" w:w="3324"/>
           </w:tcPr>
           <w:p>
             <w:r>
               <w:rPr>
                 <w:rFonts w:ascii="Times New Roman" w:hAnsi="Times New Roman" w:eastAsia="宋体"/>
-                <w:sz w:val="18"/>
+                <w:sz w:val="17"/>
               </w:rPr>
-              <w:t>JAR 被运行中的进程占用</w:t>
+              <w:t>本地 SQL 脚本编码</w:t>
             </w:r>
           </w:p>
         </w:tc>
         <w:tc>
           <w:tcPr>
-            <w:tcW w:type="dxa" w:w="3135"/>
+            <w:tcW w:type="dxa" w:w="3324"/>
           </w:tcPr>
           <w:p>
             <w:r>
               <w:rPr>
                 <w:rFonts w:ascii="Times New Roman" w:hAnsi="Times New Roman" w:eastAsia="宋体"/>
-                <w:sz w:val="18"/>
+                <w:sz w:val="17"/>
               </w:rPr>
-              <w:t>先停止后端，再打包</w:t>
+              <w:t>已设 `spring.sql.init.encoding: UTF-8`</w:t>
             </w:r>
           </w:p>
         </w:tc>
@@ -3139,131 +2854,43 @@
       <w:tr>
         <w:tc>
           <w:tcPr>
-            <w:tcW w:type="dxa" w:w="3135"/>
+            <w:tcW w:type="dxa" w:w="3324"/>
           </w:tcPr>
           <w:p>
             <w:r>
               <w:rPr>
                 <w:rFonts w:ascii="Times New Roman" w:hAnsi="Times New Roman" w:eastAsia="宋体"/>
-                <w:sz w:val="18"/>
+                <w:sz w:val="17"/>
               </w:rPr>
-              <w:t>接口返回中文乱码</w:t>
+              <w:t>浏览器测试报缺少模块</w:t>
             </w:r>
           </w:p>
         </w:tc>
         <w:tc>
           <w:tcPr>
-            <w:tcW w:type="dxa" w:w="3135"/>
+            <w:tcW w:type="dxa" w:w="3324"/>
           </w:tcPr>
           <w:p>
             <w:r>
               <w:rPr>
                 <w:rFonts w:ascii="Times New Roman" w:hAnsi="Times New Roman" w:eastAsia="宋体"/>
-                <w:sz w:val="18"/>
+                <w:sz w:val="17"/>
               </w:rPr>
-              <w:t>本地 SQL 脚本编码</w:t>
+              <w:t>未设置 NODE_PATH</w:t>
             </w:r>
           </w:p>
         </w:tc>
         <w:tc>
           <w:tcPr>
-            <w:tcW w:type="dxa" w:w="3135"/>
+            <w:tcW w:type="dxa" w:w="3324"/>
           </w:tcPr>
           <w:p>
             <w:r>
               <w:rPr>
                 <w:rFonts w:ascii="Times New Roman" w:hAnsi="Times New Roman" w:eastAsia="宋体"/>
-                <w:sz w:val="18"/>
+                <w:sz w:val="17"/>
               </w:rPr>
-              <w:t>已在 `application-local.yml` 设 `spring.sql.init.encoding: UTF-8`</w:t>
-            </w:r>
-          </w:p>
-        </w:tc>
-      </w:tr>
-      <w:tr>
-        <w:tc>
-          <w:tcPr>
-            <w:tcW w:type="dxa" w:w="3135"/>
-          </w:tcPr>
-          <w:p>
-            <w:r>
-              <w:rPr>
-                <w:rFonts w:ascii="Times New Roman" w:hAnsi="Times New Roman" w:eastAsia="宋体"/>
-                <w:sz w:val="18"/>
-              </w:rPr>
-              <w:t>健康检查为 DOWN</w:t>
-            </w:r>
-          </w:p>
-        </w:tc>
-        <w:tc>
-          <w:tcPr>
-            <w:tcW w:type="dxa" w:w="3135"/>
-          </w:tcPr>
-          <w:p>
-            <w:r>
-              <w:rPr>
-                <w:rFonts w:ascii="Times New Roman" w:hAnsi="Times New Roman" w:eastAsia="宋体"/>
-                <w:sz w:val="18"/>
-              </w:rPr>
-              <w:t>本地未启动 Redis</w:t>
-            </w:r>
-          </w:p>
-        </w:tc>
-        <w:tc>
-          <w:tcPr>
-            <w:tcW w:type="dxa" w:w="3135"/>
-          </w:tcPr>
-          <w:p>
-            <w:r>
-              <w:rPr>
-                <w:rFonts w:ascii="Times New Roman" w:hAnsi="Times New Roman" w:eastAsia="宋体"/>
-                <w:sz w:val="18"/>
-              </w:rPr>
-              <w:t>已在 local profile 关闭 Redis 健康检查</w:t>
-            </w:r>
-          </w:p>
-        </w:tc>
-      </w:tr>
-      <w:tr>
-        <w:tc>
-          <w:tcPr>
-            <w:tcW w:type="dxa" w:w="3135"/>
-          </w:tcPr>
-          <w:p>
-            <w:r>
-              <w:rPr>
-                <w:rFonts w:ascii="Times New Roman" w:hAnsi="Times New Roman" w:eastAsia="宋体"/>
-                <w:sz w:val="18"/>
-              </w:rPr>
-              <w:t>想重置数据</w:t>
-            </w:r>
-          </w:p>
-        </w:tc>
-        <w:tc>
-          <w:tcPr>
-            <w:tcW w:type="dxa" w:w="3135"/>
-          </w:tcPr>
-          <w:p>
-            <w:r>
-              <w:rPr>
-                <w:rFonts w:ascii="Times New Roman" w:hAnsi="Times New Roman" w:eastAsia="宋体"/>
-                <w:sz w:val="18"/>
-              </w:rPr>
-              <w:t>—</w:t>
-            </w:r>
-          </w:p>
-        </w:tc>
-        <w:tc>
-          <w:tcPr>
-            <w:tcW w:type="dxa" w:w="3135"/>
-          </w:tcPr>
-          <w:p>
-            <w:r>
-              <w:rPr>
-                <w:rFonts w:ascii="Times New Roman" w:hAnsi="Times New Roman" w:eastAsia="宋体"/>
-                <w:sz w:val="18"/>
-              </w:rPr>
-              <w:t>Node：删 `app/data/db.json`；Java：重启即可（内存库）</w:t>
+              <w:t>`set NODE_PATH=E:\dev\pw\node_modules`</w:t>
             </w:r>
           </w:p>
         </w:tc>
@@ -3274,7 +2901,47 @@
         <w:pStyle w:val="Heading1"/>
       </w:pPr>
       <w:r>
-        <w:t>八、卸载 / 迁移</w:t>
+        <w:t>八、Node 参考实现（备选）</w:t>
+      </w:r>
+    </w:p>
+    <w:p>
+      <w:r>
+        <w:t>`09-代码实现与迭代/app` 是最早的零依赖 Node 实现，现作为</w:t>
+      </w:r>
+      <w:r>
+        <w:rPr>
+          <w:b/>
+        </w:rPr>
+        <w:t>参考实现与对照</w:t>
+      </w:r>
+      <w:r>
+        <w:t xml:space="preserve">保留（业务规则语义与 Java 版一致），接口在 </w:t>
+      </w:r>
+      <w:r>
+        <w:rPr>
+          <w:b/>
+        </w:rPr>
+        <w:t>3111</w:t>
+      </w:r>
+      <w:r>
+        <w:t>、数据存 JSON 文件。</w:t>
+      </w:r>
+      <w:r>
+        <w:rPr>
+          <w:b/>
+        </w:rPr>
+        <w:t>两套数据互不相通</w:t>
+      </w:r>
+      <w:r>
+        <w:t>，日常演示请使用统一页面（8080）。</w:t>
+      </w:r>
+    </w:p>
+    <w:p>
+      <w:pPr>
+        <w:pStyle w:val="Heading1"/>
+      </w:pPr>
+      <w:r>
+        <w:t>九、卸载 / 迁移</w:t>
       </w:r>
     </w:p>
     <w:p>
@@ -3282,7 +2949,7 @@
         <w:ind w:left="420"/>
       </w:pPr>
       <w:r>
-        <w:t>• 删除 `E:\dev` 即可完全清除本套环境（**不影响 C 盘与系统环境变量**）。</w:t>
+        <w:t>• 删除 `E:\dev` 即可完全清除环境（不影响 C 盘与系统环境变量）。</w:t>
       </w:r>
     </w:p>
     <w:p>
@@ -3298,12 +2965,12 @@
         <w:ind w:left="420"/>
       </w:pPr>
       <w:r>
-        <w:t>• 后端构建产物在 `backend\target`，已加入 `.gitignore`，可随时删除。</w:t>
+        <w:t>• 后端构建产物 `backend\target`、运行日志 `backend\logs` 已在 `.gitignore` 中。</w:t>
       </w:r>
     </w:p>
     <w:sectPr>
       <w:pgSz w:w="12240" w:h="15840"/>
-      <w:pgMar w:top="1247" w:right="1417" w:bottom="1247" w:left="1417" w:header="720" w:footer="720" w:gutter="0"/>
+      <w:pgMar w:top="1134" w:right="1134" w:bottom="1134" w:left="1134" w:header="720" w:footer="720" w:gutter="0"/>
       <w:cols w:space="720"/>
       <w:docGrid w:linePitch="360"/>
     </w:sectPr>
@@ -3675,12 +3342,12 @@
     <w:qFormat/>
     <w:rsid w:val="00FC693F"/>
     <w:pPr>
-      <w:spacing w:line="336" w:lineRule="auto"/>
+      <w:spacing w:line="324" w:lineRule="auto"/>
     </w:pPr>
     <w:rPr>
       <w:rFonts w:ascii="Times New Roman" w:hAnsi="Times New Roman" w:eastAsia="宋体"/>
       <w:b w:val="0"/>
-      <w:sz w:val="24"/>
+      <w:sz w:val="21"/>
     </w:rPr>
   </w:style>
   <w:style w:type="paragraph" w:styleId="Header">
@@ -3746,7 +3413,7 @@
       <w:b/>
       <w:bCs/>
       <w:color w:val="365F91" w:themeColor="accent1" w:themeShade="BF"/>
-      <w:sz w:val="32"/>
+      <w:sz w:val="30"/>
       <w:szCs w:val="28"/>
     </w:rPr>
   </w:style>
@@ -3770,7 +3437,7 @@
       <w:b/>
       <w:bCs/>
       <w:color w:val="4F81BD" w:themeColor="accent1"/>
-      <w:sz w:val="28"/>
+      <w:sz w:val="26"/>
       <w:szCs w:val="26"/>
     </w:rPr>
   </w:style>

--- a/本地运行手册.docx
+++ b/本地运行手册.docx
@@ -1059,6 +1059,66 @@
                 <w:rFonts w:ascii="Times New Roman" w:hAnsi="Times New Roman" w:eastAsia="宋体"/>
                 <w:sz w:val="17"/>
               </w:rPr>
+              <w:t>**`E:\dev\start-system.cmd`**</w:t>
+            </w:r>
+          </w:p>
+        </w:tc>
+        <w:tc>
+          <w:tcPr>
+            <w:tcW w:type="dxa" w:w="4986"/>
+          </w:tcPr>
+          <w:p>
+            <w:r>
+              <w:rPr>
+                <w:rFonts w:ascii="Times New Roman" w:hAnsi="Times New Roman" w:eastAsia="宋体"/>
+                <w:sz w:val="17"/>
+              </w:rPr>
+              <w:t>**一键启动整套系统**：MySQL → 后端 → 自动打开浏览器（推荐）</w:t>
+            </w:r>
+          </w:p>
+        </w:tc>
+      </w:tr>
+      <w:tr>
+        <w:tc>
+          <w:tcPr>
+            <w:tcW w:type="dxa" w:w="4986"/>
+          </w:tcPr>
+          <w:p>
+            <w:r>
+              <w:rPr>
+                <w:rFonts w:ascii="Times New Roman" w:hAnsi="Times New Roman" w:eastAsia="宋体"/>
+                <w:sz w:val="17"/>
+              </w:rPr>
+              <w:t>`E:\dev\start-system.js`</w:t>
+            </w:r>
+          </w:p>
+        </w:tc>
+        <w:tc>
+          <w:tcPr>
+            <w:tcW w:type="dxa" w:w="4986"/>
+          </w:tcPr>
+          <w:p>
+            <w:r>
+              <w:rPr>
+                <w:rFonts w:ascii="Times New Roman" w:hAnsi="Times New Roman" w:eastAsia="宋体"/>
+                <w:sz w:val="17"/>
+              </w:rPr>
+              <w:t>一键启动器的实现（Node；含中文路径、就绪等待、失败回退与日志诊断）</w:t>
+            </w:r>
+          </w:p>
+        </w:tc>
+      </w:tr>
+      <w:tr>
+        <w:tc>
+          <w:tcPr>
+            <w:tcW w:type="dxa" w:w="4986"/>
+          </w:tcPr>
+          <w:p>
+            <w:r>
+              <w:rPr>
+                <w:rFonts w:ascii="Times New Roman" w:hAnsi="Times New Roman" w:eastAsia="宋体"/>
+                <w:sz w:val="17"/>
+              </w:rPr>
               <w:t>`E:\dev\start-mysql.cmd`</w:t>
             </w:r>
           </w:p>
@@ -1073,7 +1133,7 @@
                 <w:rFonts w:ascii="Times New Roman" w:hAnsi="Times New Roman" w:eastAsia="宋体"/>
                 <w:sz w:val="17"/>
               </w:rPr>
-              <w:t>一键启动便携 MySQL（端口 3307）</w:t>
+              <w:t>单独启动便携 MySQL（独立窗口 + 就绪检测 + 失败时暂停显示原因）</w:t>
             </w:r>
           </w:p>
         </w:tc>
@@ -1168,13 +1228,134 @@
           </w:p>
         </w:tc>
       </w:tr>
+      <w:tr>
+        <w:tc>
+          <w:tcPr>
+            <w:tcW w:type="dxa" w:w="4986"/>
+          </w:tcPr>
+          <w:p>
+            <w:r>
+              <w:rPr>
+                <w:rFonts w:ascii="Times New Roman" w:hAnsi="Times New Roman" w:eastAsia="宋体"/>
+                <w:sz w:val="17"/>
+              </w:rPr>
+              <w:t>`E:\dev\mysql\logs\mysqld-launcher.log`</w:t>
+            </w:r>
+          </w:p>
+        </w:tc>
+        <w:tc>
+          <w:tcPr>
+            <w:tcW w:type="dxa" w:w="4986"/>
+          </w:tcPr>
+          <w:p>
+            <w:r>
+              <w:rPr>
+                <w:rFonts w:ascii="Times New Roman" w:hAnsi="Times New Roman" w:eastAsia="宋体"/>
+                <w:sz w:val="17"/>
+              </w:rPr>
+              <w:t>MySQL 由启动器拉起时的输出日志（排查启动失败看这里）</w:t>
+            </w:r>
+          </w:p>
+        </w:tc>
+      </w:tr>
     </w:tbl>
     <w:p>
       <w:pPr>
         <w:pStyle w:val="Heading1"/>
       </w:pPr>
       <w:r>
-        <w:t>四、启动系统（三步）</w:t>
+        <w:t>四、启动系统</w:t>
+      </w:r>
+    </w:p>
+    <w:p>
+      <w:pPr>
+        <w:pStyle w:val="Heading2"/>
+      </w:pPr>
+      <w:r>
+        <w:t>方式一：一键启动（推荐）</w:t>
+      </w:r>
+    </w:p>
+    <w:p>
+      <w:r>
+        <w:rPr>
+          <w:b/>
+        </w:rPr>
+        <w:t>双击 `E:\dev\start-system.cmd`</w:t>
+      </w:r>
+      <w:r>
+        <w:t>，它会依次完成：</w:t>
+      </w:r>
+    </w:p>
+    <w:p>
+      <w:pPr>
+        <w:ind w:left="420"/>
+      </w:pPr>
+      <w:r>
+        <w:t>1. 检测并启动 MySQL（端口 3307，</w:t>
+      </w:r>
+      <w:r>
+        <w:rPr>
+          <w:b/>
+        </w:rPr>
+        <w:t>后台常驻、不额外占窗口</w:t>
+      </w:r>
+      <w:r>
+        <w:t>）</w:t>
+      </w:r>
+    </w:p>
+    <w:p>
+      <w:pPr>
+        <w:ind w:left="420"/>
+      </w:pPr>
+      <w:r>
+        <w:t>2. 等待数据库就绪（最多 40 秒，超时会打印 MySQL 日志并</w:t>
+      </w:r>
+      <w:r>
+        <w:rPr>
+          <w:b/>
+        </w:rPr>
+        <w:t>自动回退到免数据库的 local 模式</w:t>
+      </w:r>
+      <w:r>
+        <w:t>）</w:t>
+      </w:r>
+    </w:p>
+    <w:p>
+      <w:pPr>
+        <w:ind w:left="420"/>
+      </w:pPr>
+      <w:r>
+        <w:t>3. 在新窗口启动后端（Flyway 自动执行迁移 V1–V10 并按需初始化账号）</w:t>
+      </w:r>
+    </w:p>
+    <w:p>
+      <w:pPr>
+        <w:ind w:left="420"/>
+      </w:pPr>
+      <w:r>
+        <w:t>4. 等待后端就绪后</w:t>
+      </w:r>
+      <w:r>
+        <w:rPr>
+          <w:b/>
+        </w:rPr>
+        <w:t>自动打开浏览器</w:t>
+      </w:r>
+    </w:p>
+    <w:p>
+      <w:pPr>
+        <w:ind w:left="283"/>
+      </w:pPr>
+      <w:r>
+        <w:t>MySQL 启动失败时不会卡住：脚本会打印日志末尾，并用 H2 内存库把系统先跑起来（此时数据重启即重置）。</w:t>
+      </w:r>
+    </w:p>
+    <w:p>
+      <w:pPr>
+        <w:pStyle w:val="Heading2"/>
+      </w:pPr>
+      <w:r>
+        <w:t>方式二：手动三步（排查问题时用）</w:t>
       </w:r>
     </w:p>
     <w:p>
@@ -1187,7 +1368,7 @@
           <w:rFonts w:ascii="Consolas" w:hAnsi="Consolas" w:eastAsia="宋体"/>
           <w:sz w:val="18"/>
         </w:rPr>
-        <w:t>:: 1) 启动数据库</w:t>
+        <w:t>:: 1) 启动数据库（独立窗口，请保持开启）</w:t>
       </w:r>
     </w:p>
     <w:p>
@@ -1252,7 +1433,7 @@
           <w:rFonts w:ascii="Consolas" w:hAnsi="Consolas" w:eastAsia="宋体"/>
           <w:sz w:val="18"/>
         </w:rPr>
-        <w:t>java -jar target\gym-backend-1.0.0.jar --spring.profiles.active=mysql --server.port=8080</w:t>
+        <w:t>"E:\dev\jdk-17\bin\java.exe" -jar target\gym-backend-1.0.0.jar --spring.profiles.active=mysql --server.port=8080</w:t>
       </w:r>
     </w:p>
     <w:p>
@@ -1292,6 +1473,40 @@
           <w:sz w:val="18"/>
         </w:rPr>
         <w:t>start http://127.0.0.1:8080/</w:t>
+      </w:r>
+    </w:p>
+    <w:p>
+      <w:pPr>
+        <w:pStyle w:val="Heading2"/>
+      </w:pPr>
+      <w:r>
+        <w:t>停止</w:t>
+      </w:r>
+    </w:p>
+    <w:p>
+      <w:pPr>
+        <w:spacing w:line="240" w:lineRule="auto"/>
+        <w:ind w:left="283"/>
+      </w:pPr>
+      <w:r>
+        <w:rPr>
+          <w:rFonts w:ascii="Consolas" w:hAnsi="Consolas" w:eastAsia="宋体"/>
+          <w:sz w:val="18"/>
+        </w:rPr>
+        <w:t>taskkill /IM java.exe /F</w:t>
+      </w:r>
+    </w:p>
+    <w:p>
+      <w:pPr>
+        <w:spacing w:line="240" w:lineRule="auto"/>
+        <w:ind w:left="283"/>
+      </w:pPr>
+      <w:r>
+        <w:rPr>
+          <w:rFonts w:ascii="Consolas" w:hAnsi="Consolas" w:eastAsia="宋体"/>
+          <w:sz w:val="18"/>
+        </w:rPr>
+        <w:t>taskkill /IM mysqld.exe /F</w:t>
       </w:r>
     </w:p>
     <w:tbl>
@@ -2589,7 +2804,7 @@
         <w:ind w:left="283"/>
       </w:pPr>
       <w:r>
-        <w:t>若 3111 端口被占用，可用 `set SMOKE_PORT=3112` 后再跑 Node 冒烟。</w:t>
+        <w:t>若 3111 端口被占用，可用 `set SMOKE_PORT=3211` 后再跑 Node 冒烟（3112 在部分机器上被系统保留，会报 `EACCES`）。</w:t>
       </w:r>
     </w:p>
     <w:p>
@@ -2714,7 +2929,51 @@
                 <w:rFonts w:ascii="Times New Roman" w:hAnsi="Times New Roman" w:eastAsia="宋体"/>
                 <w:sz w:val="17"/>
               </w:rPr>
-              <w:t>先执行 `E:\dev\start-mysql.cmd`</w:t>
+              <w:t>直接双击 `E:\dev\start-system.cmd`（会自动拉起 MySQL）；或先跑 `E:\dev\start-mysql.cmd`</w:t>
+            </w:r>
+          </w:p>
+        </w:tc>
+      </w:tr>
+      <w:tr>
+        <w:tc>
+          <w:tcPr>
+            <w:tcW w:type="dxa" w:w="3324"/>
+          </w:tcPr>
+          <w:p>
+            <w:r>
+              <w:rPr>
+                <w:rFonts w:ascii="Times New Roman" w:hAnsi="Times New Roman" w:eastAsia="宋体"/>
+                <w:sz w:val="17"/>
+              </w:rPr>
+              <w:t>双击 `start-mysql.cmd` 窗口一闪就没反应</w:t>
+            </w:r>
+          </w:p>
+        </w:tc>
+        <w:tc>
+          <w:tcPr>
+            <w:tcW w:type="dxa" w:w="3324"/>
+          </w:tcPr>
+          <w:p>
+            <w:r>
+              <w:rPr>
+                <w:rFonts w:ascii="Times New Roman" w:hAnsi="Times New Roman" w:eastAsia="宋体"/>
+                <w:sz w:val="17"/>
+              </w:rPr>
+              <w:t>旧版本脚本缺陷（已修复：`start /B` 无独立窗口 + 无暂停 + LF 换行）</w:t>
+            </w:r>
+          </w:p>
+        </w:tc>
+        <w:tc>
+          <w:tcPr>
+            <w:tcW w:type="dxa" w:w="3324"/>
+          </w:tcPr>
+          <w:p>
+            <w:r>
+              <w:rPr>
+                <w:rFonts w:ascii="Times New Roman" w:hAnsi="Times New Roman" w:eastAsia="宋体"/>
+                <w:sz w:val="17"/>
+              </w:rPr>
+              <w:t>使用当前版本的脚本；脚本现会等待就绪并在失败时暂停显示原因</w:t>
             </w:r>
           </w:p>
         </w:tc>
